--- a/docs/papers/compsac-2027-zh.docx
+++ b/docs/papers/compsac-2027-zh.docx
@@ -4546,6 +4546,7 @@
           <w:p>
             <w:pPr>
               <w:pStyle w:val="TableCell"/>
+              <w:keepNext/>
               <w:ind w:firstLine="0"/>
               <w:jc w:val="left"/>
             </w:pPr>
@@ -4561,6 +4562,7 @@
           <w:p>
             <w:pPr>
               <w:pStyle w:val="TableCell"/>
+              <w:keepNext/>
               <w:ind w:firstLine="0"/>
               <w:jc w:val="left"/>
             </w:pPr>
@@ -4576,6 +4578,7 @@
           <w:p>
             <w:pPr>
               <w:pStyle w:val="TableCell"/>
+              <w:keepNext/>
               <w:ind w:firstLine="0"/>
               <w:jc w:val="left"/>
             </w:pPr>
@@ -4591,6 +4594,7 @@
           <w:p>
             <w:pPr>
               <w:pStyle w:val="TableCell"/>
+              <w:keepNext/>
               <w:ind w:firstLine="0"/>
               <w:jc w:val="left"/>
             </w:pPr>
@@ -4606,6 +4610,7 @@
           <w:p>
             <w:pPr>
               <w:pStyle w:val="TableCell"/>
+              <w:keepNext/>
               <w:ind w:firstLine="0"/>
               <w:jc w:val="left"/>
             </w:pPr>
@@ -4621,11 +4626,410 @@
           <w:p>
             <w:pPr>
               <w:pStyle w:val="TableCell"/>
+              <w:keepNext/>
               <w:ind w:firstLine="0"/>
               <w:jc w:val="left"/>
             </w:pPr>
             <w:r>
               <w:t xml:space="preserve">表 VII「修正後」；規則在這 7 個系統上歸納，不是 hold-out 數字（hold-out 見表 VIII）</w:t>
+            </w:r>
+          </w:p>
+        </w:tc>
+      </w:tr>
+      <w:tr>
+        <w:trPr>
+          <w:cantSplit/>
+        </w:trPr>
+        <w:tc>
+          <w:tcPr>
+            <w:tcW w:w="1250" w:type="dxa"/>
+          </w:tcPr>
+          <w:p>
+            <w:pPr>
+              <w:pStyle w:val="TableCell"/>
+              <w:keepNext/>
+              <w:ind w:firstLine="0"/>
+              <w:jc w:val="left"/>
+            </w:pPr>
+            <w:r>
+              <w:t xml:space="preserve">hold-out 5 系統：零檔案</w:t>
+            </w:r>
+          </w:p>
+        </w:tc>
+        <w:tc>
+          <w:tcPr>
+            <w:tcW w:w="1050" w:type="dxa"/>
+          </w:tcPr>
+          <w:p>
+            <w:pPr>
+              <w:pStyle w:val="TableCell"/>
+              <w:keepNext/>
+              <w:ind w:firstLine="0"/>
+              <w:jc w:val="left"/>
+            </w:pPr>
+            <w:r>
+              <w:t xml:space="preserve">repo 網址＋元件清單</w:t>
+            </w:r>
+          </w:p>
+        </w:tc>
+        <w:tc>
+          <w:tcPr>
+            <w:tcW w:w="420" w:type="dxa"/>
+          </w:tcPr>
+          <w:p>
+            <w:pPr>
+              <w:pStyle w:val="TableCell"/>
+              <w:keepNext/>
+              <w:ind w:firstLine="0"/>
+              <w:jc w:val="left"/>
+            </w:pPr>
+            <w:r>
+              <w:t xml:space="preserve">0.51</w:t>
+            </w:r>
+          </w:p>
+        </w:tc>
+        <w:tc>
+          <w:tcPr>
+            <w:tcW w:w="420" w:type="dxa"/>
+          </w:tcPr>
+          <w:p>
+            <w:pPr>
+              <w:pStyle w:val="TableCell"/>
+              <w:keepNext/>
+              <w:ind w:firstLine="0"/>
+              <w:jc w:val="left"/>
+            </w:pPr>
+            <w:r>
+              <w:t xml:space="preserve">0.61</w:t>
+            </w:r>
+          </w:p>
+        </w:tc>
+        <w:tc>
+          <w:tcPr>
+            <w:tcW w:w="420" w:type="dxa"/>
+          </w:tcPr>
+          <w:p>
+            <w:pPr>
+              <w:pStyle w:val="TableCell"/>
+              <w:keepNext/>
+              <w:ind w:firstLine="0"/>
+              <w:jc w:val="left"/>
+            </w:pPr>
+            <w:r>
+              <w:t xml:space="preserve">0.55</w:t>
+            </w:r>
+          </w:p>
+        </w:tc>
+        <w:tc>
+          <w:tcPr>
+            <w:tcW w:w="1480" w:type="dxa"/>
+          </w:tcPr>
+          <w:p>
+            <w:pPr>
+              <w:pStyle w:val="TableCell"/>
+              <w:keepNext/>
+              <w:ind w:firstLine="0"/>
+              <w:jc w:val="left"/>
+            </w:pPr>
+            <w:r>
+              <w:t xml:space="preserve">越冷門越差：yas 0.37／0.29、opentelemetry-demo 0.35／0.37</w:t>
+            </w:r>
+          </w:p>
+        </w:tc>
+      </w:tr>
+      <w:tr>
+        <w:trPr>
+          <w:cantSplit/>
+        </w:trPr>
+        <w:tc>
+          <w:tcPr>
+            <w:tcW w:w="1250" w:type="dxa"/>
+          </w:tcPr>
+          <w:p>
+            <w:pPr>
+              <w:pStyle w:val="TableCell"/>
+              <w:keepNext/>
+              <w:ind w:firstLine="0"/>
+              <w:jc w:val="left"/>
+            </w:pPr>
+            <w:r>
+              <w:t xml:space="preserve">hold-out 5 系統：給檔案</w:t>
+            </w:r>
+          </w:p>
+        </w:tc>
+        <w:tc>
+          <w:tcPr>
+            <w:tcW w:w="1050" w:type="dxa"/>
+          </w:tcPr>
+          <w:p>
+            <w:pPr>
+              <w:pStyle w:val="TableCell"/>
+              <w:keepNext/>
+              <w:ind w:firstLine="0"/>
+              <w:jc w:val="left"/>
+            </w:pPr>
+            <w:r>
+              <w:t xml:space="preserve">元件清單＋預算內檔案</w:t>
+            </w:r>
+          </w:p>
+        </w:tc>
+        <w:tc>
+          <w:tcPr>
+            <w:tcW w:w="420" w:type="dxa"/>
+          </w:tcPr>
+          <w:p>
+            <w:pPr>
+              <w:pStyle w:val="TableCell"/>
+              <w:keepNext/>
+              <w:ind w:firstLine="0"/>
+              <w:jc w:val="left"/>
+            </w:pPr>
+            <w:r>
+              <w:t xml:space="preserve">0.79</w:t>
+            </w:r>
+          </w:p>
+        </w:tc>
+        <w:tc>
+          <w:tcPr>
+            <w:tcW w:w="420" w:type="dxa"/>
+          </w:tcPr>
+          <w:p>
+            <w:pPr>
+              <w:pStyle w:val="TableCell"/>
+              <w:keepNext/>
+              <w:ind w:firstLine="0"/>
+              <w:jc w:val="left"/>
+            </w:pPr>
+            <w:r>
+              <w:t xml:space="preserve">0.88</w:t>
+            </w:r>
+          </w:p>
+        </w:tc>
+        <w:tc>
+          <w:tcPr>
+            <w:tcW w:w="420" w:type="dxa"/>
+          </w:tcPr>
+          <w:p>
+            <w:pPr>
+              <w:pStyle w:val="TableCell"/>
+              <w:keepNext/>
+              <w:ind w:firstLine="0"/>
+              <w:jc w:val="left"/>
+            </w:pPr>
+            <w:r>
+              <w:t xml:space="preserve">0.83</w:t>
+            </w:r>
+          </w:p>
+        </w:tc>
+        <w:tc>
+          <w:tcPr>
+            <w:tcW w:w="1480" w:type="dxa"/>
+          </w:tcPr>
+          <w:p>
+            <w:pPr>
+              <w:pStyle w:val="TableCell"/>
+              <w:keepNext/>
+              <w:ind w:firstLine="0"/>
+              <w:jc w:val="left"/>
+            </w:pPr>
+            <w:r>
+              <w:t xml:space="preserve">2 次輸出陷入迴圈（mall-swarm、yas）</w:t>
+            </w:r>
+          </w:p>
+        </w:tc>
+      </w:tr>
+      <w:tr>
+        <w:trPr>
+          <w:cantSplit/>
+        </w:trPr>
+        <w:tc>
+          <w:tcPr>
+            <w:tcW w:w="1250" w:type="dxa"/>
+          </w:tcPr>
+          <w:p>
+            <w:pPr>
+              <w:pStyle w:val="TableCell"/>
+              <w:keepNext/>
+              <w:ind w:firstLine="0"/>
+              <w:jc w:val="left"/>
+            </w:pPr>
+            <w:r>
+              <w:t xml:space="preserve">hold-out 5 系統：給檔案、不給名稱（嚴格對名）</w:t>
+            </w:r>
+          </w:p>
+        </w:tc>
+        <w:tc>
+          <w:tcPr>
+            <w:tcW w:w="1050" w:type="dxa"/>
+          </w:tcPr>
+          <w:p>
+            <w:pPr>
+              <w:pStyle w:val="TableCell"/>
+              <w:keepNext/>
+              <w:ind w:firstLine="0"/>
+              <w:jc w:val="left"/>
+            </w:pPr>
+            <w:r>
+              <w:t xml:space="preserve">預算內檔案</w:t>
+            </w:r>
+          </w:p>
+        </w:tc>
+        <w:tc>
+          <w:tcPr>
+            <w:tcW w:w="420" w:type="dxa"/>
+          </w:tcPr>
+          <w:p>
+            <w:pPr>
+              <w:pStyle w:val="TableCell"/>
+              <w:keepNext/>
+              <w:ind w:firstLine="0"/>
+              <w:jc w:val="left"/>
+            </w:pPr>
+            <w:r>
+              <w:t xml:space="preserve">0.89</w:t>
+            </w:r>
+          </w:p>
+        </w:tc>
+        <w:tc>
+          <w:tcPr>
+            <w:tcW w:w="420" w:type="dxa"/>
+          </w:tcPr>
+          <w:p>
+            <w:pPr>
+              <w:pStyle w:val="TableCell"/>
+              <w:keepNext/>
+              <w:ind w:firstLine="0"/>
+              <w:jc w:val="left"/>
+            </w:pPr>
+            <w:r>
+              <w:t xml:space="preserve">0.86</w:t>
+            </w:r>
+          </w:p>
+        </w:tc>
+        <w:tc>
+          <w:tcPr>
+            <w:tcW w:w="420" w:type="dxa"/>
+          </w:tcPr>
+          <w:p>
+            <w:pPr>
+              <w:pStyle w:val="TableCell"/>
+              <w:keepNext/>
+              <w:ind w:firstLine="0"/>
+              <w:jc w:val="left"/>
+            </w:pPr>
+            <w:r>
+              <w:t xml:space="preserve">0.87</w:t>
+            </w:r>
+          </w:p>
+        </w:tc>
+        <w:tc>
+          <w:tcPr>
+            <w:tcW w:w="1480" w:type="dxa"/>
+          </w:tcPr>
+          <w:p>
+            <w:pPr>
+              <w:pStyle w:val="TableCell"/>
+              <w:keepNext/>
+              <w:ind w:firstLine="0"/>
+              <w:jc w:val="left"/>
+            </w:pPr>
+            <w:r>
+              <w:t xml:space="preserve">這 5 個系統的名稱多半就是 Compose 服務名，對名問題比 7 個歸納用系統小</w:t>
+            </w:r>
+          </w:p>
+        </w:tc>
+      </w:tr>
+      <w:tr>
+        <w:trPr>
+          <w:cantSplit/>
+        </w:trPr>
+        <w:tc>
+          <w:tcPr>
+            <w:tcW w:w="1250" w:type="dxa"/>
+          </w:tcPr>
+          <w:p>
+            <w:pPr>
+              <w:pStyle w:val="TableCell"/>
+              <w:ind w:firstLine="0"/>
+              <w:jc w:val="left"/>
+            </w:pPr>
+            <w:r>
+              <w:t xml:space="preserve">hold-out 5 系統：DepWeaver 靜態層（46 條）</w:t>
+            </w:r>
+          </w:p>
+        </w:tc>
+        <w:tc>
+          <w:tcPr>
+            <w:tcW w:w="1050" w:type="dxa"/>
+          </w:tcPr>
+          <w:p>
+            <w:pPr>
+              <w:pStyle w:val="TableCell"/>
+              <w:ind w:firstLine="0"/>
+              <w:jc w:val="left"/>
+            </w:pPr>
+            <w:r>
+              <w:t xml:space="preserve">不呼叫 LLM</w:t>
+            </w:r>
+          </w:p>
+        </w:tc>
+        <w:tc>
+          <w:tcPr>
+            <w:tcW w:w="420" w:type="dxa"/>
+          </w:tcPr>
+          <w:p>
+            <w:pPr>
+              <w:pStyle w:val="TableCell"/>
+              <w:ind w:firstLine="0"/>
+              <w:jc w:val="left"/>
+            </w:pPr>
+            <w:r>
+              <w:t xml:space="preserve">0.96</w:t>
+            </w:r>
+          </w:p>
+        </w:tc>
+        <w:tc>
+          <w:tcPr>
+            <w:tcW w:w="420" w:type="dxa"/>
+          </w:tcPr>
+          <w:p>
+            <w:pPr>
+              <w:pStyle w:val="TableCell"/>
+              <w:ind w:firstLine="0"/>
+              <w:jc w:val="left"/>
+            </w:pPr>
+            <w:r>
+              <w:t xml:space="preserve">0.93</w:t>
+            </w:r>
+          </w:p>
+        </w:tc>
+        <w:tc>
+          <w:tcPr>
+            <w:tcW w:w="420" w:type="dxa"/>
+          </w:tcPr>
+          <w:p>
+            <w:pPr>
+              <w:pStyle w:val="TableCell"/>
+              <w:ind w:firstLine="0"/>
+              <w:jc w:val="left"/>
+            </w:pPr>
+            <w:r>
+              <w:t xml:space="preserve">0.94</w:t>
+            </w:r>
+          </w:p>
+        </w:tc>
+        <w:tc>
+          <w:tcPr>
+            <w:tcW w:w="1480" w:type="dxa"/>
+          </w:tcPr>
+          <w:p>
+            <w:pPr>
+              <w:pStyle w:val="TableCell"/>
+              <w:ind w:firstLine="0"/>
+              <w:jc w:val="left"/>
+            </w:pPr>
+            <w:r>
+              <w:t xml:space="preserve">表 VIII 最右欄；對這 5 個系統而言不是 hold-out 數字</w:t>
             </w:r>
           </w:p>
         </w:tc>
@@ -4649,7 +5053,7 @@
         <w:t xml:space="preserve">結果。</w:t>
       </w:r>
       <w:r>
-        <w:t xml:space="preserve">第一，不給事實時，LLM 畫不出正確的圖：零檔案組平均後沒有一個系統的 P 與 R 同時為 1.00。錯誤的型態有三種：套用別的系統的架構（robot-shop 把負載產生器畫成呼叫 6 個服務；TeaStore 把「全部裝在一個 pod」的部署變體畫成呼叫者）、資料庫接錯（Bank of Anthos 把 ledgerwriter 接到 accounts-db）、方向相反（piggymetrics 4 條）。這 7 個系統都公開在 GitHub 上、很可能在訓練資料裡，對私有系統這一組只會更差。第二，給了檔案之後，LLM 與當時的靜態層各有勝負：在靜態層 recall 較低的三個系統上它都較好（TeaStore 以 enum 常數指定目標的業務呼叫邊，LLM 3 次平均 recall 0.67（三次分別是 1.00、1.00、0.00），靜態層 0/7；ecommerce 只寫了 localhost 預設值的控制平面邊，0.81 對 0.28；robot-shop 的業務呼叫邊，1.00 對 0.40），但在 piggymetrics 較差（recall 0.71 對 1.00；3 次都遺漏的 7 條是 gateway 到 4 個服務、notification 與 statistics 到 auth-service 的業務呼叫邊，以及 turbine 到 rabbitmq）。第三，LLM 的輸出有三個分數看不出來的問題，而且都在這 63 次執行中出現：（i）沒有一條邊附出處，無法像 RQ1 那樣逐條查證；（ii）temperature 0 下同一個 prompt 三次結果不同（TeaStore 給檔案組 recall 0.46–1.00），Bank of Anthos 不給名稱組有兩次陷入迴圈，同樣 12 條邊重複輸出 1,417 次直到輸出上限；（iii）名稱由模型決定時，ecommerce 三次都用 Compose 的 container_name（user-service-container）而不是服務名，嚴格對名下 F1 為 0.00、寬鬆對名下為 0.96。分數的差距幾乎全部是名稱問題，而這正是第 III-F 節請操作者確認的問題。第四，事後逐條追查 LLM 贏過靜態層的那三個系統，靜態層輸的地方沒有一處是靜態分析的極限，都是規則缺口（第 IV-C 節的錯誤分析）；假想敵因此同時是找規則缺口的方法。</w:t>
+        <w:t xml:space="preserve">第一，不給事實時，LLM 畫不出正確的圖：零檔案組平均後沒有一個系統的 P 與 R 同時為 1.00。錯誤的型態有三種：套用別的系統的架構（robot-shop 把負載產生器畫成呼叫 6 個服務；TeaStore 把「全部裝在一個 pod」的部署變體畫成呼叫者）、資料庫接錯（Bank of Anthos 把 ledgerwriter 接到 accounts-db）、方向相反（piggymetrics 4 條）。這 7 個系統都公開在 GitHub 上、很可能在訓練資料裡，對私有系統這一組只會更差。第二，給了檔案之後，LLM 與當時的靜態層各有勝負：在靜態層 recall 較低的三個系統上它都較好（TeaStore 以 enum 常數指定目標的業務呼叫邊，LLM 3 次平均 recall 0.67（三次分別是 1.00、1.00、0.00），靜態層 0/7；ecommerce 只寫了 localhost 預設值的控制平面邊，0.81 對 0.28；robot-shop 的業務呼叫邊，1.00 對 0.40），但在 piggymetrics 較差（recall 0.71 對 1.00；3 次都遺漏的 7 條是 gateway 到 4 個服務、notification 與 statistics 到 auth-service 的業務呼叫邊，以及 turbine 到 rabbitmq）。第三，LLM 的輸出有三個分數看不出來的問題，而且都在這 63 次執行中出現：（i）沒有一條邊附出處，無法像 RQ1 那樣逐條查證；（ii）temperature 0 下同一個 prompt 三次結果不同（TeaStore 給檔案組 recall 0.46–1.00），Bank of Anthos 不給名稱組有兩次陷入迴圈，同樣 12 條邊重複輸出 1,417 次直到輸出上限；（iii）名稱由模型決定時，ecommerce 三次都用 Compose 的 container_name（user-service-container）而不是服務名，嚴格對名下 F1 為 0.00、寬鬆對名下為 0.96。分數的差距幾乎全部是名稱問題，而這正是第 III-F 節請操作者確認的問題。第四，事後逐條追查 LLM 贏過靜態層的那三個系統，靜態層輸的地方沒有一處是靜態分析的極限，都是規則缺口（第 IV-C 節的錯誤分析）；假想敵因此同時是找規則缺口的方法。第五，在 5 個 hold-out 系統上重複同一組對照（表 V 下半，45 次呼叫）：零檔案組 F1 只有 0.55，而且知名度越低越差（yas 0.37／0.29）；給檔案組 0.83，低於 7 個歸納用系統的 0.90，因為 yas 的 17 個模組加 Helm 與 Compose 超過預算、三次都只畫到一半（0.58／0.50）。LLM 唯一明顯勝過靜態層的是 hotelReservation（1.00 對 0.71）：它讀得懂 Go 程式碼裡的 Consul 名稱 srv-search 指的是 search，正是第 IV-C 節所說靜態層真正的邊界。</w:t>
       </w:r>
     </w:p>
     <w:p>
@@ -8959,7 +9363,7 @@
         <w:t xml:space="preserve">外部效度：</w:t>
       </w:r>
       <w:r>
-        <w:t xml:space="preserve">歸納用的系統以 Java 與 Spring 為主；hold-out 加入了 Go、.NET、Kotlin、Rust 等語言，但這些語言只有薄表面抽取。含缺口補齊的完整執行期驗證只有 Bank of Anthos 一個案例。RQ0 的假想敵只在 7 個歸納用系統上執行，尚未在 hold-out 系統上重複。</w:t>
+        <w:t xml:space="preserve">歸納用的系統以 Java 與 Spring 為主；hold-out 加入了 Go、.NET、Kotlin、Rust 等語言，但這些語言只有薄表面抽取。含缺口補齊的完整執行期驗證只有 Bank of Anthos 一個案例。RQ0 的假想敵在 7 個歸納用系統與 5 個 hold-out 系統上各執行一次，但 hold-out 那一組比較的是第三輪規則後的靜態層。</w:t>
       </w:r>
       <w:r>
         <w:rPr>
@@ -8995,7 +9399,7 @@
         <w:pStyle w:val="BodyText"/>
       </w:pPr>
       <w:r>
-        <w:t xml:space="preserve">本文提出 DepWeaver，以三來源融合、三級信心等級與逐條出處建構微服務相依圖，讓圖、覆蓋率與報告由同一個模型產生而彼此一致，並在自動手段用盡時才於 ChatOps 對話中詢問操作者。在 19 個開源系統與 1 個私有系統上，靜態層對第三方參考邊集合的吻合率為 0.98；三輪「歸納、hold-out」的評估顯示規則的轉移是部分的、每組未見過的系統都暴露新寫法，靜態層的 recall 是寫法涵蓋率而非分析的極限；作為假想敵，不給任何檔案的 LLM 直接畫圖 F1 為 0.70，給了 repo 檔案後為 0.90，但沒有出處、三次執行結果不同、自行決定的名稱有 85 個對不上；在一個真實部署（Bank of Anthos）上，融合執行期觀測後業務呼叫與資料層覆蓋率都達到 100%；關閉 repo 範例來源時，最後兩條業務邊由對話補齊。未來工作包括：在 hold-out 系統上重複假想敵對照；請不熟悉受測系統的操作者回答名稱問題，量測詢問操作者的實際正確率；在 TeaStore 上完成執行期驗證，量化靜態與執行期的互補；以小型使用者研究檢驗信心分級是否改善讀者的決策；以及以相依圖產生部署順序，並以執行期證據驗證。</w:t>
+        <w:t xml:space="preserve">本文提出 DepWeaver，以三來源融合、三級信心等級與逐條出處建構微服務相依圖，讓圖、覆蓋率與報告由同一個模型產生而彼此一致，並在自動手段用盡時才於 ChatOps 對話中詢問操作者。在 19 個開源系統與 1 個私有系統上，靜態層對第三方參考邊集合的吻合率為 0.98；三輪「歸納、hold-out」的評估顯示規則的轉移是部分的、每組未見過的系統都暴露新寫法，靜態層的 recall 是寫法涵蓋率而非分析的極限；作為假想敵，不給任何檔案的 LLM 直接畫圖 F1 為 0.70，給了 repo 檔案後為 0.90，但沒有出處、三次執行結果不同、自行決定的名稱有 85 個對不上；在一個真實部署（Bank of Anthos）上，融合執行期觀測後業務呼叫與資料層覆蓋率都達到 100%；關閉 repo 範例來源時，最後兩條業務邊由對話補齊。未來工作包括：請不熟悉受測系統的操作者回答名稱問題，量測詢問操作者的實際正確率；在 TeaStore 上完成執行期驗證，量化靜態與執行期的互補；以小型使用者研究檢驗信心分級是否改善讀者的決策；以及以相依圖產生部署順序，並以執行期證據驗證。</w:t>
       </w:r>
     </w:p>
     <w:p>

--- a/docs/papers/compsac-2027-zh.docx
+++ b/docs/papers/compsac-2027-zh.docx
@@ -4950,6 +4950,7 @@
           <w:p>
             <w:pPr>
               <w:pStyle w:val="TableCell"/>
+              <w:keepNext/>
               <w:ind w:firstLine="0"/>
               <w:jc w:val="left"/>
             </w:pPr>
@@ -4965,6 +4966,7 @@
           <w:p>
             <w:pPr>
               <w:pStyle w:val="TableCell"/>
+              <w:keepNext/>
               <w:ind w:firstLine="0"/>
               <w:jc w:val="left"/>
             </w:pPr>
@@ -4980,6 +4982,7 @@
           <w:p>
             <w:pPr>
               <w:pStyle w:val="TableCell"/>
+              <w:keepNext/>
               <w:ind w:firstLine="0"/>
               <w:jc w:val="left"/>
             </w:pPr>
@@ -4995,6 +4998,7 @@
           <w:p>
             <w:pPr>
               <w:pStyle w:val="TableCell"/>
+              <w:keepNext/>
               <w:ind w:firstLine="0"/>
               <w:jc w:val="left"/>
             </w:pPr>
@@ -5010,6 +5014,7 @@
           <w:p>
             <w:pPr>
               <w:pStyle w:val="TableCell"/>
+              <w:keepNext/>
               <w:ind w:firstLine="0"/>
               <w:jc w:val="left"/>
             </w:pPr>
@@ -5025,11 +5030,410 @@
           <w:p>
             <w:pPr>
               <w:pStyle w:val="TableCell"/>
+              <w:keepNext/>
               <w:ind w:firstLine="0"/>
               <w:jc w:val="left"/>
             </w:pPr>
             <w:r>
               <w:t xml:space="preserve">表 VIII 最右欄；對這 5 個系統而言不是 hold-out 數字</w:t>
+            </w:r>
+          </w:p>
+        </w:tc>
+      </w:tr>
+      <w:tr>
+        <w:trPr>
+          <w:cantSplit/>
+        </w:trPr>
+        <w:tc>
+          <w:tcPr>
+            <w:tcW w:w="1250" w:type="dxa"/>
+          </w:tcPr>
+          <w:p>
+            <w:pPr>
+              <w:pStyle w:val="TableCell"/>
+              <w:keepNext/>
+              <w:ind w:firstLine="0"/>
+              <w:jc w:val="left"/>
+            </w:pPr>
+            <w:r>
+              <w:t xml:space="preserve">私有系統 AICS：零檔案</w:t>
+            </w:r>
+          </w:p>
+        </w:tc>
+        <w:tc>
+          <w:tcPr>
+            <w:tcW w:w="1050" w:type="dxa"/>
+          </w:tcPr>
+          <w:p>
+            <w:pPr>
+              <w:pStyle w:val="TableCell"/>
+              <w:keepNext/>
+              <w:ind w:firstLine="0"/>
+              <w:jc w:val="left"/>
+            </w:pPr>
+            <w:r>
+              <w:t xml:space="preserve">repo 網址＋元件清單</w:t>
+            </w:r>
+          </w:p>
+        </w:tc>
+        <w:tc>
+          <w:tcPr>
+            <w:tcW w:w="420" w:type="dxa"/>
+          </w:tcPr>
+          <w:p>
+            <w:pPr>
+              <w:pStyle w:val="TableCell"/>
+              <w:keepNext/>
+              <w:ind w:firstLine="0"/>
+              <w:jc w:val="left"/>
+            </w:pPr>
+            <w:r>
+              <w:t xml:space="preserve">0.52</w:t>
+            </w:r>
+          </w:p>
+        </w:tc>
+        <w:tc>
+          <w:tcPr>
+            <w:tcW w:w="420" w:type="dxa"/>
+          </w:tcPr>
+          <w:p>
+            <w:pPr>
+              <w:pStyle w:val="TableCell"/>
+              <w:keepNext/>
+              <w:ind w:firstLine="0"/>
+              <w:jc w:val="left"/>
+            </w:pPr>
+            <w:r>
+              <w:t xml:space="preserve">0.35</w:t>
+            </w:r>
+          </w:p>
+        </w:tc>
+        <w:tc>
+          <w:tcPr>
+            <w:tcW w:w="420" w:type="dxa"/>
+          </w:tcPr>
+          <w:p>
+            <w:pPr>
+              <w:pStyle w:val="TableCell"/>
+              <w:keepNext/>
+              <w:ind w:firstLine="0"/>
+              <w:jc w:val="left"/>
+            </w:pPr>
+            <w:r>
+              <w:t xml:space="preserve">0.42</w:t>
+            </w:r>
+          </w:p>
+        </w:tc>
+        <w:tc>
+          <w:tcPr>
+            <w:tcW w:w="1480" w:type="dxa"/>
+          </w:tcPr>
+          <w:p>
+            <w:pPr>
+              <w:pStyle w:val="TableCell"/>
+              <w:keepNext/>
+              <w:ind w:firstLine="0"/>
+              <w:jc w:val="left"/>
+            </w:pPr>
+            <w:r>
+              <w:t xml:space="preserve">畫對的幾乎都是從名稱就猜得到的邊（X-service → X-service-mongo、爬蟲 → 外部 API）；服務到服務的邊 P 0.21、R 0.20</w:t>
+            </w:r>
+          </w:p>
+        </w:tc>
+      </w:tr>
+      <w:tr>
+        <w:trPr>
+          <w:cantSplit/>
+        </w:trPr>
+        <w:tc>
+          <w:tcPr>
+            <w:tcW w:w="1250" w:type="dxa"/>
+          </w:tcPr>
+          <w:p>
+            <w:pPr>
+              <w:pStyle w:val="TableCell"/>
+              <w:keepNext/>
+              <w:ind w:firstLine="0"/>
+              <w:jc w:val="left"/>
+            </w:pPr>
+            <w:r>
+              <w:t xml:space="preserve">私有系統 AICS：給檔案</w:t>
+            </w:r>
+          </w:p>
+        </w:tc>
+        <w:tc>
+          <w:tcPr>
+            <w:tcW w:w="1050" w:type="dxa"/>
+          </w:tcPr>
+          <w:p>
+            <w:pPr>
+              <w:pStyle w:val="TableCell"/>
+              <w:keepNext/>
+              <w:ind w:firstLine="0"/>
+              <w:jc w:val="left"/>
+            </w:pPr>
+            <w:r>
+              <w:t xml:space="preserve">元件清單＋預算內檔案</w:t>
+            </w:r>
+          </w:p>
+        </w:tc>
+        <w:tc>
+          <w:tcPr>
+            <w:tcW w:w="420" w:type="dxa"/>
+          </w:tcPr>
+          <w:p>
+            <w:pPr>
+              <w:pStyle w:val="TableCell"/>
+              <w:keepNext/>
+              <w:ind w:firstLine="0"/>
+              <w:jc w:val="left"/>
+            </w:pPr>
+            <w:r>
+              <w:t xml:space="preserve">0.65</w:t>
+            </w:r>
+          </w:p>
+        </w:tc>
+        <w:tc>
+          <w:tcPr>
+            <w:tcW w:w="420" w:type="dxa"/>
+          </w:tcPr>
+          <w:p>
+            <w:pPr>
+              <w:pStyle w:val="TableCell"/>
+              <w:keepNext/>
+              <w:ind w:firstLine="0"/>
+              <w:jc w:val="left"/>
+            </w:pPr>
+            <w:r>
+              <w:t xml:space="preserve">0.56</w:t>
+            </w:r>
+          </w:p>
+        </w:tc>
+        <w:tc>
+          <w:tcPr>
+            <w:tcW w:w="420" w:type="dxa"/>
+          </w:tcPr>
+          <w:p>
+            <w:pPr>
+              <w:pStyle w:val="TableCell"/>
+              <w:keepNext/>
+              <w:ind w:firstLine="0"/>
+              <w:jc w:val="left"/>
+            </w:pPr>
+            <w:r>
+              <w:t xml:space="preserve">0.60</w:t>
+            </w:r>
+          </w:p>
+        </w:tc>
+        <w:tc>
+          <w:tcPr>
+            <w:tcW w:w="1480" w:type="dxa"/>
+          </w:tcPr>
+          <w:p>
+            <w:pPr>
+              <w:pStyle w:val="TableCell"/>
+              <w:keepNext/>
+              <w:ind w:firstLine="0"/>
+              <w:jc w:val="left"/>
+            </w:pPr>
+            <w:r>
+              <w:t xml:space="preserve">1 次輸出陷入迴圈（原始 565 條）；入口路由 6 條三次全漏</w:t>
+            </w:r>
+          </w:p>
+        </w:tc>
+      </w:tr>
+      <w:tr>
+        <w:trPr>
+          <w:cantSplit/>
+        </w:trPr>
+        <w:tc>
+          <w:tcPr>
+            <w:tcW w:w="1250" w:type="dxa"/>
+          </w:tcPr>
+          <w:p>
+            <w:pPr>
+              <w:pStyle w:val="TableCell"/>
+              <w:keepNext/>
+              <w:ind w:firstLine="0"/>
+              <w:jc w:val="left"/>
+            </w:pPr>
+            <w:r>
+              <w:t xml:space="preserve">私有系統 AICS：給檔案、不給名稱（嚴格對名）</w:t>
+            </w:r>
+          </w:p>
+        </w:tc>
+        <w:tc>
+          <w:tcPr>
+            <w:tcW w:w="1050" w:type="dxa"/>
+          </w:tcPr>
+          <w:p>
+            <w:pPr>
+              <w:pStyle w:val="TableCell"/>
+              <w:keepNext/>
+              <w:ind w:firstLine="0"/>
+              <w:jc w:val="left"/>
+            </w:pPr>
+            <w:r>
+              <w:t xml:space="preserve">預算內檔案</w:t>
+            </w:r>
+          </w:p>
+        </w:tc>
+        <w:tc>
+          <w:tcPr>
+            <w:tcW w:w="420" w:type="dxa"/>
+          </w:tcPr>
+          <w:p>
+            <w:pPr>
+              <w:pStyle w:val="TableCell"/>
+              <w:keepNext/>
+              <w:ind w:firstLine="0"/>
+              <w:jc w:val="left"/>
+            </w:pPr>
+            <w:r>
+              <w:t xml:space="preserve">0.57</w:t>
+            </w:r>
+          </w:p>
+        </w:tc>
+        <w:tc>
+          <w:tcPr>
+            <w:tcW w:w="420" w:type="dxa"/>
+          </w:tcPr>
+          <w:p>
+            <w:pPr>
+              <w:pStyle w:val="TableCell"/>
+              <w:keepNext/>
+              <w:ind w:firstLine="0"/>
+              <w:jc w:val="left"/>
+            </w:pPr>
+            <w:r>
+              <w:t xml:space="preserve">0.39</w:t>
+            </w:r>
+          </w:p>
+        </w:tc>
+        <w:tc>
+          <w:tcPr>
+            <w:tcW w:w="420" w:type="dxa"/>
+          </w:tcPr>
+          <w:p>
+            <w:pPr>
+              <w:pStyle w:val="TableCell"/>
+              <w:keepNext/>
+              <w:ind w:firstLine="0"/>
+              <w:jc w:val="left"/>
+            </w:pPr>
+            <w:r>
+              <w:t xml:space="preserve">0.46</w:t>
+            </w:r>
+          </w:p>
+        </w:tc>
+        <w:tc>
+          <w:tcPr>
+            <w:tcW w:w="1480" w:type="dxa"/>
+          </w:tcPr>
+          <w:p>
+            <w:pPr>
+              <w:pStyle w:val="TableCell"/>
+              <w:keepNext/>
+              <w:ind w:firstLine="0"/>
+              <w:jc w:val="left"/>
+            </w:pPr>
+            <w:r>
+              <w:t xml:space="preserve">polyrepo，名稱沒有單一來源</w:t>
+            </w:r>
+          </w:p>
+        </w:tc>
+      </w:tr>
+      <w:tr>
+        <w:trPr>
+          <w:cantSplit/>
+        </w:trPr>
+        <w:tc>
+          <w:tcPr>
+            <w:tcW w:w="1250" w:type="dxa"/>
+          </w:tcPr>
+          <w:p>
+            <w:pPr>
+              <w:pStyle w:val="TableCell"/>
+              <w:ind w:firstLine="0"/>
+              <w:jc w:val="left"/>
+            </w:pPr>
+            <w:r>
+              <w:t xml:space="preserve">私有系統 AICS：DepWeaver 靜態層（46 條）</w:t>
+            </w:r>
+          </w:p>
+        </w:tc>
+        <w:tc>
+          <w:tcPr>
+            <w:tcW w:w="1050" w:type="dxa"/>
+          </w:tcPr>
+          <w:p>
+            <w:pPr>
+              <w:pStyle w:val="TableCell"/>
+              <w:ind w:firstLine="0"/>
+              <w:jc w:val="left"/>
+            </w:pPr>
+            <w:r>
+              <w:t xml:space="preserve">不呼叫 LLM</w:t>
+            </w:r>
+          </w:p>
+        </w:tc>
+        <w:tc>
+          <w:tcPr>
+            <w:tcW w:w="420" w:type="dxa"/>
+          </w:tcPr>
+          <w:p>
+            <w:pPr>
+              <w:pStyle w:val="TableCell"/>
+              <w:ind w:firstLine="0"/>
+              <w:jc w:val="left"/>
+            </w:pPr>
+            <w:r>
+              <w:t xml:space="preserve">0.89</w:t>
+            </w:r>
+          </w:p>
+        </w:tc>
+        <w:tc>
+          <w:tcPr>
+            <w:tcW w:w="420" w:type="dxa"/>
+          </w:tcPr>
+          <w:p>
+            <w:pPr>
+              <w:pStyle w:val="TableCell"/>
+              <w:ind w:firstLine="0"/>
+              <w:jc w:val="left"/>
+            </w:pPr>
+            <w:r>
+              <w:t xml:space="preserve">0.63</w:t>
+            </w:r>
+          </w:p>
+        </w:tc>
+        <w:tc>
+          <w:tcPr>
+            <w:tcW w:w="420" w:type="dxa"/>
+          </w:tcPr>
+          <w:p>
+            <w:pPr>
+              <w:pStyle w:val="TableCell"/>
+              <w:ind w:firstLine="0"/>
+              <w:jc w:val="left"/>
+            </w:pPr>
+            <w:r>
+              <w:t xml:space="preserve">0.74</w:t>
+            </w:r>
+          </w:p>
+        </w:tc>
+        <w:tc>
+          <w:tcPr>
+            <w:tcW w:w="1480" w:type="dxa"/>
+          </w:tcPr>
+          <w:p>
+            <w:pPr>
+              <w:pStyle w:val="TableCell"/>
+              <w:ind w:firstLine="0"/>
+              <w:jc w:val="left"/>
+            </w:pPr>
+            <w:r>
+              <w:t xml:space="preserve">第 19 至 22 條在此歸納；漏的多是叢集外元件與經 SDK 的外部服務</w:t>
             </w:r>
           </w:p>
         </w:tc>
@@ -5053,7 +5457,7 @@
         <w:t xml:space="preserve">結果。</w:t>
       </w:r>
       <w:r>
-        <w:t xml:space="preserve">第一，不給事實時，LLM 畫不出正確的圖：零檔案組平均後沒有一個系統的 P 與 R 同時為 1.00。錯誤的型態有三種：套用別的系統的架構（robot-shop 把負載產生器畫成呼叫 6 個服務；TeaStore 把「全部裝在一個 pod」的部署變體畫成呼叫者）、資料庫接錯（Bank of Anthos 把 ledgerwriter 接到 accounts-db）、方向相反（piggymetrics 4 條）。這 7 個系統都公開在 GitHub 上、很可能在訓練資料裡，對私有系統這一組只會更差。第二，給了檔案之後，LLM 與當時的靜態層各有勝負：在靜態層 recall 較低的三個系統上它都較好（TeaStore 以 enum 常數指定目標的業務呼叫邊，LLM 3 次平均 recall 0.67（三次分別是 1.00、1.00、0.00），靜態層 0/7；ecommerce 只寫了 localhost 預設值的控制平面邊，0.81 對 0.28；robot-shop 的業務呼叫邊，1.00 對 0.40），但在 piggymetrics 較差（recall 0.71 對 1.00；3 次都遺漏的 7 條是 gateway 到 4 個服務、notification 與 statistics 到 auth-service 的業務呼叫邊，以及 turbine 到 rabbitmq）。第三，LLM 的輸出有三個分數看不出來的問題，而且都在這 63 次執行中出現：（i）沒有一條邊附出處，無法像 RQ1 那樣逐條查證；（ii）temperature 0 下同一個 prompt 三次結果不同（TeaStore 給檔案組 recall 0.46–1.00），Bank of Anthos 不給名稱組有兩次陷入迴圈，同樣 12 條邊重複輸出 1,417 次直到輸出上限；（iii）名稱由模型決定時，ecommerce 三次都用 Compose 的 container_name（user-service-container）而不是服務名，嚴格對名下 F1 為 0.00、寬鬆對名下為 0.96。分數的差距幾乎全部是名稱問題，而這正是第 III-F 節請操作者確認的問題。第四，事後逐條追查 LLM 贏過靜態層的那三個系統，靜態層輸的地方沒有一處是靜態分析的極限，都是規則缺口（第 IV-C 節的錯誤分析）；假想敵因此同時是找規則缺口的方法。第五，在 5 個 hold-out 系統上重複同一組對照（表 V 下半，45 次呼叫）：零檔案組 F1 只有 0.55，而且知名度越低越差（yas 0.37／0.29）；給檔案組 0.83，低於 7 個歸納用系統的 0.90，因為 yas 的 17 個模組加 Helm 與 Compose 超過預算、三次都只畫到一半（0.58／0.50）。LLM 唯一明顯勝過靜態層的是 hotelReservation（1.00 對 0.71）：它讀得懂 Go 程式碼裡的 Consul 名稱 srv-search 指的是 search，正是第 IV-C 節所說靜態層真正的邊界。</w:t>
+        <w:t xml:space="preserve">第一，不給事實時，LLM 畫不出正確的圖：零檔案組平均後沒有一個系統的 P 與 R 同時為 1.00。錯誤的型態有三種：套用別的系統的架構（robot-shop 把負載產生器畫成呼叫 6 個服務；TeaStore 把「全部裝在一個 pod」的部署變體畫成呼叫者）、資料庫接錯（Bank of Anthos 把 ledgerwriter 接到 accounts-db）、方向相反（piggymetrics 4 條）。這 7 個系統都公開在 GitHub 上、很可能在訓練資料裡，對私有系統這一組只會更差。第二，給了檔案之後，LLM 與當時的靜態層各有勝負：在靜態層 recall 較低的三個系統上它都較好（TeaStore 以 enum 常數指定目標的業務呼叫邊，LLM 3 次平均 recall 0.67（三次分別是 1.00、1.00、0.00），靜態層 0/7；ecommerce 只寫了 localhost 預設值的控制平面邊，0.81 對 0.28；robot-shop 的業務呼叫邊，1.00 對 0.40），但在 piggymetrics 較差（recall 0.71 對 1.00；3 次都遺漏的 7 條是 gateway 到 4 個服務、notification 與 statistics 到 auth-service 的業務呼叫邊，以及 turbine 到 rabbitmq）。第三，LLM 的輸出有三個分數看不出來的問題，而且都在這 63 次執行中出現：（i）沒有一條邊附出處，無法像 RQ1 那樣逐條查證；（ii）temperature 0 下同一個 prompt 三次結果不同（TeaStore 給檔案組 recall 0.46–1.00），Bank of Anthos 不給名稱組有兩次陷入迴圈，同樣 12 條邊重複輸出 1,417 次直到輸出上限；（iii）名稱由模型決定時，ecommerce 三次都用 Compose 的 container_name（user-service-container）而不是服務名，嚴格對名下 F1 為 0.00、寬鬆對名下為 0.96。分數的差距幾乎全部是名稱問題，而這正是第 III-F 節請操作者確認的問題。第四，事後逐條追查 LLM 贏過靜態層的那三個系統，靜態層輸的地方沒有一處是靜態分析的極限，都是規則缺口（第 IV-C 節的錯誤分析）；假想敵因此同時是找規則缺口的方法。第五，在 5 個 hold-out 系統上重複同一組對照（表 V 下半，45 次呼叫）：零檔案組 F1 只有 0.55，而且知名度越低越差（yas 0.37／0.29）；給檔案組 0.83，低於 7 個歸納用系統的 0.90，因為 yas 的 17 個模組加 Helm 與 Compose 超過預算、三次都只畫到一半（0.58／0.50）。LLM 唯一明顯勝過靜態層的是 hotelReservation（1.00 對 0.71）：它讀得懂 Go 程式碼裡的 Consul 名稱 srv-search 指的是 search，正是第 IV-C 節所說靜態層真正的邊界。第六，在不可能出現在訓練資料裡的私有系統 AICS 上（13 個 repo 的 polyrepo，Python），零檔案組 F1 0.42，而且畫對的幾乎都是從元件清單的名稱就猜得到的邊（服務到自己的資料庫、爬蟲到外部 API），服務到服務的呼叫 P 0.21、R 0.20：這是「不基於事實畫不出來」最直接的證據。給檔案組 0.60，仍低於靜態層的 0.74；三次都漏掉全部 6 條入口路由（Istio VirtualService）。</w:t>
       </w:r>
     </w:p>
     <w:p>
@@ -9363,7 +9767,7 @@
         <w:t xml:space="preserve">外部效度：</w:t>
       </w:r>
       <w:r>
-        <w:t xml:space="preserve">歸納用的系統以 Java 與 Spring 為主；hold-out 加入了 Go、.NET、Kotlin、Rust 等語言，但這些語言只有薄表面抽取。含缺口補齊的完整執行期驗證只有 Bank of Anthos 一個案例。RQ0 的假想敵在 7 個歸納用系統與 5 個 hold-out 系統上各執行一次，但 hold-out 那一組比較的是第三輪規則後的靜態層。</w:t>
+        <w:t xml:space="preserve">歸納用的系統以 Java 與 Spring 為主；hold-out 加入了 Go、.NET、Kotlin、Rust 等語言，但這些語言只有薄表面抽取。含缺口補齊的完整執行期驗證只有 Bank of Anthos 一個案例。RQ0 的假想敵在 7 個歸納用系統、5 個 hold-out 系統與 1 個私有系統上各執行一次，但後兩組比較的是第三輪規則後的靜態層；私有系統的結果只報告總分。</w:t>
       </w:r>
       <w:r>
         <w:rPr>

--- a/docs/papers/compsac-2027-zh.docx
+++ b/docs/papers/compsac-2027-zh.docx
@@ -9819,7 +9819,7 @@
         <w:pStyle w:val="BodyText"/>
       </w:pPr>
       <w:r>
-        <w:t xml:space="preserve">表 X 是第 III-D 節所述規則的全表（第 1 至 14 條為初稿時的規則，第 15 至 23 條為第二輪新增，第 24 至 35 條為三個 hold-out 系統逼出的第三輪，第 36 至 46 條為第二組 hold-out 兩個系統逼出的第四輪）。每一條都是在某個受測系統上追查差異時歸納出來的，沒有一條寫死專案名；「觸發」欄是第一次逼出這條規則的系統，「位置」欄是實作它的元件。</w:t>
+        <w:t xml:space="preserve">表 X 是第 III-D 節所述規則的全表（第 1 至 14 條為初稿時的規則，第 15 至 23 條為第二輪新增，第 24 至 35 條為三個 hold-out 系統逼出的第三輪，第 36 至 46 條為第二組 hold-out 兩個系統逼出的第四輪）。每一條都是在某個受測系統上追查差異時歸納出來的，沒有一條寫死專案名；「觸發」欄是第一次逼出這條規則的系統，「位置」欄是實作它的元件。最後兩欄回答「這是不是把例子列舉一遍」：靜態層在每條規則改變結果的地方（畫出、不畫或改等級一條邊，建立、合併或壓掉一個節點，解開一個名稱；純解析的規則數它解析的檔案）留下記錄，把規則 1 至 46 原封不動地跑在全部 20 個系統上，「系統數」是這條規則至少改變一次結果的系統數（robot-shop 的兩個 checkout 算一個），「命中」是它在 20 個系統上改變的不同事物的總數。46 條中有 20 條在 5 個以上的系統上觸發、15 條在 2 至 4 個、10 條只在歸納它的那個系統上觸發（其中 7 條綁在只出現一次的技術上：Kotlin、Envoy、YARP、.NET 連線字串、nginx 變數、SOAP 命名空間、Python 套件庫）、1 條（第 26 條）從未觸發——它說的連線 scheme 在 20 個系統上都與主機名稱的判定一致，在歸納它的 mall-swarm 上第 25 條先解開了別名，它成了從未用到的保險。</w:t>
       </w:r>
     </w:p>
     <w:p>
@@ -9848,9 +9848,11 @@
       </w:tblPr>
       <w:tblGrid>
         <w:gridCol w:w="300"/>
-        <w:gridCol w:w="2900"/>
-        <w:gridCol w:w="1200"/>
+        <w:gridCol w:w="2300"/>
+        <w:gridCol w:w="1000"/>
         <w:gridCol w:w="640"/>
+        <w:gridCol w:w="400"/>
+        <w:gridCol w:w="400"/>
       </w:tblGrid>
       <w:tr>
         <w:trPr>
@@ -9882,7 +9884,7 @@
         </w:tc>
         <w:tc>
           <w:tcPr>
-            <w:tcW w:w="2900" w:type="dxa"/>
+            <w:tcW w:w="2300" w:type="dxa"/>
             <w:tcBorders>
               <w:bottom w:val="single" w:sz="4" w:space="0" w:color="000000"/>
             </w:tcBorders>
@@ -9905,7 +9907,7 @@
         </w:tc>
         <w:tc>
           <w:tcPr>
-            <w:tcW w:w="1200" w:type="dxa"/>
+            <w:tcW w:w="1000" w:type="dxa"/>
             <w:tcBorders>
               <w:bottom w:val="single" w:sz="4" w:space="0" w:color="000000"/>
             </w:tcBorders>
@@ -9949,6 +9951,52 @@
             </w:r>
           </w:p>
         </w:tc>
+        <w:tc>
+          <w:tcPr>
+            <w:tcW w:w="400" w:type="dxa"/>
+            <w:tcBorders>
+              <w:bottom w:val="single" w:sz="4" w:space="0" w:color="000000"/>
+            </w:tcBorders>
+          </w:tcPr>
+          <w:p>
+            <w:pPr>
+              <w:pStyle w:val="TableCell"/>
+              <w:keepNext/>
+              <w:ind w:firstLine="0"/>
+              <w:jc w:val="left"/>
+            </w:pPr>
+            <w:r>
+              <w:rPr>
+                <w:b/>
+                <w:bCs/>
+              </w:rPr>
+              <w:t xml:space="preserve">系統數</w:t>
+            </w:r>
+          </w:p>
+        </w:tc>
+        <w:tc>
+          <w:tcPr>
+            <w:tcW w:w="400" w:type="dxa"/>
+            <w:tcBorders>
+              <w:bottom w:val="single" w:sz="4" w:space="0" w:color="000000"/>
+            </w:tcBorders>
+          </w:tcPr>
+          <w:p>
+            <w:pPr>
+              <w:pStyle w:val="TableCell"/>
+              <w:keepNext/>
+              <w:ind w:firstLine="0"/>
+              <w:jc w:val="left"/>
+            </w:pPr>
+            <w:r>
+              <w:rPr>
+                <w:b/>
+                <w:bCs/>
+              </w:rPr>
+              <w:t xml:space="preserve">命中</w:t>
+            </w:r>
+          </w:p>
+        </w:tc>
       </w:tr>
       <w:tr>
         <w:trPr>
@@ -9972,7 +10020,7 @@
         </w:tc>
         <w:tc>
           <w:tcPr>
-            <w:tcW w:w="2900" w:type="dxa"/>
+            <w:tcW w:w="2300" w:type="dxa"/>
           </w:tcPr>
           <w:p>
             <w:pPr>
@@ -9988,7 +10036,7 @@
         </w:tc>
         <w:tc>
           <w:tcPr>
-            <w:tcW w:w="1200" w:type="dxa"/>
+            <w:tcW w:w="1000" w:type="dxa"/>
           </w:tcPr>
           <w:p>
             <w:pPr>
@@ -10015,6 +10063,38 @@
             </w:pPr>
             <w:r>
               <w:t xml:space="preserve">ConfigExtractor、CodeGraphMerger</w:t>
+            </w:r>
+          </w:p>
+        </w:tc>
+        <w:tc>
+          <w:tcPr>
+            <w:tcW w:w="400" w:type="dxa"/>
+          </w:tcPr>
+          <w:p>
+            <w:pPr>
+              <w:pStyle w:val="TableCell"/>
+              <w:keepNext/>
+              <w:ind w:firstLine="0"/>
+              <w:jc w:val="left"/>
+            </w:pPr>
+            <w:r>
+              <w:t xml:space="preserve">9</w:t>
+            </w:r>
+          </w:p>
+        </w:tc>
+        <w:tc>
+          <w:tcPr>
+            <w:tcW w:w="400" w:type="dxa"/>
+          </w:tcPr>
+          <w:p>
+            <w:pPr>
+              <w:pStyle w:val="TableCell"/>
+              <w:keepNext/>
+              <w:ind w:firstLine="0"/>
+              <w:jc w:val="left"/>
+            </w:pPr>
+            <w:r>
+              <w:t xml:space="preserve">206</w:t>
             </w:r>
           </w:p>
         </w:tc>
@@ -10041,7 +10121,7 @@
         </w:tc>
         <w:tc>
           <w:tcPr>
-            <w:tcW w:w="2900" w:type="dxa"/>
+            <w:tcW w:w="2300" w:type="dxa"/>
           </w:tcPr>
           <w:p>
             <w:pPr>
@@ -10057,7 +10137,7 @@
         </w:tc>
         <w:tc>
           <w:tcPr>
-            <w:tcW w:w="1200" w:type="dxa"/>
+            <w:tcW w:w="1000" w:type="dxa"/>
           </w:tcPr>
           <w:p>
             <w:pPr>
@@ -10084,6 +10164,38 @@
             </w:pPr>
             <w:r>
               <w:t xml:space="preserve">ServiceRootScanner</w:t>
+            </w:r>
+          </w:p>
+        </w:tc>
+        <w:tc>
+          <w:tcPr>
+            <w:tcW w:w="400" w:type="dxa"/>
+          </w:tcPr>
+          <w:p>
+            <w:pPr>
+              <w:pStyle w:val="TableCell"/>
+              <w:keepNext/>
+              <w:ind w:firstLine="0"/>
+              <w:jc w:val="left"/>
+            </w:pPr>
+            <w:r>
+              <w:t xml:space="preserve">11</w:t>
+            </w:r>
+          </w:p>
+        </w:tc>
+        <w:tc>
+          <w:tcPr>
+            <w:tcW w:w="400" w:type="dxa"/>
+          </w:tcPr>
+          <w:p>
+            <w:pPr>
+              <w:pStyle w:val="TableCell"/>
+              <w:keepNext/>
+              <w:ind w:firstLine="0"/>
+              <w:jc w:val="left"/>
+            </w:pPr>
+            <w:r>
+              <w:t xml:space="preserve">75</w:t>
             </w:r>
           </w:p>
         </w:tc>
@@ -10110,7 +10222,7 @@
         </w:tc>
         <w:tc>
           <w:tcPr>
-            <w:tcW w:w="2900" w:type="dxa"/>
+            <w:tcW w:w="2300" w:type="dxa"/>
           </w:tcPr>
           <w:p>
             <w:pPr>
@@ -10126,7 +10238,7 @@
         </w:tc>
         <w:tc>
           <w:tcPr>
-            <w:tcW w:w="1200" w:type="dxa"/>
+            <w:tcW w:w="1000" w:type="dxa"/>
           </w:tcPr>
           <w:p>
             <w:pPr>
@@ -10153,6 +10265,38 @@
             </w:pPr>
             <w:r>
               <w:t xml:space="preserve">ConfigExtractor、CodeGraphMerger</w:t>
+            </w:r>
+          </w:p>
+        </w:tc>
+        <w:tc>
+          <w:tcPr>
+            <w:tcW w:w="400" w:type="dxa"/>
+          </w:tcPr>
+          <w:p>
+            <w:pPr>
+              <w:pStyle w:val="TableCell"/>
+              <w:keepNext/>
+              <w:ind w:firstLine="0"/>
+              <w:jc w:val="left"/>
+            </w:pPr>
+            <w:r>
+              <w:t xml:space="preserve">5</w:t>
+            </w:r>
+          </w:p>
+        </w:tc>
+        <w:tc>
+          <w:tcPr>
+            <w:tcW w:w="400" w:type="dxa"/>
+          </w:tcPr>
+          <w:p>
+            <w:pPr>
+              <w:pStyle w:val="TableCell"/>
+              <w:keepNext/>
+              <w:ind w:firstLine="0"/>
+              <w:jc w:val="left"/>
+            </w:pPr>
+            <w:r>
+              <w:t xml:space="preserve">84</w:t>
             </w:r>
           </w:p>
         </w:tc>
@@ -10179,7 +10323,7 @@
         </w:tc>
         <w:tc>
           <w:tcPr>
-            <w:tcW w:w="2900" w:type="dxa"/>
+            <w:tcW w:w="2300" w:type="dxa"/>
           </w:tcPr>
           <w:p>
             <w:pPr>
@@ -10195,7 +10339,7 @@
         </w:tc>
         <w:tc>
           <w:tcPr>
-            <w:tcW w:w="1200" w:type="dxa"/>
+            <w:tcW w:w="1000" w:type="dxa"/>
           </w:tcPr>
           <w:p>
             <w:pPr>
@@ -10222,6 +10366,38 @@
             </w:pPr>
             <w:r>
               <w:t xml:space="preserve">CodeGraphMerger</w:t>
+            </w:r>
+          </w:p>
+        </w:tc>
+        <w:tc>
+          <w:tcPr>
+            <w:tcW w:w="400" w:type="dxa"/>
+          </w:tcPr>
+          <w:p>
+            <w:pPr>
+              <w:pStyle w:val="TableCell"/>
+              <w:keepNext/>
+              <w:ind w:firstLine="0"/>
+              <w:jc w:val="left"/>
+            </w:pPr>
+            <w:r>
+              <w:t xml:space="preserve">12</w:t>
+            </w:r>
+          </w:p>
+        </w:tc>
+        <w:tc>
+          <w:tcPr>
+            <w:tcW w:w="400" w:type="dxa"/>
+          </w:tcPr>
+          <w:p>
+            <w:pPr>
+              <w:pStyle w:val="TableCell"/>
+              <w:keepNext/>
+              <w:ind w:firstLine="0"/>
+              <w:jc w:val="left"/>
+            </w:pPr>
+            <w:r>
+              <w:t xml:space="preserve">167</w:t>
             </w:r>
           </w:p>
         </w:tc>
@@ -10248,7 +10424,7 @@
         </w:tc>
         <w:tc>
           <w:tcPr>
-            <w:tcW w:w="2900" w:type="dxa"/>
+            <w:tcW w:w="2300" w:type="dxa"/>
           </w:tcPr>
           <w:p>
             <w:pPr>
@@ -10264,7 +10440,7 @@
         </w:tc>
         <w:tc>
           <w:tcPr>
-            <w:tcW w:w="1200" w:type="dxa"/>
+            <w:tcW w:w="1000" w:type="dxa"/>
           </w:tcPr>
           <w:p>
             <w:pPr>
@@ -10291,6 +10467,38 @@
             </w:pPr>
             <w:r>
               <w:t xml:space="preserve">ConfigExtractor</w:t>
+            </w:r>
+          </w:p>
+        </w:tc>
+        <w:tc>
+          <w:tcPr>
+            <w:tcW w:w="400" w:type="dxa"/>
+          </w:tcPr>
+          <w:p>
+            <w:pPr>
+              <w:pStyle w:val="TableCell"/>
+              <w:keepNext/>
+              <w:ind w:firstLine="0"/>
+              <w:jc w:val="left"/>
+            </w:pPr>
+            <w:r>
+              <w:t xml:space="preserve">10</w:t>
+            </w:r>
+          </w:p>
+        </w:tc>
+        <w:tc>
+          <w:tcPr>
+            <w:tcW w:w="400" w:type="dxa"/>
+          </w:tcPr>
+          <w:p>
+            <w:pPr>
+              <w:pStyle w:val="TableCell"/>
+              <w:keepNext/>
+              <w:ind w:firstLine="0"/>
+              <w:jc w:val="left"/>
+            </w:pPr>
+            <w:r>
+              <w:t xml:space="preserve">102</w:t>
             </w:r>
           </w:p>
         </w:tc>
@@ -10317,7 +10525,7 @@
         </w:tc>
         <w:tc>
           <w:tcPr>
-            <w:tcW w:w="2900" w:type="dxa"/>
+            <w:tcW w:w="2300" w:type="dxa"/>
           </w:tcPr>
           <w:p>
             <w:pPr>
@@ -10333,7 +10541,7 @@
         </w:tc>
         <w:tc>
           <w:tcPr>
-            <w:tcW w:w="1200" w:type="dxa"/>
+            <w:tcW w:w="1000" w:type="dxa"/>
           </w:tcPr>
           <w:p>
             <w:pPr>
@@ -10360,6 +10568,38 @@
             </w:pPr>
             <w:r>
               <w:t xml:space="preserve">ConfigExtractor</w:t>
+            </w:r>
+          </w:p>
+        </w:tc>
+        <w:tc>
+          <w:tcPr>
+            <w:tcW w:w="400" w:type="dxa"/>
+          </w:tcPr>
+          <w:p>
+            <w:pPr>
+              <w:pStyle w:val="TableCell"/>
+              <w:keepNext/>
+              <w:ind w:firstLine="0"/>
+              <w:jc w:val="left"/>
+            </w:pPr>
+            <w:r>
+              <w:t xml:space="preserve">5</w:t>
+            </w:r>
+          </w:p>
+        </w:tc>
+        <w:tc>
+          <w:tcPr>
+            <w:tcW w:w="400" w:type="dxa"/>
+          </w:tcPr>
+          <w:p>
+            <w:pPr>
+              <w:pStyle w:val="TableCell"/>
+              <w:keepNext/>
+              <w:ind w:firstLine="0"/>
+              <w:jc w:val="left"/>
+            </w:pPr>
+            <w:r>
+              <w:t xml:space="preserve">40</w:t>
             </w:r>
           </w:p>
         </w:tc>
@@ -10386,7 +10626,7 @@
         </w:tc>
         <w:tc>
           <w:tcPr>
-            <w:tcW w:w="2900" w:type="dxa"/>
+            <w:tcW w:w="2300" w:type="dxa"/>
           </w:tcPr>
           <w:p>
             <w:pPr>
@@ -10402,7 +10642,7 @@
         </w:tc>
         <w:tc>
           <w:tcPr>
-            <w:tcW w:w="1200" w:type="dxa"/>
+            <w:tcW w:w="1000" w:type="dxa"/>
           </w:tcPr>
           <w:p>
             <w:pPr>
@@ -10429,6 +10669,38 @@
             </w:pPr>
             <w:r>
               <w:t xml:space="preserve">ConfigExtractor、CodeGraphMerger</w:t>
+            </w:r>
+          </w:p>
+        </w:tc>
+        <w:tc>
+          <w:tcPr>
+            <w:tcW w:w="400" w:type="dxa"/>
+          </w:tcPr>
+          <w:p>
+            <w:pPr>
+              <w:pStyle w:val="TableCell"/>
+              <w:keepNext/>
+              <w:ind w:firstLine="0"/>
+              <w:jc w:val="left"/>
+            </w:pPr>
+            <w:r>
+              <w:t xml:space="preserve">9</w:t>
+            </w:r>
+          </w:p>
+        </w:tc>
+        <w:tc>
+          <w:tcPr>
+            <w:tcW w:w="400" w:type="dxa"/>
+          </w:tcPr>
+          <w:p>
+            <w:pPr>
+              <w:pStyle w:val="TableCell"/>
+              <w:keepNext/>
+              <w:ind w:firstLine="0"/>
+              <w:jc w:val="left"/>
+            </w:pPr>
+            <w:r>
+              <w:t xml:space="preserve">92</w:t>
             </w:r>
           </w:p>
         </w:tc>
@@ -10455,7 +10727,7 @@
         </w:tc>
         <w:tc>
           <w:tcPr>
-            <w:tcW w:w="2900" w:type="dxa"/>
+            <w:tcW w:w="2300" w:type="dxa"/>
           </w:tcPr>
           <w:p>
             <w:pPr>
@@ -10471,7 +10743,7 @@
         </w:tc>
         <w:tc>
           <w:tcPr>
-            <w:tcW w:w="1200" w:type="dxa"/>
+            <w:tcW w:w="1000" w:type="dxa"/>
           </w:tcPr>
           <w:p>
             <w:pPr>
@@ -10498,6 +10770,38 @@
             </w:pPr>
             <w:r>
               <w:t xml:space="preserve">CodeGraphMerger</w:t>
+            </w:r>
+          </w:p>
+        </w:tc>
+        <w:tc>
+          <w:tcPr>
+            <w:tcW w:w="400" w:type="dxa"/>
+          </w:tcPr>
+          <w:p>
+            <w:pPr>
+              <w:pStyle w:val="TableCell"/>
+              <w:keepNext/>
+              <w:ind w:firstLine="0"/>
+              <w:jc w:val="left"/>
+            </w:pPr>
+            <w:r>
+              <w:t xml:space="preserve">14</w:t>
+            </w:r>
+          </w:p>
+        </w:tc>
+        <w:tc>
+          <w:tcPr>
+            <w:tcW w:w="400" w:type="dxa"/>
+          </w:tcPr>
+          <w:p>
+            <w:pPr>
+              <w:pStyle w:val="TableCell"/>
+              <w:keepNext/>
+              <w:ind w:firstLine="0"/>
+              <w:jc w:val="left"/>
+            </w:pPr>
+            <w:r>
+              <w:t xml:space="preserve">147</w:t>
             </w:r>
           </w:p>
         </w:tc>
@@ -10524,7 +10828,7 @@
         </w:tc>
         <w:tc>
           <w:tcPr>
-            <w:tcW w:w="2900" w:type="dxa"/>
+            <w:tcW w:w="2300" w:type="dxa"/>
           </w:tcPr>
           <w:p>
             <w:pPr>
@@ -10540,7 +10844,7 @@
         </w:tc>
         <w:tc>
           <w:tcPr>
-            <w:tcW w:w="1200" w:type="dxa"/>
+            <w:tcW w:w="1000" w:type="dxa"/>
           </w:tcPr>
           <w:p>
             <w:pPr>
@@ -10567,6 +10871,38 @@
             </w:pPr>
             <w:r>
               <w:t xml:space="preserve">TreeSitterExtractor、查詢檔</w:t>
+            </w:r>
+          </w:p>
+        </w:tc>
+        <w:tc>
+          <w:tcPr>
+            <w:tcW w:w="400" w:type="dxa"/>
+          </w:tcPr>
+          <w:p>
+            <w:pPr>
+              <w:pStyle w:val="TableCell"/>
+              <w:keepNext/>
+              <w:ind w:firstLine="0"/>
+              <w:jc w:val="left"/>
+            </w:pPr>
+            <w:r>
+              <w:t xml:space="preserve">14</w:t>
+            </w:r>
+          </w:p>
+        </w:tc>
+        <w:tc>
+          <w:tcPr>
+            <w:tcW w:w="400" w:type="dxa"/>
+          </w:tcPr>
+          <w:p>
+            <w:pPr>
+              <w:pStyle w:val="TableCell"/>
+              <w:keepNext/>
+              <w:ind w:firstLine="0"/>
+              <w:jc w:val="left"/>
+            </w:pPr>
+            <w:r>
+              <w:t xml:space="preserve">279</w:t>
             </w:r>
           </w:p>
         </w:tc>
@@ -10593,7 +10929,7 @@
         </w:tc>
         <w:tc>
           <w:tcPr>
-            <w:tcW w:w="2900" w:type="dxa"/>
+            <w:tcW w:w="2300" w:type="dxa"/>
           </w:tcPr>
           <w:p>
             <w:pPr>
@@ -10609,7 +10945,7 @@
         </w:tc>
         <w:tc>
           <w:tcPr>
-            <w:tcW w:w="1200" w:type="dxa"/>
+            <w:tcW w:w="1000" w:type="dxa"/>
           </w:tcPr>
           <w:p>
             <w:pPr>
@@ -10636,6 +10972,38 @@
             </w:pPr>
             <w:r>
               <w:t xml:space="preserve">ConfigExtractor</w:t>
+            </w:r>
+          </w:p>
+        </w:tc>
+        <w:tc>
+          <w:tcPr>
+            <w:tcW w:w="400" w:type="dxa"/>
+          </w:tcPr>
+          <w:p>
+            <w:pPr>
+              <w:pStyle w:val="TableCell"/>
+              <w:keepNext/>
+              <w:ind w:firstLine="0"/>
+              <w:jc w:val="left"/>
+            </w:pPr>
+            <w:r>
+              <w:t xml:space="preserve">9</w:t>
+            </w:r>
+          </w:p>
+        </w:tc>
+        <w:tc>
+          <w:tcPr>
+            <w:tcW w:w="400" w:type="dxa"/>
+          </w:tcPr>
+          <w:p>
+            <w:pPr>
+              <w:pStyle w:val="TableCell"/>
+              <w:keepNext/>
+              <w:ind w:firstLine="0"/>
+              <w:jc w:val="left"/>
+            </w:pPr>
+            <w:r>
+              <w:t xml:space="preserve">108</w:t>
             </w:r>
           </w:p>
         </w:tc>
@@ -10662,7 +11030,7 @@
         </w:tc>
         <w:tc>
           <w:tcPr>
-            <w:tcW w:w="2900" w:type="dxa"/>
+            <w:tcW w:w="2300" w:type="dxa"/>
           </w:tcPr>
           <w:p>
             <w:pPr>
@@ -10678,7 +11046,7 @@
         </w:tc>
         <w:tc>
           <w:tcPr>
-            <w:tcW w:w="1200" w:type="dxa"/>
+            <w:tcW w:w="1000" w:type="dxa"/>
           </w:tcPr>
           <w:p>
             <w:pPr>
@@ -10705,6 +11073,38 @@
             </w:pPr>
             <w:r>
               <w:t xml:space="preserve">ConfigExtractor、CodeGraphMerger</w:t>
+            </w:r>
+          </w:p>
+        </w:tc>
+        <w:tc>
+          <w:tcPr>
+            <w:tcW w:w="400" w:type="dxa"/>
+          </w:tcPr>
+          <w:p>
+            <w:pPr>
+              <w:pStyle w:val="TableCell"/>
+              <w:keepNext/>
+              <w:ind w:firstLine="0"/>
+              <w:jc w:val="left"/>
+            </w:pPr>
+            <w:r>
+              <w:t xml:space="preserve">14</w:t>
+            </w:r>
+          </w:p>
+        </w:tc>
+        <w:tc>
+          <w:tcPr>
+            <w:tcW w:w="400" w:type="dxa"/>
+          </w:tcPr>
+          <w:p>
+            <w:pPr>
+              <w:pStyle w:val="TableCell"/>
+              <w:keepNext/>
+              <w:ind w:firstLine="0"/>
+              <w:jc w:val="left"/>
+            </w:pPr>
+            <w:r>
+              <w:t xml:space="preserve">132</w:t>
             </w:r>
           </w:p>
         </w:tc>
@@ -10731,7 +11131,7 @@
         </w:tc>
         <w:tc>
           <w:tcPr>
-            <w:tcW w:w="2900" w:type="dxa"/>
+            <w:tcW w:w="2300" w:type="dxa"/>
           </w:tcPr>
           <w:p>
             <w:pPr>
@@ -10747,7 +11147,7 @@
         </w:tc>
         <w:tc>
           <w:tcPr>
-            <w:tcW w:w="1200" w:type="dxa"/>
+            <w:tcW w:w="1000" w:type="dxa"/>
           </w:tcPr>
           <w:p>
             <w:pPr>
@@ -10774,6 +11174,38 @@
             </w:pPr>
             <w:r>
               <w:t xml:space="preserve">ConfigExtractor</w:t>
+            </w:r>
+          </w:p>
+        </w:tc>
+        <w:tc>
+          <w:tcPr>
+            <w:tcW w:w="400" w:type="dxa"/>
+          </w:tcPr>
+          <w:p>
+            <w:pPr>
+              <w:pStyle w:val="TableCell"/>
+              <w:keepNext/>
+              <w:ind w:firstLine="0"/>
+              <w:jc w:val="left"/>
+            </w:pPr>
+            <w:r>
+              <w:t xml:space="preserve">6</w:t>
+            </w:r>
+          </w:p>
+        </w:tc>
+        <w:tc>
+          <w:tcPr>
+            <w:tcW w:w="400" w:type="dxa"/>
+          </w:tcPr>
+          <w:p>
+            <w:pPr>
+              <w:pStyle w:val="TableCell"/>
+              <w:keepNext/>
+              <w:ind w:firstLine="0"/>
+              <w:jc w:val="left"/>
+            </w:pPr>
+            <w:r>
+              <w:t xml:space="preserve">82</w:t>
             </w:r>
           </w:p>
         </w:tc>
@@ -10800,7 +11232,7 @@
         </w:tc>
         <w:tc>
           <w:tcPr>
-            <w:tcW w:w="2900" w:type="dxa"/>
+            <w:tcW w:w="2300" w:type="dxa"/>
           </w:tcPr>
           <w:p>
             <w:pPr>
@@ -10816,7 +11248,7 @@
         </w:tc>
         <w:tc>
           <w:tcPr>
-            <w:tcW w:w="1200" w:type="dxa"/>
+            <w:tcW w:w="1000" w:type="dxa"/>
           </w:tcPr>
           <w:p>
             <w:pPr>
@@ -10843,6 +11275,38 @@
             </w:pPr>
             <w:r>
               <w:t xml:space="preserve">TreeSitterExtractor</w:t>
+            </w:r>
+          </w:p>
+        </w:tc>
+        <w:tc>
+          <w:tcPr>
+            <w:tcW w:w="400" w:type="dxa"/>
+          </w:tcPr>
+          <w:p>
+            <w:pPr>
+              <w:pStyle w:val="TableCell"/>
+              <w:keepNext/>
+              <w:ind w:firstLine="0"/>
+              <w:jc w:val="left"/>
+            </w:pPr>
+            <w:r>
+              <w:t xml:space="preserve">1</w:t>
+            </w:r>
+          </w:p>
+        </w:tc>
+        <w:tc>
+          <w:tcPr>
+            <w:tcW w:w="400" w:type="dxa"/>
+          </w:tcPr>
+          <w:p>
+            <w:pPr>
+              <w:pStyle w:val="TableCell"/>
+              <w:keepNext/>
+              <w:ind w:firstLine="0"/>
+              <w:jc w:val="left"/>
+            </w:pPr>
+            <w:r>
+              <w:t xml:space="preserve">3</w:t>
             </w:r>
           </w:p>
         </w:tc>
@@ -10869,7 +11333,7 @@
         </w:tc>
         <w:tc>
           <w:tcPr>
-            <w:tcW w:w="2900" w:type="dxa"/>
+            <w:tcW w:w="2300" w:type="dxa"/>
           </w:tcPr>
           <w:p>
             <w:pPr>
@@ -10885,7 +11349,7 @@
         </w:tc>
         <w:tc>
           <w:tcPr>
-            <w:tcW w:w="1200" w:type="dxa"/>
+            <w:tcW w:w="1000" w:type="dxa"/>
           </w:tcPr>
           <w:p>
             <w:pPr>
@@ -10912,6 +11376,38 @@
             </w:pPr>
             <w:r>
               <w:t xml:space="preserve">CodeGraphMerger</w:t>
+            </w:r>
+          </w:p>
+        </w:tc>
+        <w:tc>
+          <w:tcPr>
+            <w:tcW w:w="400" w:type="dxa"/>
+          </w:tcPr>
+          <w:p>
+            <w:pPr>
+              <w:pStyle w:val="TableCell"/>
+              <w:keepNext/>
+              <w:ind w:firstLine="0"/>
+              <w:jc w:val="left"/>
+            </w:pPr>
+            <w:r>
+              <w:t xml:space="preserve">9</w:t>
+            </w:r>
+          </w:p>
+        </w:tc>
+        <w:tc>
+          <w:tcPr>
+            <w:tcW w:w="400" w:type="dxa"/>
+          </w:tcPr>
+          <w:p>
+            <w:pPr>
+              <w:pStyle w:val="TableCell"/>
+              <w:keepNext/>
+              <w:ind w:firstLine="0"/>
+              <w:jc w:val="left"/>
+            </w:pPr>
+            <w:r>
+              <w:t xml:space="preserve">220</w:t>
             </w:r>
           </w:p>
         </w:tc>
@@ -10938,7 +11434,7 @@
         </w:tc>
         <w:tc>
           <w:tcPr>
-            <w:tcW w:w="2900" w:type="dxa"/>
+            <w:tcW w:w="2300" w:type="dxa"/>
           </w:tcPr>
           <w:p>
             <w:pPr>
@@ -10954,7 +11450,7 @@
         </w:tc>
         <w:tc>
           <w:tcPr>
-            <w:tcW w:w="1200" w:type="dxa"/>
+            <w:tcW w:w="1000" w:type="dxa"/>
           </w:tcPr>
           <w:p>
             <w:pPr>
@@ -10981,6 +11477,38 @@
             </w:pPr>
             <w:r>
               <w:t xml:space="preserve">ConfigExtractor、CodeGraphMerger</w:t>
+            </w:r>
+          </w:p>
+        </w:tc>
+        <w:tc>
+          <w:tcPr>
+            <w:tcW w:w="400" w:type="dxa"/>
+          </w:tcPr>
+          <w:p>
+            <w:pPr>
+              <w:pStyle w:val="TableCell"/>
+              <w:keepNext/>
+              <w:ind w:firstLine="0"/>
+              <w:jc w:val="left"/>
+            </w:pPr>
+            <w:r>
+              <w:t xml:space="preserve">5</w:t>
+            </w:r>
+          </w:p>
+        </w:tc>
+        <w:tc>
+          <w:tcPr>
+            <w:tcW w:w="400" w:type="dxa"/>
+          </w:tcPr>
+          <w:p>
+            <w:pPr>
+              <w:pStyle w:val="TableCell"/>
+              <w:keepNext/>
+              <w:ind w:firstLine="0"/>
+              <w:jc w:val="left"/>
+            </w:pPr>
+            <w:r>
+              <w:t xml:space="preserve">48</w:t>
             </w:r>
           </w:p>
         </w:tc>
@@ -11007,7 +11535,7 @@
         </w:tc>
         <w:tc>
           <w:tcPr>
-            <w:tcW w:w="2900" w:type="dxa"/>
+            <w:tcW w:w="2300" w:type="dxa"/>
           </w:tcPr>
           <w:p>
             <w:pPr>
@@ -11023,7 +11551,7 @@
         </w:tc>
         <w:tc>
           <w:tcPr>
-            <w:tcW w:w="1200" w:type="dxa"/>
+            <w:tcW w:w="1000" w:type="dxa"/>
           </w:tcPr>
           <w:p>
             <w:pPr>
@@ -11050,6 +11578,38 @@
             </w:pPr>
             <w:r>
               <w:t xml:space="preserve">ServiceRootScanner、CodeGraphMerger</w:t>
+            </w:r>
+          </w:p>
+        </w:tc>
+        <w:tc>
+          <w:tcPr>
+            <w:tcW w:w="400" w:type="dxa"/>
+          </w:tcPr>
+          <w:p>
+            <w:pPr>
+              <w:pStyle w:val="TableCell"/>
+              <w:keepNext/>
+              <w:ind w:firstLine="0"/>
+              <w:jc w:val="left"/>
+            </w:pPr>
+            <w:r>
+              <w:t xml:space="preserve">3</w:t>
+            </w:r>
+          </w:p>
+        </w:tc>
+        <w:tc>
+          <w:tcPr>
+            <w:tcW w:w="400" w:type="dxa"/>
+          </w:tcPr>
+          <w:p>
+            <w:pPr>
+              <w:pStyle w:val="TableCell"/>
+              <w:keepNext/>
+              <w:ind w:firstLine="0"/>
+              <w:jc w:val="left"/>
+            </w:pPr>
+            <w:r>
+              <w:t xml:space="preserve">20</w:t>
             </w:r>
           </w:p>
         </w:tc>
@@ -11076,7 +11636,7 @@
         </w:tc>
         <w:tc>
           <w:tcPr>
-            <w:tcW w:w="2900" w:type="dxa"/>
+            <w:tcW w:w="2300" w:type="dxa"/>
           </w:tcPr>
           <w:p>
             <w:pPr>
@@ -11092,7 +11652,7 @@
         </w:tc>
         <w:tc>
           <w:tcPr>
-            <w:tcW w:w="1200" w:type="dxa"/>
+            <w:tcW w:w="1000" w:type="dxa"/>
           </w:tcPr>
           <w:p>
             <w:pPr>
@@ -11119,6 +11679,38 @@
             </w:pPr>
             <w:r>
               <w:t xml:space="preserve">查詢檔、CodeGraphMerger</w:t>
+            </w:r>
+          </w:p>
+        </w:tc>
+        <w:tc>
+          <w:tcPr>
+            <w:tcW w:w="400" w:type="dxa"/>
+          </w:tcPr>
+          <w:p>
+            <w:pPr>
+              <w:pStyle w:val="TableCell"/>
+              <w:keepNext/>
+              <w:ind w:firstLine="0"/>
+              <w:jc w:val="left"/>
+            </w:pPr>
+            <w:r>
+              <w:t xml:space="preserve">1</w:t>
+            </w:r>
+          </w:p>
+        </w:tc>
+        <w:tc>
+          <w:tcPr>
+            <w:tcW w:w="400" w:type="dxa"/>
+          </w:tcPr>
+          <w:p>
+            <w:pPr>
+              <w:pStyle w:val="TableCell"/>
+              <w:keepNext/>
+              <w:ind w:firstLine="0"/>
+              <w:jc w:val="left"/>
+            </w:pPr>
+            <w:r>
+              <w:t xml:space="preserve">7</w:t>
             </w:r>
           </w:p>
         </w:tc>
@@ -11145,7 +11737,7 @@
         </w:tc>
         <w:tc>
           <w:tcPr>
-            <w:tcW w:w="2900" w:type="dxa"/>
+            <w:tcW w:w="2300" w:type="dxa"/>
           </w:tcPr>
           <w:p>
             <w:pPr>
@@ -11161,7 +11753,7 @@
         </w:tc>
         <w:tc>
           <w:tcPr>
-            <w:tcW w:w="1200" w:type="dxa"/>
+            <w:tcW w:w="1000" w:type="dxa"/>
           </w:tcPr>
           <w:p>
             <w:pPr>
@@ -11188,6 +11780,38 @@
             </w:pPr>
             <w:r>
               <w:t xml:space="preserve">查詢檔、ConfigExtractor</w:t>
+            </w:r>
+          </w:p>
+        </w:tc>
+        <w:tc>
+          <w:tcPr>
+            <w:tcW w:w="400" w:type="dxa"/>
+          </w:tcPr>
+          <w:p>
+            <w:pPr>
+              <w:pStyle w:val="TableCell"/>
+              <w:keepNext/>
+              <w:ind w:firstLine="0"/>
+              <w:jc w:val="left"/>
+            </w:pPr>
+            <w:r>
+              <w:t xml:space="preserve">2</w:t>
+            </w:r>
+          </w:p>
+        </w:tc>
+        <w:tc>
+          <w:tcPr>
+            <w:tcW w:w="400" w:type="dxa"/>
+          </w:tcPr>
+          <w:p>
+            <w:pPr>
+              <w:pStyle w:val="TableCell"/>
+              <w:keepNext/>
+              <w:ind w:firstLine="0"/>
+              <w:jc w:val="left"/>
+            </w:pPr>
+            <w:r>
+              <w:t xml:space="preserve">20</w:t>
             </w:r>
           </w:p>
         </w:tc>
@@ -11214,7 +11838,7 @@
         </w:tc>
         <w:tc>
           <w:tcPr>
-            <w:tcW w:w="2900" w:type="dxa"/>
+            <w:tcW w:w="2300" w:type="dxa"/>
           </w:tcPr>
           <w:p>
             <w:pPr>
@@ -11230,7 +11854,7 @@
         </w:tc>
         <w:tc>
           <w:tcPr>
-            <w:tcW w:w="1200" w:type="dxa"/>
+            <w:tcW w:w="1000" w:type="dxa"/>
           </w:tcPr>
           <w:p>
             <w:pPr>
@@ -11257,6 +11881,38 @@
             </w:pPr>
             <w:r>
               <w:t xml:space="preserve">ConfigExtractor、CodeGraphMerger</w:t>
+            </w:r>
+          </w:p>
+        </w:tc>
+        <w:tc>
+          <w:tcPr>
+            <w:tcW w:w="400" w:type="dxa"/>
+          </w:tcPr>
+          <w:p>
+            <w:pPr>
+              <w:pStyle w:val="TableCell"/>
+              <w:keepNext/>
+              <w:ind w:firstLine="0"/>
+              <w:jc w:val="left"/>
+            </w:pPr>
+            <w:r>
+              <w:t xml:space="preserve">2</w:t>
+            </w:r>
+          </w:p>
+        </w:tc>
+        <w:tc>
+          <w:tcPr>
+            <w:tcW w:w="400" w:type="dxa"/>
+          </w:tcPr>
+          <w:p>
+            <w:pPr>
+              <w:pStyle w:val="TableCell"/>
+              <w:keepNext/>
+              <w:ind w:firstLine="0"/>
+              <w:jc w:val="left"/>
+            </w:pPr>
+            <w:r>
+              <w:t xml:space="preserve">10</w:t>
             </w:r>
           </w:p>
         </w:tc>
@@ -11283,7 +11939,7 @@
         </w:tc>
         <w:tc>
           <w:tcPr>
-            <w:tcW w:w="2900" w:type="dxa"/>
+            <w:tcW w:w="2300" w:type="dxa"/>
           </w:tcPr>
           <w:p>
             <w:pPr>
@@ -11299,7 +11955,7 @@
         </w:tc>
         <w:tc>
           <w:tcPr>
-            <w:tcW w:w="1200" w:type="dxa"/>
+            <w:tcW w:w="1000" w:type="dxa"/>
           </w:tcPr>
           <w:p>
             <w:pPr>
@@ -11326,6 +11982,38 @@
             </w:pPr>
             <w:r>
               <w:t xml:space="preserve">CodeGraphMerger</w:t>
+            </w:r>
+          </w:p>
+        </w:tc>
+        <w:tc>
+          <w:tcPr>
+            <w:tcW w:w="400" w:type="dxa"/>
+          </w:tcPr>
+          <w:p>
+            <w:pPr>
+              <w:pStyle w:val="TableCell"/>
+              <w:keepNext/>
+              <w:ind w:firstLine="0"/>
+              <w:jc w:val="left"/>
+            </w:pPr>
+            <w:r>
+              <w:t xml:space="preserve">6</w:t>
+            </w:r>
+          </w:p>
+        </w:tc>
+        <w:tc>
+          <w:tcPr>
+            <w:tcW w:w="400" w:type="dxa"/>
+          </w:tcPr>
+          <w:p>
+            <w:pPr>
+              <w:pStyle w:val="TableCell"/>
+              <w:keepNext/>
+              <w:ind w:firstLine="0"/>
+              <w:jc w:val="left"/>
+            </w:pPr>
+            <w:r>
+              <w:t xml:space="preserve">77</w:t>
             </w:r>
           </w:p>
         </w:tc>
@@ -11352,7 +12040,7 @@
         </w:tc>
         <w:tc>
           <w:tcPr>
-            <w:tcW w:w="2900" w:type="dxa"/>
+            <w:tcW w:w="2300" w:type="dxa"/>
           </w:tcPr>
           <w:p>
             <w:pPr>
@@ -11368,7 +12056,7 @@
         </w:tc>
         <w:tc>
           <w:tcPr>
-            <w:tcW w:w="1200" w:type="dxa"/>
+            <w:tcW w:w="1000" w:type="dxa"/>
           </w:tcPr>
           <w:p>
             <w:pPr>
@@ -11395,6 +12083,38 @@
             </w:pPr>
             <w:r>
               <w:t xml:space="preserve">ServiceRootScanner、查詢檔、CodeGraphMerger</w:t>
+            </w:r>
+          </w:p>
+        </w:tc>
+        <w:tc>
+          <w:tcPr>
+            <w:tcW w:w="400" w:type="dxa"/>
+          </w:tcPr>
+          <w:p>
+            <w:pPr>
+              <w:pStyle w:val="TableCell"/>
+              <w:keepNext/>
+              <w:ind w:firstLine="0"/>
+              <w:jc w:val="left"/>
+            </w:pPr>
+            <w:r>
+              <w:t xml:space="preserve">1</w:t>
+            </w:r>
+          </w:p>
+        </w:tc>
+        <w:tc>
+          <w:tcPr>
+            <w:tcW w:w="400" w:type="dxa"/>
+          </w:tcPr>
+          <w:p>
+            <w:pPr>
+              <w:pStyle w:val="TableCell"/>
+              <w:keepNext/>
+              <w:ind w:firstLine="0"/>
+              <w:jc w:val="left"/>
+            </w:pPr>
+            <w:r>
+              <w:t xml:space="preserve">7</w:t>
             </w:r>
           </w:p>
         </w:tc>
@@ -11421,7 +12141,7 @@
         </w:tc>
         <w:tc>
           <w:tcPr>
-            <w:tcW w:w="2900" w:type="dxa"/>
+            <w:tcW w:w="2300" w:type="dxa"/>
           </w:tcPr>
           <w:p>
             <w:pPr>
@@ -11437,7 +12157,7 @@
         </w:tc>
         <w:tc>
           <w:tcPr>
-            <w:tcW w:w="1200" w:type="dxa"/>
+            <w:tcW w:w="1000" w:type="dxa"/>
           </w:tcPr>
           <w:p>
             <w:pPr>
@@ -11464,6 +12184,38 @@
             </w:pPr>
             <w:r>
               <w:t xml:space="preserve">查詢檔、TreeSitterExtractor</w:t>
+            </w:r>
+          </w:p>
+        </w:tc>
+        <w:tc>
+          <w:tcPr>
+            <w:tcW w:w="400" w:type="dxa"/>
+          </w:tcPr>
+          <w:p>
+            <w:pPr>
+              <w:pStyle w:val="TableCell"/>
+              <w:keepNext/>
+              <w:ind w:firstLine="0"/>
+              <w:jc w:val="left"/>
+            </w:pPr>
+            <w:r>
+              <w:t xml:space="preserve">5</w:t>
+            </w:r>
+          </w:p>
+        </w:tc>
+        <w:tc>
+          <w:tcPr>
+            <w:tcW w:w="400" w:type="dxa"/>
+          </w:tcPr>
+          <w:p>
+            <w:pPr>
+              <w:pStyle w:val="TableCell"/>
+              <w:keepNext/>
+              <w:ind w:firstLine="0"/>
+              <w:jc w:val="left"/>
+            </w:pPr>
+            <w:r>
+              <w:t xml:space="preserve">66</w:t>
             </w:r>
           </w:p>
         </w:tc>
@@ -11490,7 +12242,7 @@
         </w:tc>
         <w:tc>
           <w:tcPr>
-            <w:tcW w:w="2900" w:type="dxa"/>
+            <w:tcW w:w="2300" w:type="dxa"/>
           </w:tcPr>
           <w:p>
             <w:pPr>
@@ -11506,7 +12258,7 @@
         </w:tc>
         <w:tc>
           <w:tcPr>
-            <w:tcW w:w="1200" w:type="dxa"/>
+            <w:tcW w:w="1000" w:type="dxa"/>
           </w:tcPr>
           <w:p>
             <w:pPr>
@@ -11533,6 +12285,38 @@
             </w:pPr>
             <w:r>
               <w:t xml:space="preserve">CodeGraphMerger</w:t>
+            </w:r>
+          </w:p>
+        </w:tc>
+        <w:tc>
+          <w:tcPr>
+            <w:tcW w:w="400" w:type="dxa"/>
+          </w:tcPr>
+          <w:p>
+            <w:pPr>
+              <w:pStyle w:val="TableCell"/>
+              <w:keepNext/>
+              <w:ind w:firstLine="0"/>
+              <w:jc w:val="left"/>
+            </w:pPr>
+            <w:r>
+              <w:t xml:space="preserve">1</w:t>
+            </w:r>
+          </w:p>
+        </w:tc>
+        <w:tc>
+          <w:tcPr>
+            <w:tcW w:w="400" w:type="dxa"/>
+          </w:tcPr>
+          <w:p>
+            <w:pPr>
+              <w:pStyle w:val="TableCell"/>
+              <w:keepNext/>
+              <w:ind w:firstLine="0"/>
+              <w:jc w:val="left"/>
+            </w:pPr>
+            <w:r>
+              <w:t xml:space="preserve">24</w:t>
             </w:r>
           </w:p>
         </w:tc>
@@ -11559,7 +12343,7 @@
         </w:tc>
         <w:tc>
           <w:tcPr>
-            <w:tcW w:w="2900" w:type="dxa"/>
+            <w:tcW w:w="2300" w:type="dxa"/>
           </w:tcPr>
           <w:p>
             <w:pPr>
@@ -11575,7 +12359,7 @@
         </w:tc>
         <w:tc>
           <w:tcPr>
-            <w:tcW w:w="1200" w:type="dxa"/>
+            <w:tcW w:w="1000" w:type="dxa"/>
           </w:tcPr>
           <w:p>
             <w:pPr>
@@ -11602,6 +12386,38 @@
             </w:pPr>
             <w:r>
               <w:t xml:space="preserve">ConfigExtractor</w:t>
+            </w:r>
+          </w:p>
+        </w:tc>
+        <w:tc>
+          <w:tcPr>
+            <w:tcW w:w="400" w:type="dxa"/>
+          </w:tcPr>
+          <w:p>
+            <w:pPr>
+              <w:pStyle w:val="TableCell"/>
+              <w:keepNext/>
+              <w:ind w:firstLine="0"/>
+              <w:jc w:val="left"/>
+            </w:pPr>
+            <w:r>
+              <w:t xml:space="preserve">2</w:t>
+            </w:r>
+          </w:p>
+        </w:tc>
+        <w:tc>
+          <w:tcPr>
+            <w:tcW w:w="400" w:type="dxa"/>
+          </w:tcPr>
+          <w:p>
+            <w:pPr>
+              <w:pStyle w:val="TableCell"/>
+              <w:keepNext/>
+              <w:ind w:firstLine="0"/>
+              <w:jc w:val="left"/>
+            </w:pPr>
+            <w:r>
+              <w:t xml:space="preserve">153</w:t>
             </w:r>
           </w:p>
         </w:tc>
@@ -11628,7 +12444,7 @@
         </w:tc>
         <w:tc>
           <w:tcPr>
-            <w:tcW w:w="2900" w:type="dxa"/>
+            <w:tcW w:w="2300" w:type="dxa"/>
           </w:tcPr>
           <w:p>
             <w:pPr>
@@ -11644,7 +12460,7 @@
         </w:tc>
         <w:tc>
           <w:tcPr>
-            <w:tcW w:w="1200" w:type="dxa"/>
+            <w:tcW w:w="1000" w:type="dxa"/>
           </w:tcPr>
           <w:p>
             <w:pPr>
@@ -11671,6 +12487,38 @@
             </w:pPr>
             <w:r>
               <w:t xml:space="preserve">ConfigExtractor、CodeGraphMerger</w:t>
+            </w:r>
+          </w:p>
+        </w:tc>
+        <w:tc>
+          <w:tcPr>
+            <w:tcW w:w="400" w:type="dxa"/>
+          </w:tcPr>
+          <w:p>
+            <w:pPr>
+              <w:pStyle w:val="TableCell"/>
+              <w:keepNext/>
+              <w:ind w:firstLine="0"/>
+              <w:jc w:val="left"/>
+            </w:pPr>
+            <w:r>
+              <w:t xml:space="preserve">1</w:t>
+            </w:r>
+          </w:p>
+        </w:tc>
+        <w:tc>
+          <w:tcPr>
+            <w:tcW w:w="400" w:type="dxa"/>
+          </w:tcPr>
+          <w:p>
+            <w:pPr>
+              <w:pStyle w:val="TableCell"/>
+              <w:keepNext/>
+              <w:ind w:firstLine="0"/>
+              <w:jc w:val="left"/>
+            </w:pPr>
+            <w:r>
+              <w:t xml:space="preserve">14</w:t>
             </w:r>
           </w:p>
         </w:tc>
@@ -11697,7 +12545,7 @@
         </w:tc>
         <w:tc>
           <w:tcPr>
-            <w:tcW w:w="2900" w:type="dxa"/>
+            <w:tcW w:w="2300" w:type="dxa"/>
           </w:tcPr>
           <w:p>
             <w:pPr>
@@ -11713,7 +12561,7 @@
         </w:tc>
         <w:tc>
           <w:tcPr>
-            <w:tcW w:w="1200" w:type="dxa"/>
+            <w:tcW w:w="1000" w:type="dxa"/>
           </w:tcPr>
           <w:p>
             <w:pPr>
@@ -11740,6 +12588,38 @@
             </w:pPr>
             <w:r>
               <w:t xml:space="preserve">CodeGraphMerger</w:t>
+            </w:r>
+          </w:p>
+        </w:tc>
+        <w:tc>
+          <w:tcPr>
+            <w:tcW w:w="400" w:type="dxa"/>
+          </w:tcPr>
+          <w:p>
+            <w:pPr>
+              <w:pStyle w:val="TableCell"/>
+              <w:keepNext/>
+              <w:ind w:firstLine="0"/>
+              <w:jc w:val="left"/>
+            </w:pPr>
+            <w:r>
+              <w:t xml:space="preserve">0</w:t>
+            </w:r>
+          </w:p>
+        </w:tc>
+        <w:tc>
+          <w:tcPr>
+            <w:tcW w:w="400" w:type="dxa"/>
+          </w:tcPr>
+          <w:p>
+            <w:pPr>
+              <w:pStyle w:val="TableCell"/>
+              <w:keepNext/>
+              <w:ind w:firstLine="0"/>
+              <w:jc w:val="left"/>
+            </w:pPr>
+            <w:r>
+              <w:t xml:space="preserve">0</w:t>
             </w:r>
           </w:p>
         </w:tc>
@@ -11766,7 +12646,7 @@
         </w:tc>
         <w:tc>
           <w:tcPr>
-            <w:tcW w:w="2900" w:type="dxa"/>
+            <w:tcW w:w="2300" w:type="dxa"/>
           </w:tcPr>
           <w:p>
             <w:pPr>
@@ -11782,7 +12662,7 @@
         </w:tc>
         <w:tc>
           <w:tcPr>
-            <w:tcW w:w="1200" w:type="dxa"/>
+            <w:tcW w:w="1000" w:type="dxa"/>
           </w:tcPr>
           <w:p>
             <w:pPr>
@@ -11809,6 +12689,38 @@
             </w:pPr>
             <w:r>
               <w:t xml:space="preserve">ConfigExtractor、CodeGraphMerger</w:t>
+            </w:r>
+          </w:p>
+        </w:tc>
+        <w:tc>
+          <w:tcPr>
+            <w:tcW w:w="400" w:type="dxa"/>
+          </w:tcPr>
+          <w:p>
+            <w:pPr>
+              <w:pStyle w:val="TableCell"/>
+              <w:keepNext/>
+              <w:ind w:firstLine="0"/>
+              <w:jc w:val="left"/>
+            </w:pPr>
+            <w:r>
+              <w:t xml:space="preserve">3</w:t>
+            </w:r>
+          </w:p>
+        </w:tc>
+        <w:tc>
+          <w:tcPr>
+            <w:tcW w:w="400" w:type="dxa"/>
+          </w:tcPr>
+          <w:p>
+            <w:pPr>
+              <w:pStyle w:val="TableCell"/>
+              <w:keepNext/>
+              <w:ind w:firstLine="0"/>
+              <w:jc w:val="left"/>
+            </w:pPr>
+            <w:r>
+              <w:t xml:space="preserve">14</w:t>
             </w:r>
           </w:p>
         </w:tc>
@@ -11835,7 +12747,7 @@
         </w:tc>
         <w:tc>
           <w:tcPr>
-            <w:tcW w:w="2900" w:type="dxa"/>
+            <w:tcW w:w="2300" w:type="dxa"/>
           </w:tcPr>
           <w:p>
             <w:pPr>
@@ -11851,7 +12763,7 @@
         </w:tc>
         <w:tc>
           <w:tcPr>
-            <w:tcW w:w="1200" w:type="dxa"/>
+            <w:tcW w:w="1000" w:type="dxa"/>
           </w:tcPr>
           <w:p>
             <w:pPr>
@@ -11878,6 +12790,38 @@
             </w:pPr>
             <w:r>
               <w:t xml:space="preserve">StackDetector、TreeSitterExtractor</w:t>
+            </w:r>
+          </w:p>
+        </w:tc>
+        <w:tc>
+          <w:tcPr>
+            <w:tcW w:w="400" w:type="dxa"/>
+          </w:tcPr>
+          <w:p>
+            <w:pPr>
+              <w:pStyle w:val="TableCell"/>
+              <w:keepNext/>
+              <w:ind w:firstLine="0"/>
+              <w:jc w:val="left"/>
+            </w:pPr>
+            <w:r>
+              <w:t xml:space="preserve">1</w:t>
+            </w:r>
+          </w:p>
+        </w:tc>
+        <w:tc>
+          <w:tcPr>
+            <w:tcW w:w="400" w:type="dxa"/>
+          </w:tcPr>
+          <w:p>
+            <w:pPr>
+              <w:pStyle w:val="TableCell"/>
+              <w:keepNext/>
+              <w:ind w:firstLine="0"/>
+              <w:jc w:val="left"/>
+            </w:pPr>
+            <w:r>
+              <w:t xml:space="preserve">3</w:t>
             </w:r>
           </w:p>
         </w:tc>
@@ -11904,7 +12848,7 @@
         </w:tc>
         <w:tc>
           <w:tcPr>
-            <w:tcW w:w="2900" w:type="dxa"/>
+            <w:tcW w:w="2300" w:type="dxa"/>
           </w:tcPr>
           <w:p>
             <w:pPr>
@@ -11920,7 +12864,7 @@
         </w:tc>
         <w:tc>
           <w:tcPr>
-            <w:tcW w:w="1200" w:type="dxa"/>
+            <w:tcW w:w="1000" w:type="dxa"/>
           </w:tcPr>
           <w:p>
             <w:pPr>
@@ -11947,6 +12891,38 @@
             </w:pPr>
             <w:r>
               <w:t xml:space="preserve">查詢檔、TreeSitterExtractor</w:t>
+            </w:r>
+          </w:p>
+        </w:tc>
+        <w:tc>
+          <w:tcPr>
+            <w:tcW w:w="400" w:type="dxa"/>
+          </w:tcPr>
+          <w:p>
+            <w:pPr>
+              <w:pStyle w:val="TableCell"/>
+              <w:keepNext/>
+              <w:ind w:firstLine="0"/>
+              <w:jc w:val="left"/>
+            </w:pPr>
+            <w:r>
+              <w:t xml:space="preserve">3</w:t>
+            </w:r>
+          </w:p>
+        </w:tc>
+        <w:tc>
+          <w:tcPr>
+            <w:tcW w:w="400" w:type="dxa"/>
+          </w:tcPr>
+          <w:p>
+            <w:pPr>
+              <w:pStyle w:val="TableCell"/>
+              <w:keepNext/>
+              <w:ind w:firstLine="0"/>
+              <w:jc w:val="left"/>
+            </w:pPr>
+            <w:r>
+              <w:t xml:space="preserve">4</w:t>
             </w:r>
           </w:p>
         </w:tc>
@@ -11973,7 +12949,7 @@
         </w:tc>
         <w:tc>
           <w:tcPr>
-            <w:tcW w:w="2900" w:type="dxa"/>
+            <w:tcW w:w="2300" w:type="dxa"/>
           </w:tcPr>
           <w:p>
             <w:pPr>
@@ -11989,7 +12965,7 @@
         </w:tc>
         <w:tc>
           <w:tcPr>
-            <w:tcW w:w="1200" w:type="dxa"/>
+            <w:tcW w:w="1000" w:type="dxa"/>
           </w:tcPr>
           <w:p>
             <w:pPr>
@@ -12016,6 +12992,38 @@
             </w:pPr>
             <w:r>
               <w:t xml:space="preserve">CodeGraphMerger</w:t>
+            </w:r>
+          </w:p>
+        </w:tc>
+        <w:tc>
+          <w:tcPr>
+            <w:tcW w:w="400" w:type="dxa"/>
+          </w:tcPr>
+          <w:p>
+            <w:pPr>
+              <w:pStyle w:val="TableCell"/>
+              <w:keepNext/>
+              <w:ind w:firstLine="0"/>
+              <w:jc w:val="left"/>
+            </w:pPr>
+            <w:r>
+              <w:t xml:space="preserve">2</w:t>
+            </w:r>
+          </w:p>
+        </w:tc>
+        <w:tc>
+          <w:tcPr>
+            <w:tcW w:w="400" w:type="dxa"/>
+          </w:tcPr>
+          <w:p>
+            <w:pPr>
+              <w:pStyle w:val="TableCell"/>
+              <w:keepNext/>
+              <w:ind w:firstLine="0"/>
+              <w:jc w:val="left"/>
+            </w:pPr>
+            <w:r>
+              <w:t xml:space="preserve">4</w:t>
             </w:r>
           </w:p>
         </w:tc>
@@ -12042,7 +13050,7 @@
         </w:tc>
         <w:tc>
           <w:tcPr>
-            <w:tcW w:w="2900" w:type="dxa"/>
+            <w:tcW w:w="2300" w:type="dxa"/>
           </w:tcPr>
           <w:p>
             <w:pPr>
@@ -12058,7 +13066,7 @@
         </w:tc>
         <w:tc>
           <w:tcPr>
-            <w:tcW w:w="1200" w:type="dxa"/>
+            <w:tcW w:w="1000" w:type="dxa"/>
           </w:tcPr>
           <w:p>
             <w:pPr>
@@ -12085,6 +13093,38 @@
             </w:pPr>
             <w:r>
               <w:t xml:space="preserve">ConfigExtractor、ServiceRootScanner</w:t>
+            </w:r>
+          </w:p>
+        </w:tc>
+        <w:tc>
+          <w:tcPr>
+            <w:tcW w:w="400" w:type="dxa"/>
+          </w:tcPr>
+          <w:p>
+            <w:pPr>
+              <w:pStyle w:val="TableCell"/>
+              <w:keepNext/>
+              <w:ind w:firstLine="0"/>
+              <w:jc w:val="left"/>
+            </w:pPr>
+            <w:r>
+              <w:t xml:space="preserve">3</w:t>
+            </w:r>
+          </w:p>
+        </w:tc>
+        <w:tc>
+          <w:tcPr>
+            <w:tcW w:w="400" w:type="dxa"/>
+          </w:tcPr>
+          <w:p>
+            <w:pPr>
+              <w:pStyle w:val="TableCell"/>
+              <w:keepNext/>
+              <w:ind w:firstLine="0"/>
+              <w:jc w:val="left"/>
+            </w:pPr>
+            <w:r>
+              <w:t xml:space="preserve">3</w:t>
             </w:r>
           </w:p>
         </w:tc>
@@ -12111,7 +13151,7 @@
         </w:tc>
         <w:tc>
           <w:tcPr>
-            <w:tcW w:w="2900" w:type="dxa"/>
+            <w:tcW w:w="2300" w:type="dxa"/>
           </w:tcPr>
           <w:p>
             <w:pPr>
@@ -12127,7 +13167,7 @@
         </w:tc>
         <w:tc>
           <w:tcPr>
-            <w:tcW w:w="1200" w:type="dxa"/>
+            <w:tcW w:w="1000" w:type="dxa"/>
           </w:tcPr>
           <w:p>
             <w:pPr>
@@ -12154,6 +13194,38 @@
             </w:pPr>
             <w:r>
               <w:t xml:space="preserve">ConfigExtractor</w:t>
+            </w:r>
+          </w:p>
+        </w:tc>
+        <w:tc>
+          <w:tcPr>
+            <w:tcW w:w="400" w:type="dxa"/>
+          </w:tcPr>
+          <w:p>
+            <w:pPr>
+              <w:pStyle w:val="TableCell"/>
+              <w:keepNext/>
+              <w:ind w:firstLine="0"/>
+              <w:jc w:val="left"/>
+            </w:pPr>
+            <w:r>
+              <w:t xml:space="preserve">2</w:t>
+            </w:r>
+          </w:p>
+        </w:tc>
+        <w:tc>
+          <w:tcPr>
+            <w:tcW w:w="400" w:type="dxa"/>
+          </w:tcPr>
+          <w:p>
+            <w:pPr>
+              <w:pStyle w:val="TableCell"/>
+              <w:keepNext/>
+              <w:ind w:firstLine="0"/>
+              <w:jc w:val="left"/>
+            </w:pPr>
+            <w:r>
+              <w:t xml:space="preserve">3</w:t>
             </w:r>
           </w:p>
         </w:tc>
@@ -12180,7 +13252,7 @@
         </w:tc>
         <w:tc>
           <w:tcPr>
-            <w:tcW w:w="2900" w:type="dxa"/>
+            <w:tcW w:w="2300" w:type="dxa"/>
           </w:tcPr>
           <w:p>
             <w:pPr>
@@ -12196,7 +13268,7 @@
         </w:tc>
         <w:tc>
           <w:tcPr>
-            <w:tcW w:w="1200" w:type="dxa"/>
+            <w:tcW w:w="1000" w:type="dxa"/>
           </w:tcPr>
           <w:p>
             <w:pPr>
@@ -12223,6 +13295,38 @@
             </w:pPr>
             <w:r>
               <w:t xml:space="preserve">CodeGraphMerger、ExternalHostDetector</w:t>
+            </w:r>
+          </w:p>
+        </w:tc>
+        <w:tc>
+          <w:tcPr>
+            <w:tcW w:w="400" w:type="dxa"/>
+          </w:tcPr>
+          <w:p>
+            <w:pPr>
+              <w:pStyle w:val="TableCell"/>
+              <w:keepNext/>
+              <w:ind w:firstLine="0"/>
+              <w:jc w:val="left"/>
+            </w:pPr>
+            <w:r>
+              <w:t xml:space="preserve">2</w:t>
+            </w:r>
+          </w:p>
+        </w:tc>
+        <w:tc>
+          <w:tcPr>
+            <w:tcW w:w="400" w:type="dxa"/>
+          </w:tcPr>
+          <w:p>
+            <w:pPr>
+              <w:pStyle w:val="TableCell"/>
+              <w:keepNext/>
+              <w:ind w:firstLine="0"/>
+              <w:jc w:val="left"/>
+            </w:pPr>
+            <w:r>
+              <w:t xml:space="preserve">2</w:t>
             </w:r>
           </w:p>
         </w:tc>
@@ -12249,7 +13353,7 @@
         </w:tc>
         <w:tc>
           <w:tcPr>
-            <w:tcW w:w="2900" w:type="dxa"/>
+            <w:tcW w:w="2300" w:type="dxa"/>
           </w:tcPr>
           <w:p>
             <w:pPr>
@@ -12265,7 +13369,7 @@
         </w:tc>
         <w:tc>
           <w:tcPr>
-            <w:tcW w:w="1200" w:type="dxa"/>
+            <w:tcW w:w="1000" w:type="dxa"/>
           </w:tcPr>
           <w:p>
             <w:pPr>
@@ -12292,6 +13396,38 @@
             </w:pPr>
             <w:r>
               <w:t xml:space="preserve">ConfigExtractor</w:t>
+            </w:r>
+          </w:p>
+        </w:tc>
+        <w:tc>
+          <w:tcPr>
+            <w:tcW w:w="400" w:type="dxa"/>
+          </w:tcPr>
+          <w:p>
+            <w:pPr>
+              <w:pStyle w:val="TableCell"/>
+              <w:keepNext/>
+              <w:ind w:firstLine="0"/>
+              <w:jc w:val="left"/>
+            </w:pPr>
+            <w:r>
+              <w:t xml:space="preserve">1</w:t>
+            </w:r>
+          </w:p>
+        </w:tc>
+        <w:tc>
+          <w:tcPr>
+            <w:tcW w:w="400" w:type="dxa"/>
+          </w:tcPr>
+          <w:p>
+            <w:pPr>
+              <w:pStyle w:val="TableCell"/>
+              <w:keepNext/>
+              <w:ind w:firstLine="0"/>
+              <w:jc w:val="left"/>
+            </w:pPr>
+            <w:r>
+              <w:t xml:space="preserve">12</w:t>
             </w:r>
           </w:p>
         </w:tc>
@@ -12318,7 +13454,7 @@
         </w:tc>
         <w:tc>
           <w:tcPr>
-            <w:tcW w:w="2900" w:type="dxa"/>
+            <w:tcW w:w="2300" w:type="dxa"/>
           </w:tcPr>
           <w:p>
             <w:pPr>
@@ -12334,7 +13470,7 @@
         </w:tc>
         <w:tc>
           <w:tcPr>
-            <w:tcW w:w="1200" w:type="dxa"/>
+            <w:tcW w:w="1000" w:type="dxa"/>
           </w:tcPr>
           <w:p>
             <w:pPr>
@@ -12361,6 +13497,38 @@
             </w:pPr>
             <w:r>
               <w:t xml:space="preserve">CodeGraphMerger</w:t>
+            </w:r>
+          </w:p>
+        </w:tc>
+        <w:tc>
+          <w:tcPr>
+            <w:tcW w:w="400" w:type="dxa"/>
+          </w:tcPr>
+          <w:p>
+            <w:pPr>
+              <w:pStyle w:val="TableCell"/>
+              <w:keepNext/>
+              <w:ind w:firstLine="0"/>
+              <w:jc w:val="left"/>
+            </w:pPr>
+            <w:r>
+              <w:t xml:space="preserve">14</w:t>
+            </w:r>
+          </w:p>
+        </w:tc>
+        <w:tc>
+          <w:tcPr>
+            <w:tcW w:w="400" w:type="dxa"/>
+          </w:tcPr>
+          <w:p>
+            <w:pPr>
+              <w:pStyle w:val="TableCell"/>
+              <w:keepNext/>
+              <w:ind w:firstLine="0"/>
+              <w:jc w:val="left"/>
+            </w:pPr>
+            <w:r>
+              <w:t xml:space="preserve">244</w:t>
             </w:r>
           </w:p>
         </w:tc>
@@ -12387,7 +13555,7 @@
         </w:tc>
         <w:tc>
           <w:tcPr>
-            <w:tcW w:w="2900" w:type="dxa"/>
+            <w:tcW w:w="2300" w:type="dxa"/>
           </w:tcPr>
           <w:p>
             <w:pPr>
@@ -12403,7 +13571,7 @@
         </w:tc>
         <w:tc>
           <w:tcPr>
-            <w:tcW w:w="1200" w:type="dxa"/>
+            <w:tcW w:w="1000" w:type="dxa"/>
           </w:tcPr>
           <w:p>
             <w:pPr>
@@ -12430,6 +13598,38 @@
             </w:pPr>
             <w:r>
               <w:t xml:space="preserve">ConfigExtractor、CodeGraphMerger</w:t>
+            </w:r>
+          </w:p>
+        </w:tc>
+        <w:tc>
+          <w:tcPr>
+            <w:tcW w:w="400" w:type="dxa"/>
+          </w:tcPr>
+          <w:p>
+            <w:pPr>
+              <w:pStyle w:val="TableCell"/>
+              <w:keepNext/>
+              <w:ind w:firstLine="0"/>
+              <w:jc w:val="left"/>
+            </w:pPr>
+            <w:r>
+              <w:t xml:space="preserve">6</w:t>
+            </w:r>
+          </w:p>
+        </w:tc>
+        <w:tc>
+          <w:tcPr>
+            <w:tcW w:w="400" w:type="dxa"/>
+          </w:tcPr>
+          <w:p>
+            <w:pPr>
+              <w:pStyle w:val="TableCell"/>
+              <w:keepNext/>
+              <w:ind w:firstLine="0"/>
+              <w:jc w:val="left"/>
+            </w:pPr>
+            <w:r>
+              <w:t xml:space="preserve">20</w:t>
             </w:r>
           </w:p>
         </w:tc>
@@ -12456,7 +13656,7 @@
         </w:tc>
         <w:tc>
           <w:tcPr>
-            <w:tcW w:w="2900" w:type="dxa"/>
+            <w:tcW w:w="2300" w:type="dxa"/>
           </w:tcPr>
           <w:p>
             <w:pPr>
@@ -12472,7 +13672,7 @@
         </w:tc>
         <w:tc>
           <w:tcPr>
-            <w:tcW w:w="1200" w:type="dxa"/>
+            <w:tcW w:w="1000" w:type="dxa"/>
           </w:tcPr>
           <w:p>
             <w:pPr>
@@ -12499,6 +13699,38 @@
             </w:pPr>
             <w:r>
               <w:t xml:space="preserve">ConfigExtractor、CodeGraphMerger</w:t>
+            </w:r>
+          </w:p>
+        </w:tc>
+        <w:tc>
+          <w:tcPr>
+            <w:tcW w:w="400" w:type="dxa"/>
+          </w:tcPr>
+          <w:p>
+            <w:pPr>
+              <w:pStyle w:val="TableCell"/>
+              <w:keepNext/>
+              <w:ind w:firstLine="0"/>
+              <w:jc w:val="left"/>
+            </w:pPr>
+            <w:r>
+              <w:t xml:space="preserve">2</w:t>
+            </w:r>
+          </w:p>
+        </w:tc>
+        <w:tc>
+          <w:tcPr>
+            <w:tcW w:w="400" w:type="dxa"/>
+          </w:tcPr>
+          <w:p>
+            <w:pPr>
+              <w:pStyle w:val="TableCell"/>
+              <w:keepNext/>
+              <w:ind w:firstLine="0"/>
+              <w:jc w:val="left"/>
+            </w:pPr>
+            <w:r>
+              <w:t xml:space="preserve">13</w:t>
             </w:r>
           </w:p>
         </w:tc>
@@ -12525,7 +13757,7 @@
         </w:tc>
         <w:tc>
           <w:tcPr>
-            <w:tcW w:w="2900" w:type="dxa"/>
+            <w:tcW w:w="2300" w:type="dxa"/>
           </w:tcPr>
           <w:p>
             <w:pPr>
@@ -12551,7 +13783,7 @@
         </w:tc>
         <w:tc>
           <w:tcPr>
-            <w:tcW w:w="1200" w:type="dxa"/>
+            <w:tcW w:w="1000" w:type="dxa"/>
           </w:tcPr>
           <w:p>
             <w:pPr>
@@ -12578,6 +13810,38 @@
             </w:pPr>
             <w:r>
               <w:t xml:space="preserve">ConfigExtractor</w:t>
+            </w:r>
+          </w:p>
+        </w:tc>
+        <w:tc>
+          <w:tcPr>
+            <w:tcW w:w="400" w:type="dxa"/>
+          </w:tcPr>
+          <w:p>
+            <w:pPr>
+              <w:pStyle w:val="TableCell"/>
+              <w:keepNext/>
+              <w:ind w:firstLine="0"/>
+              <w:jc w:val="left"/>
+            </w:pPr>
+            <w:r>
+              <w:t xml:space="preserve">1</w:t>
+            </w:r>
+          </w:p>
+        </w:tc>
+        <w:tc>
+          <w:tcPr>
+            <w:tcW w:w="400" w:type="dxa"/>
+          </w:tcPr>
+          <w:p>
+            <w:pPr>
+              <w:pStyle w:val="TableCell"/>
+              <w:keepNext/>
+              <w:ind w:firstLine="0"/>
+              <w:jc w:val="left"/>
+            </w:pPr>
+            <w:r>
+              <w:t xml:space="preserve">12</w:t>
             </w:r>
           </w:p>
         </w:tc>
@@ -12604,7 +13868,7 @@
         </w:tc>
         <w:tc>
           <w:tcPr>
-            <w:tcW w:w="2900" w:type="dxa"/>
+            <w:tcW w:w="2300" w:type="dxa"/>
           </w:tcPr>
           <w:p>
             <w:pPr>
@@ -12620,7 +13884,7 @@
         </w:tc>
         <w:tc>
           <w:tcPr>
-            <w:tcW w:w="1200" w:type="dxa"/>
+            <w:tcW w:w="1000" w:type="dxa"/>
           </w:tcPr>
           <w:p>
             <w:pPr>
@@ -12647,6 +13911,38 @@
             </w:pPr>
             <w:r>
               <w:t xml:space="preserve">ConfigExtractor、CodeGraphMerger</w:t>
+            </w:r>
+          </w:p>
+        </w:tc>
+        <w:tc>
+          <w:tcPr>
+            <w:tcW w:w="400" w:type="dxa"/>
+          </w:tcPr>
+          <w:p>
+            <w:pPr>
+              <w:pStyle w:val="TableCell"/>
+              <w:keepNext/>
+              <w:ind w:firstLine="0"/>
+              <w:jc w:val="left"/>
+            </w:pPr>
+            <w:r>
+              <w:t xml:space="preserve">1</w:t>
+            </w:r>
+          </w:p>
+        </w:tc>
+        <w:tc>
+          <w:tcPr>
+            <w:tcW w:w="400" w:type="dxa"/>
+          </w:tcPr>
+          <w:p>
+            <w:pPr>
+              <w:pStyle w:val="TableCell"/>
+              <w:keepNext/>
+              <w:ind w:firstLine="0"/>
+              <w:jc w:val="left"/>
+            </w:pPr>
+            <w:r>
+              <w:t xml:space="preserve">7</w:t>
             </w:r>
           </w:p>
         </w:tc>
@@ -12673,7 +13969,7 @@
         </w:tc>
         <w:tc>
           <w:tcPr>
-            <w:tcW w:w="2900" w:type="dxa"/>
+            <w:tcW w:w="2300" w:type="dxa"/>
           </w:tcPr>
           <w:p>
             <w:pPr>
@@ -12689,7 +13985,7 @@
         </w:tc>
         <w:tc>
           <w:tcPr>
-            <w:tcW w:w="1200" w:type="dxa"/>
+            <w:tcW w:w="1000" w:type="dxa"/>
           </w:tcPr>
           <w:p>
             <w:pPr>
@@ -12716,6 +14012,38 @@
             </w:pPr>
             <w:r>
               <w:t xml:space="preserve">StackDetector、TreeSitterExtractor</w:t>
+            </w:r>
+          </w:p>
+        </w:tc>
+        <w:tc>
+          <w:tcPr>
+            <w:tcW w:w="400" w:type="dxa"/>
+          </w:tcPr>
+          <w:p>
+            <w:pPr>
+              <w:pStyle w:val="TableCell"/>
+              <w:keepNext/>
+              <w:ind w:firstLine="0"/>
+              <w:jc w:val="left"/>
+            </w:pPr>
+            <w:r>
+              <w:t xml:space="preserve">3</w:t>
+            </w:r>
+          </w:p>
+        </w:tc>
+        <w:tc>
+          <w:tcPr>
+            <w:tcW w:w="400" w:type="dxa"/>
+          </w:tcPr>
+          <w:p>
+            <w:pPr>
+              <w:pStyle w:val="TableCell"/>
+              <w:keepNext/>
+              <w:ind w:firstLine="0"/>
+              <w:jc w:val="left"/>
+            </w:pPr>
+            <w:r>
+              <w:t xml:space="preserve">166</w:t>
             </w:r>
           </w:p>
         </w:tc>
@@ -12742,7 +14070,7 @@
         </w:tc>
         <w:tc>
           <w:tcPr>
-            <w:tcW w:w="2900" w:type="dxa"/>
+            <w:tcW w:w="2300" w:type="dxa"/>
           </w:tcPr>
           <w:p>
             <w:pPr>
@@ -12758,7 +14086,7 @@
         </w:tc>
         <w:tc>
           <w:tcPr>
-            <w:tcW w:w="1200" w:type="dxa"/>
+            <w:tcW w:w="1000" w:type="dxa"/>
           </w:tcPr>
           <w:p>
             <w:pPr>
@@ -12785,6 +14113,38 @@
             </w:pPr>
             <w:r>
               <w:t xml:space="preserve">ServiceRootScanner、CodeGraphMerger</w:t>
+            </w:r>
+          </w:p>
+        </w:tc>
+        <w:tc>
+          <w:tcPr>
+            <w:tcW w:w="400" w:type="dxa"/>
+          </w:tcPr>
+          <w:p>
+            <w:pPr>
+              <w:pStyle w:val="TableCell"/>
+              <w:keepNext/>
+              <w:ind w:firstLine="0"/>
+              <w:jc w:val="left"/>
+            </w:pPr>
+            <w:r>
+              <w:t xml:space="preserve">5</w:t>
+            </w:r>
+          </w:p>
+        </w:tc>
+        <w:tc>
+          <w:tcPr>
+            <w:tcW w:w="400" w:type="dxa"/>
+          </w:tcPr>
+          <w:p>
+            <w:pPr>
+              <w:pStyle w:val="TableCell"/>
+              <w:keepNext/>
+              <w:ind w:firstLine="0"/>
+              <w:jc w:val="left"/>
+            </w:pPr>
+            <w:r>
+              <w:t xml:space="preserve">54</w:t>
             </w:r>
           </w:p>
         </w:tc>
@@ -12811,7 +14171,7 @@
         </w:tc>
         <w:tc>
           <w:tcPr>
-            <w:tcW w:w="2900" w:type="dxa"/>
+            <w:tcW w:w="2300" w:type="dxa"/>
           </w:tcPr>
           <w:p>
             <w:pPr>
@@ -12827,7 +14187,7 @@
         </w:tc>
         <w:tc>
           <w:tcPr>
-            <w:tcW w:w="1200" w:type="dxa"/>
+            <w:tcW w:w="1000" w:type="dxa"/>
           </w:tcPr>
           <w:p>
             <w:pPr>
@@ -12854,6 +14214,38 @@
             </w:pPr>
             <w:r>
               <w:t xml:space="preserve">SourceScanner、ServiceRootScanner</w:t>
+            </w:r>
+          </w:p>
+        </w:tc>
+        <w:tc>
+          <w:tcPr>
+            <w:tcW w:w="400" w:type="dxa"/>
+          </w:tcPr>
+          <w:p>
+            <w:pPr>
+              <w:pStyle w:val="TableCell"/>
+              <w:keepNext/>
+              <w:ind w:firstLine="0"/>
+              <w:jc w:val="left"/>
+            </w:pPr>
+            <w:r>
+              <w:t xml:space="preserve">2</w:t>
+            </w:r>
+          </w:p>
+        </w:tc>
+        <w:tc>
+          <w:tcPr>
+            <w:tcW w:w="400" w:type="dxa"/>
+          </w:tcPr>
+          <w:p>
+            <w:pPr>
+              <w:pStyle w:val="TableCell"/>
+              <w:keepNext/>
+              <w:ind w:firstLine="0"/>
+              <w:jc w:val="left"/>
+            </w:pPr>
+            <w:r>
+              <w:t xml:space="preserve">123</w:t>
             </w:r>
           </w:p>
         </w:tc>
@@ -12880,7 +14272,7 @@
         </w:tc>
         <w:tc>
           <w:tcPr>
-            <w:tcW w:w="2900" w:type="dxa"/>
+            <w:tcW w:w="2300" w:type="dxa"/>
           </w:tcPr>
           <w:p>
             <w:pPr>
@@ -12916,7 +14308,7 @@
         </w:tc>
         <w:tc>
           <w:tcPr>
-            <w:tcW w:w="1200" w:type="dxa"/>
+            <w:tcW w:w="1000" w:type="dxa"/>
           </w:tcPr>
           <w:p>
             <w:pPr>
@@ -12943,6 +14335,38 @@
             </w:pPr>
             <w:r>
               <w:t xml:space="preserve">ConfigExtractor</w:t>
+            </w:r>
+          </w:p>
+        </w:tc>
+        <w:tc>
+          <w:tcPr>
+            <w:tcW w:w="400" w:type="dxa"/>
+          </w:tcPr>
+          <w:p>
+            <w:pPr>
+              <w:pStyle w:val="TableCell"/>
+              <w:keepNext/>
+              <w:ind w:firstLine="0"/>
+              <w:jc w:val="left"/>
+            </w:pPr>
+            <w:r>
+              <w:t xml:space="preserve">3</w:t>
+            </w:r>
+          </w:p>
+        </w:tc>
+        <w:tc>
+          <w:tcPr>
+            <w:tcW w:w="400" w:type="dxa"/>
+          </w:tcPr>
+          <w:p>
+            <w:pPr>
+              <w:pStyle w:val="TableCell"/>
+              <w:keepNext/>
+              <w:ind w:firstLine="0"/>
+              <w:jc w:val="left"/>
+            </w:pPr>
+            <w:r>
+              <w:t xml:space="preserve">25</w:t>
             </w:r>
           </w:p>
         </w:tc>
@@ -12969,7 +14393,7 @@
         </w:tc>
         <w:tc>
           <w:tcPr>
-            <w:tcW w:w="2900" w:type="dxa"/>
+            <w:tcW w:w="2300" w:type="dxa"/>
           </w:tcPr>
           <w:p>
             <w:pPr>
@@ -12985,7 +14409,7 @@
         </w:tc>
         <w:tc>
           <w:tcPr>
-            <w:tcW w:w="1200" w:type="dxa"/>
+            <w:tcW w:w="1000" w:type="dxa"/>
           </w:tcPr>
           <w:p>
             <w:pPr>
@@ -13012,6 +14436,38 @@
             </w:pPr>
             <w:r>
               <w:t xml:space="preserve">ConfigExtractor、ServiceRootScanner、CodeGraphMerger</w:t>
+            </w:r>
+          </w:p>
+        </w:tc>
+        <w:tc>
+          <w:tcPr>
+            <w:tcW w:w="400" w:type="dxa"/>
+          </w:tcPr>
+          <w:p>
+            <w:pPr>
+              <w:pStyle w:val="TableCell"/>
+              <w:keepNext/>
+              <w:ind w:firstLine="0"/>
+              <w:jc w:val="left"/>
+            </w:pPr>
+            <w:r>
+              <w:t xml:space="preserve">8</w:t>
+            </w:r>
+          </w:p>
+        </w:tc>
+        <w:tc>
+          <w:tcPr>
+            <w:tcW w:w="400" w:type="dxa"/>
+          </w:tcPr>
+          <w:p>
+            <w:pPr>
+              <w:pStyle w:val="TableCell"/>
+              <w:keepNext/>
+              <w:ind w:firstLine="0"/>
+              <w:jc w:val="left"/>
+            </w:pPr>
+            <w:r>
+              <w:t xml:space="preserve">53</w:t>
             </w:r>
           </w:p>
         </w:tc>
@@ -13038,7 +14494,7 @@
         </w:tc>
         <w:tc>
           <w:tcPr>
-            <w:tcW w:w="2900" w:type="dxa"/>
+            <w:tcW w:w="2300" w:type="dxa"/>
           </w:tcPr>
           <w:p>
             <w:pPr>
@@ -13061,7 +14517,7 @@
         </w:tc>
         <w:tc>
           <w:tcPr>
-            <w:tcW w:w="1200" w:type="dxa"/>
+            <w:tcW w:w="1000" w:type="dxa"/>
           </w:tcPr>
           <w:p>
             <w:pPr>
@@ -13088,6 +14544,38 @@
             </w:pPr>
             <w:r>
               <w:t xml:space="preserve">CodeGraphMerger</w:t>
+            </w:r>
+          </w:p>
+        </w:tc>
+        <w:tc>
+          <w:tcPr>
+            <w:tcW w:w="400" w:type="dxa"/>
+          </w:tcPr>
+          <w:p>
+            <w:pPr>
+              <w:pStyle w:val="TableCell"/>
+              <w:keepNext/>
+              <w:ind w:firstLine="0"/>
+              <w:jc w:val="left"/>
+            </w:pPr>
+            <w:r>
+              <w:t xml:space="preserve">2</w:t>
+            </w:r>
+          </w:p>
+        </w:tc>
+        <w:tc>
+          <w:tcPr>
+            <w:tcW w:w="400" w:type="dxa"/>
+          </w:tcPr>
+          <w:p>
+            <w:pPr>
+              <w:pStyle w:val="TableCell"/>
+              <w:keepNext/>
+              <w:ind w:firstLine="0"/>
+              <w:jc w:val="left"/>
+            </w:pPr>
+            <w:r>
+              <w:t xml:space="preserve">3</w:t>
             </w:r>
           </w:p>
         </w:tc>
@@ -13113,7 +14601,7 @@
         </w:tc>
         <w:tc>
           <w:tcPr>
-            <w:tcW w:w="2900" w:type="dxa"/>
+            <w:tcW w:w="2300" w:type="dxa"/>
           </w:tcPr>
           <w:p>
             <w:pPr>
@@ -13128,7 +14616,7 @@
         </w:tc>
         <w:tc>
           <w:tcPr>
-            <w:tcW w:w="1200" w:type="dxa"/>
+            <w:tcW w:w="1000" w:type="dxa"/>
           </w:tcPr>
           <w:p>
             <w:pPr>
@@ -13153,6 +14641,36 @@
             </w:pPr>
             <w:r>
               <w:t xml:space="preserve">ConfigExtractor</w:t>
+            </w:r>
+          </w:p>
+        </w:tc>
+        <w:tc>
+          <w:tcPr>
+            <w:tcW w:w="400" w:type="dxa"/>
+          </w:tcPr>
+          <w:p>
+            <w:pPr>
+              <w:pStyle w:val="TableCell"/>
+              <w:ind w:firstLine="0"/>
+              <w:jc w:val="left"/>
+            </w:pPr>
+            <w:r>
+              <w:t xml:space="preserve">1</w:t>
+            </w:r>
+          </w:p>
+        </w:tc>
+        <w:tc>
+          <w:tcPr>
+            <w:tcW w:w="400" w:type="dxa"/>
+          </w:tcPr>
+          <w:p>
+            <w:pPr>
+              <w:pStyle w:val="TableCell"/>
+              <w:ind w:firstLine="0"/>
+              <w:jc w:val="left"/>
+            </w:pPr>
+            <w:r>
+              <w:t xml:space="preserve">5</w:t>
             </w:r>
           </w:p>
         </w:tc>

--- a/docs/papers/compsac-2027-zh.docx
+++ b/docs/papers/compsac-2027-zh.docx
@@ -40,7 +40,7 @@
         <w:t xml:space="preserve">摘要—</w:t>
       </w:r>
       <w:r>
-        <w:t xml:space="preserve">微服務系統的相依圖是部署排序、變更影響分析與測試規劃的基礎，但單一來源難以完整重建它：執行期觀測只看得到被觸發的呼叫，靜態分析處理不了動態分派，也處理不了尚未支援文法的語言，專案文件則可能過時或錯誤。把多個來源合在一起可以提高完整度，卻帶來新的問題：讀者分不出圖上哪一條關係是量測到的、哪一條只是有人提過，覆蓋率數字與 LLM 撰寫的報告也可能和圖互相矛盾。本文提出 DepWeaver，一個整合在 ChatOps 環境中的相依圖建構方法。它從服務網格的執行期觀測、tree-sitter 靜態分析與專案文件三個來源抽取關係，再融合成統一模型；模型中每條邊帶有逐條出處與三級信心等級（僅推測 &lt; 有使用證據 &lt; 量測到）。圖、覆蓋率與報告都由這個模型產生：相依關係清單由程式撰寫，不交給 LLM 重述；覆蓋率只計算量測機制能夠量測的關係；沒有量測的值明示為「未量測」。自動手段用盡時，才在對話中請操作者提供缺少的值，並確認對不上的服務名稱指的是哪個服務。在 19 個開源系統與 1 個私有系統上評估：靜態層對第三方 MicroDepGraph 參考邊集合的吻合率為 0.98（93/95）；作為假想敵，不給檔案的 LLM 直接畫圖 F1 為 0.70，給了檔案後為 0.90，但沒有出處、執行結果不穩定、名稱常對不上，而它贏過靜態層的地方正好指出規則的缺口。補上規則後，歸納用的 7 個系統 precision 全為 1.00、recall 0.99，但這些規則對 3 個未見過的 hold-out 系統一條邊都沒有改變；改從 hold-out 歸納、再以另外 2 個未見過的系統量測，才有部分轉移（其中一個系統的業務呼叫邊 recall 由 0.11 提高到 0.89）。靜態層的 recall 因此是寫法涵蓋率，不是靜態分析的極限。在真實部署的 Bank of Anthos 上，融合執行期觀測後業務呼叫覆蓋率 7/7、資料層 5/5；關閉 repo 範例來源再執行一次時，最後兩條業務邊由對話補齊；操作者回答 3 個名稱問題後，一個系統的吻合率由 24/26 提高到 26/26。</w:t>
+        <w:t xml:space="preserve">微服務系統的相依圖是部署排序、變更影響分析與測試規劃的基礎，但單一來源難以完整重建它：執行期觀測只看得到被觸發的呼叫，靜態分析處理不了動態分派，也處理不了尚未支援文法的語言，專案文件則可能過時或錯誤。把多個來源合在一起可以提高完整度，卻帶來新的問題：讀者分不出圖上哪一條關係是量測到的、哪一條只是有人提過，覆蓋率數字與 LLM 撰寫的報告也可能和圖互相矛盾。本文提出 DepWeaver，一個整合在 ChatOps 環境中的相依圖建構方法。它從服務網格的執行期觀測、tree-sitter 靜態分析與專案文件三個來源抽取關係，再融合成統一模型；模型中每條邊帶有逐條出處與三級信心等級（僅推測 &lt; 有使用證據 &lt; 量測到）。圖、覆蓋率與報告都由這個模型產生：相依關係清單由程式撰寫，不交給 LLM 重述；覆蓋率只計算量測機制能夠量測的關係；沒有量測的值明示為「未量測」。自動手段用盡時，才在對話中請操作者提供缺少的值，並確認對不上的服務名稱指的是哪個服務。在 21 個開源系統與 1 個私有系統上評估：靜態層對第三方 MicroDepGraph 參考邊集合的吻合率為 0.98（93/95）；作為假想敵，不給檔案的 LLM 直接畫圖 F1 為 0.70，給了檔案後為 0.90，但沒有出處、執行結果不穩定、名稱常對不上，而它贏過靜態層的地方正好指出規則的缺口。補上規則後，歸納用的 7 個系統 precision 全為 1.00、recall 0.99，但這些規則對 3 個未見過的 hold-out 系統一條邊都沒有改變；改從 hold-out 歸納、再以另外未見過的系統量測，才有部分轉移（其中一個系統的業務呼叫邊 recall 由 0.11 提高到 0.89；第四組的純 Kubernetes 系統 P 1.00、R 0.84 直接轉移）。靜態層的 recall 因此是寫法涵蓋率，不是靜態分析的極限。在真實部署的 Bank of Anthos 上，融合執行期觀測後業務呼叫覆蓋率 7/7、資料層 5/5；關閉 repo 範例來源再執行一次時，最後兩條業務邊由對話補齊；操作者回答 3 個名稱問題後，一個系統的吻合率由 24/26 提高到 26/26。</w:t>
       </w:r>
     </w:p>
     <w:p>
@@ -311,10 +311,10 @@
           <w:b/>
           <w:bCs/>
         </w:rPr>
-        <w:t xml:space="preserve">在 19 個開源系統與 1 個私有系統上的評估</w:t>
-      </w:r>
-      <w:r>
-        <w:t xml:space="preserve">（第 IV 節）：包含一個純 LLM 直接畫圖的假想敵對照、一份非作者標註的第三方參考邊集合、逐條可複驗的作者參考邊集合、三輪「在一組系統上歸納規則、在下一組未見過的系統上量測轉移」的 hold-out 評估、一個真實部署的執行期驗證，以及詢問操作者前後的對照。</w:t>
+        <w:t xml:space="preserve">在 21 個開源系統與 1 個私有系統上的評估</w:t>
+      </w:r>
+      <w:r>
+        <w:t xml:space="preserve">（第 IV 節）：包含一個純 LLM 直接畫圖的假想敵對照、一份非作者標註的第三方參考邊集合、逐條可複驗的作者參考邊集合、四輪「在一組系統上歸納規則、在下一組未見過的系統上量測轉移」的 hold-out 評估、每條規則在全部系統上的觸發次數、一個真實部署的執行期驗證，以及詢問操作者前後的對照。</w:t>
       </w:r>
     </w:p>
     <w:p>
@@ -1427,7 +1427,7 @@
         <w:pStyle w:val="BodyText"/>
       </w:pPr>
       <w:r>
-        <w:t xml:space="preserve">合併後的圖帶有三類雜訊：框架函式庫被當成服務、同一服務的多種拼法（模組目錄名、部署名、文件中的名稱），以及控制平面元件。DepWeaver 以 46 條不含任何專案名稱的抽取與合併規則，加上框架函式庫與控制平面的名單處理；表 II 列出其中幾條代表性的規則；每條規則都是在第 IV-B 節的某個系統上逐條比對差異後歸納出來的，並有對應的單元測試（46 條全表見附錄；它們分四輪歸納，每一輪對未見過的系統轉移了多少，見第 IV-C 節）。</w:t>
+        <w:t xml:space="preserve">合併後的圖帶有三類雜訊：框架函式庫被當成服務、同一服務的多種拼法（模組目錄名、部署名、文件中的名稱），以及控制平面元件。DepWeaver 以 56 條不含任何專案名稱的抽取與合併規則，加上框架函式庫與控制平面的名單處理；表 II 列出其中幾條代表性的規則；每條規則都是在第 IV-B 節的某個系統上逐條比對差異後歸納出來的，並有對應的單元測試（46 條全表見附錄；它們分四輪歸納，每一輪對未見過的系統轉移了多少，見第 IV-C 節）。</w:t>
       </w:r>
     </w:p>
     <w:p>
@@ -2447,7 +2447,7 @@
         <w:pStyle w:val="BodyText"/>
       </w:pPr>
       <w:r>
-        <w:t xml:space="preserve">表 IV 列出受測系統。RQ0 與 RQ1 刻意挑選結構特性不同的新系統：非 Spring 的 Jakarta EE、以 enum 常數指定呼叫目標、再經自行實作的 registry 取得實例位址，五種語言混合、Helm 範本、以反向代理為入口。另有兩組在規則歸納前就選定、只用來量測規則轉移的 hold-out 系統（B 與 C），以及一個私有系統（AICS，13 個 repo 的 polyrepo，不可能在 LLM 的訓練資料裡）。</w:t>
+        <w:t xml:space="preserve">表 IV 列出受測系統。RQ0 與 RQ1 刻意挑選結構特性不同的新系統：非 Spring 的 Jakarta EE、以 enum 常數指定呼叫目標、再經自行實作的 registry 取得實例位址，五種語言混合、Helm 範本、以反向代理為入口。另有三組在規則歸納前就選定、只用來量測規則轉移的 hold-out 系統（B、C、D），以及一個私有系統（AICS，13 個 repo 的 polyrepo，不可能在 LLM 的訓練資料裡）。</w:t>
       </w:r>
     </w:p>
     <w:p>
@@ -3609,6 +3609,144 @@
             </w:pPr>
             <w:r>
               <w:t xml:space="preserve">RQ1 hold-out C</w:t>
+            </w:r>
+          </w:p>
+        </w:tc>
+      </w:tr>
+      <w:tr>
+        <w:trPr>
+          <w:cantSplit/>
+        </w:trPr>
+        <w:tc>
+          <w:tcPr>
+            <w:tcW w:w="1700" w:type="dxa"/>
+          </w:tcPr>
+          <w:p>
+            <w:pPr>
+              <w:pStyle w:val="TableCell"/>
+              <w:keepNext/>
+              <w:ind w:firstLine="0"/>
+              <w:jc w:val="left"/>
+            </w:pPr>
+            <w:r>
+              <w:t xml:space="preserve">kiali travels</w:t>
+            </w:r>
+          </w:p>
+        </w:tc>
+        <w:tc>
+          <w:tcPr>
+            <w:tcW w:w="1300" w:type="dxa"/>
+          </w:tcPr>
+          <w:p>
+            <w:pPr>
+              <w:pStyle w:val="TableCell"/>
+              <w:keepNext/>
+              <w:ind w:firstLine="0"/>
+              <w:jc w:val="left"/>
+            </w:pPr>
+            <w:r>
+              <w:t xml:space="preserve">Go</w:t>
+            </w:r>
+          </w:p>
+        </w:tc>
+        <w:tc>
+          <w:tcPr>
+            <w:tcW w:w="1000" w:type="dxa"/>
+          </w:tcPr>
+          <w:p>
+            <w:pPr>
+              <w:pStyle w:val="TableCell"/>
+              <w:keepNext/>
+              <w:ind w:firstLine="0"/>
+              <w:jc w:val="left"/>
+            </w:pPr>
+            <w:r>
+              <w:t xml:space="preserve">Kubernetes（3 個 namespace）、Istio</w:t>
+            </w:r>
+          </w:p>
+        </w:tc>
+        <w:tc>
+          <w:tcPr>
+            <w:tcW w:w="1040" w:type="dxa"/>
+          </w:tcPr>
+          <w:p>
+            <w:pPr>
+              <w:pStyle w:val="TableCell"/>
+              <w:keepNext/>
+              <w:ind w:firstLine="0"/>
+              <w:jc w:val="left"/>
+            </w:pPr>
+            <w:r>
+              <w:t xml:space="preserve">RQ1 hold-out D</w:t>
+            </w:r>
+          </w:p>
+        </w:tc>
+      </w:tr>
+      <w:tr>
+        <w:trPr>
+          <w:cantSplit/>
+        </w:trPr>
+        <w:tc>
+          <w:tcPr>
+            <w:tcW w:w="1700" w:type="dxa"/>
+          </w:tcPr>
+          <w:p>
+            <w:pPr>
+              <w:pStyle w:val="TableCell"/>
+              <w:keepNext/>
+              <w:ind w:firstLine="0"/>
+              <w:jc w:val="left"/>
+            </w:pPr>
+            <w:r>
+              <w:t xml:space="preserve">skywalking-showcase</w:t>
+            </w:r>
+          </w:p>
+        </w:tc>
+        <w:tc>
+          <w:tcPr>
+            <w:tcW w:w="1300" w:type="dxa"/>
+          </w:tcPr>
+          <w:p>
+            <w:pPr>
+              <w:pStyle w:val="TableCell"/>
+              <w:keepNext/>
+              <w:ind w:firstLine="0"/>
+              <w:jc w:val="left"/>
+            </w:pPr>
+            <w:r>
+              <w:t xml:space="preserve">Java、Python、Go、Node</w:t>
+            </w:r>
+          </w:p>
+        </w:tc>
+        <w:tc>
+          <w:tcPr>
+            <w:tcW w:w="1000" w:type="dxa"/>
+          </w:tcPr>
+          <w:p>
+            <w:pPr>
+              <w:pStyle w:val="TableCell"/>
+              <w:keepNext/>
+              <w:ind w:firstLine="0"/>
+              <w:jc w:val="left"/>
+            </w:pPr>
+            <w:r>
+              <w:t xml:space="preserve">Helm、Compose（20 份）</w:t>
+            </w:r>
+          </w:p>
+        </w:tc>
+        <w:tc>
+          <w:tcPr>
+            <w:tcW w:w="1040" w:type="dxa"/>
+          </w:tcPr>
+          <w:p>
+            <w:pPr>
+              <w:pStyle w:val="TableCell"/>
+              <w:keepNext/>
+              <w:ind w:firstLine="0"/>
+              <w:jc w:val="left"/>
+            </w:pPr>
+            <w:r>
+              <w:t xml:space="preserve">RQ1 hold-out D</w:t>
             </w:r>
           </w:p>
         </w:tc>
@@ -4955,7 +5093,7 @@
               <w:jc w:val="left"/>
             </w:pPr>
             <w:r>
-              <w:t xml:space="preserve">hold-out 5 系統：DepWeaver 靜態層（46 條）</w:t>
+              <w:t xml:space="preserve">hold-out 5 系統：DepWeaver 靜態層（第三輪後，46 條）</w:t>
             </w:r>
           </w:p>
         </w:tc>
@@ -5035,7 +5173,7 @@
               <w:jc w:val="left"/>
             </w:pPr>
             <w:r>
-              <w:t xml:space="preserve">表 VIII 最右欄；對這 5 個系統而言不是 hold-out 數字</w:t>
+              <w:t xml:space="preserve">表 VIII；對這 5 個系統而言不是 hold-out 數字</w:t>
             </w:r>
           </w:p>
         </w:tc>
@@ -5358,7 +5496,7 @@
               <w:jc w:val="left"/>
             </w:pPr>
             <w:r>
-              <w:t xml:space="preserve">私有系統 AICS：DepWeaver 靜態層（46 條）</w:t>
+              <w:t xml:space="preserve">私有系統 AICS：DepWeaver 靜態層（第三輪後，46 條）</w:t>
             </w:r>
           </w:p>
         </w:tc>
@@ -5433,7 +5571,7 @@
               <w:jc w:val="left"/>
             </w:pPr>
             <w:r>
-              <w:t xml:space="preserve">第 19 至 22 條在此歸納；漏的多是叢集外元件與經 SDK 的外部服務</w:t>
+              <w:t xml:space="preserve">第 19 至 22 條在此歸納；第四輪加入入口路由後為 0.90、0.76；其餘遺漏多是叢集外元件與經 SDK 的外部服務</w:t>
             </w:r>
           </w:p>
         </w:tc>
@@ -7581,6 +7719,21 @@
     </w:p>
     <w:p>
       <w:pPr>
+        <w:pStyle w:val="BodyText"/>
+      </w:pPr>
+      <w:r>
+        <w:rPr>
+          <w:b/>
+          <w:bCs/>
+        </w:rPr>
+        <w:t xml:space="preserve">第四輪：以 hold-out D 量測第三輪，再以機制而非規則補缺口。</w:t>
+      </w:r>
+      <w:r>
+        <w:t xml:space="preserve">第三輪規則以另外選定的 2 個系統量測（hold-out D）：kiali 的 travels（純 Kubernetes、三個 namespace、Istio、Go）P 1.00、R 0.84，第三輪完全轉移；Apache skywalking-showcase P 0.08、R 0.25，暴露四個前面各組沒有的部署形狀：只有 Helm template 的 Kubernetes 描述（整份被 YAML 解析例外吞掉）、Compose 用 image: 而非 build: 指名模組、Compose 的 network aliases，以及真正的目標寫在 command: 裡的 depends_on。這一輪我們刻意不再以「多一種寫法、多一條規則」補缺口，而是補通用機制：以 tree-sitter 文法取代 JavaScript、TypeScript、Go、PHP 的缺口與 Kotlin、C# 的正規表示式（6 個文法在 Linux x86-64 上實測可載入）；把「變數追到字面值」由 Python 專用的實作改為跨語言的單一解析器；以 values.yaml 的預設值渲染 Helm template；把 image 名稱、network aliases 併入既有的別名機制；把 command: 與容器 args 當成位址來源；同名而分屬不同 namespace 的資源保持為不同節點；一個值列出多個位址時逐一建邊；以 Istio VirtualService 與 APISIX 路由檔作為入口來源（共 10 條，第 47 至 56 條；另擴充第 2、5、25、36、42、44 條）。結果：歸納用的 7 個系統 recall 由 0.99 提高到 1.00（robot-shop 的 Node 與 PHP 兩條由文法補上）、precision 維持 1.00；hold-out D 由 0.44／0.67 提高到 0.71／1.00；AICS 由 0.89／0.63 提高到 0.90／0.76；hold-out B、C 逐邊不變；第三方吻合率維持 93/95。為了統一入口邊的標註方式，Online Boutique、Bank of Anthos 與 robot-shop 的參考邊集合各補上一條 istio-ingressgateway 的邊（repo 中都有綁定 Gateway 的 VirtualService），train-ticket 的固定邊數因 gateway 的 38 條入口路由由 120 變為 158，其餘逐邊不變。hotelReservation 的 9 條 Consul srv-* 呼叫現在由 Go 文法讀到，列為待確認的名稱而不畫：註冊中心的名稱對應到哪個服務，是規則不該猜、應交給操作者的問題（第 III-F 節）。</w:t>
+      </w:r>
+    </w:p>
+    <w:p>
+      <w:pPr>
         <w:pStyle w:val="TableCaption"/>
       </w:pPr>
       <w:r>
@@ -7604,12 +7757,13 @@
         </w:tblCellMar>
       </w:tblPr>
       <w:tblGrid>
-        <w:gridCol w:w="1700"/>
-        <w:gridCol w:w="440"/>
-        <w:gridCol w:w="725"/>
-        <w:gridCol w:w="725"/>
-        <w:gridCol w:w="725"/>
-        <w:gridCol w:w="725"/>
+        <w:gridCol w:w="1500"/>
+        <w:gridCol w:w="400"/>
+        <w:gridCol w:w="628"/>
+        <w:gridCol w:w="628"/>
+        <w:gridCol w:w="628"/>
+        <w:gridCol w:w="628"/>
+        <w:gridCol w:w="628"/>
       </w:tblGrid>
       <w:tr>
         <w:trPr>
@@ -7618,7 +7772,7 @@
         </w:trPr>
         <w:tc>
           <w:tcPr>
-            <w:tcW w:w="1700" w:type="dxa"/>
+            <w:tcW w:w="1500" w:type="dxa"/>
             <w:tcBorders>
               <w:bottom w:val="single" w:sz="4" w:space="0" w:color="000000"/>
             </w:tcBorders>
@@ -7641,7 +7795,7 @@
         </w:tc>
         <w:tc>
           <w:tcPr>
-            <w:tcW w:w="440" w:type="dxa"/>
+            <w:tcW w:w="400" w:type="dxa"/>
             <w:tcBorders>
               <w:bottom w:val="single" w:sz="4" w:space="0" w:color="000000"/>
             </w:tcBorders>
@@ -7664,7 +7818,7 @@
         </w:tc>
         <w:tc>
           <w:tcPr>
-            <w:tcW w:w="725" w:type="dxa"/>
+            <w:tcW w:w="628" w:type="dxa"/>
             <w:tcBorders>
               <w:bottom w:val="single" w:sz="4" w:space="0" w:color="000000"/>
             </w:tcBorders>
@@ -7687,7 +7841,7 @@
         </w:tc>
         <w:tc>
           <w:tcPr>
-            <w:tcW w:w="725" w:type="dxa"/>
+            <w:tcW w:w="628" w:type="dxa"/>
             <w:tcBorders>
               <w:bottom w:val="single" w:sz="4" w:space="0" w:color="000000"/>
             </w:tcBorders>
@@ -7704,13 +7858,13 @@
                 <w:b/>
                 <w:bCs/>
               </w:rPr>
-              <w:t xml:space="preserve">第 15–23 條後</w:t>
-            </w:r>
-          </w:p>
-        </w:tc>
-        <w:tc>
-          <w:tcPr>
-            <w:tcW w:w="725" w:type="dxa"/>
+              <w:t xml:space="preserve">15–23 後</w:t>
+            </w:r>
+          </w:p>
+        </w:tc>
+        <w:tc>
+          <w:tcPr>
+            <w:tcW w:w="628" w:type="dxa"/>
             <w:tcBorders>
               <w:bottom w:val="single" w:sz="4" w:space="0" w:color="000000"/>
             </w:tcBorders>
@@ -7727,13 +7881,13 @@
                 <w:b/>
                 <w:bCs/>
               </w:rPr>
-              <w:t xml:space="preserve">第 24–35 條後</w:t>
-            </w:r>
-          </w:p>
-        </w:tc>
-        <w:tc>
-          <w:tcPr>
-            <w:tcW w:w="725" w:type="dxa"/>
+              <w:t xml:space="preserve">24–35 後</w:t>
+            </w:r>
+          </w:p>
+        </w:tc>
+        <w:tc>
+          <w:tcPr>
+            <w:tcW w:w="628" w:type="dxa"/>
             <w:tcBorders>
               <w:bottom w:val="single" w:sz="4" w:space="0" w:color="000000"/>
             </w:tcBorders>
@@ -7750,7 +7904,30 @@
                 <w:b/>
                 <w:bCs/>
               </w:rPr>
-              <w:t xml:space="preserve">第 36–46 條後</w:t>
+              <w:t xml:space="preserve">36–46 後</w:t>
+            </w:r>
+          </w:p>
+        </w:tc>
+        <w:tc>
+          <w:tcPr>
+            <w:tcW w:w="628" w:type="dxa"/>
+            <w:tcBorders>
+              <w:bottom w:val="single" w:sz="4" w:space="0" w:color="000000"/>
+            </w:tcBorders>
+          </w:tcPr>
+          <w:p>
+            <w:pPr>
+              <w:pStyle w:val="TableCell"/>
+              <w:keepNext/>
+              <w:ind w:firstLine="0"/>
+              <w:jc w:val="left"/>
+            </w:pPr>
+            <w:r>
+              <w:rPr>
+                <w:b/>
+                <w:bCs/>
+              </w:rPr>
+              <w:t xml:space="preserve">47–56 後</w:t>
             </w:r>
           </w:p>
         </w:tc>
@@ -7761,7 +7938,7 @@
         </w:trPr>
         <w:tc>
           <w:tcPr>
-            <w:tcW w:w="1700" w:type="dxa"/>
+            <w:tcW w:w="1500" w:type="dxa"/>
           </w:tcPr>
           <w:p>
             <w:pPr>
@@ -7777,7 +7954,7 @@
         </w:tc>
         <w:tc>
           <w:tcPr>
-            <w:tcW w:w="440" w:type="dxa"/>
+            <w:tcW w:w="400" w:type="dxa"/>
           </w:tcPr>
           <w:p>
             <w:pPr>
@@ -7793,7 +7970,7 @@
         </w:tc>
         <w:tc>
           <w:tcPr>
-            <w:tcW w:w="725" w:type="dxa"/>
+            <w:tcW w:w="628" w:type="dxa"/>
           </w:tcPr>
           <w:p>
             <w:pPr>
@@ -7809,7 +7986,7 @@
         </w:tc>
         <w:tc>
           <w:tcPr>
-            <w:tcW w:w="725" w:type="dxa"/>
+            <w:tcW w:w="628" w:type="dxa"/>
           </w:tcPr>
           <w:p>
             <w:pPr>
@@ -7829,7 +8006,7 @@
         </w:tc>
         <w:tc>
           <w:tcPr>
-            <w:tcW w:w="725" w:type="dxa"/>
+            <w:tcW w:w="628" w:type="dxa"/>
           </w:tcPr>
           <w:p>
             <w:pPr>
@@ -7845,7 +8022,23 @@
         </w:tc>
         <w:tc>
           <w:tcPr>
-            <w:tcW w:w="725" w:type="dxa"/>
+            <w:tcW w:w="628" w:type="dxa"/>
+          </w:tcPr>
+          <w:p>
+            <w:pPr>
+              <w:pStyle w:val="TableCell"/>
+              <w:keepNext/>
+              <w:ind w:firstLine="0"/>
+              <w:jc w:val="left"/>
+            </w:pPr>
+            <w:r>
+              <w:t xml:space="preserve">0.97</w:t>
+            </w:r>
+          </w:p>
+        </w:tc>
+        <w:tc>
+          <w:tcPr>
+            <w:tcW w:w="628" w:type="dxa"/>
           </w:tcPr>
           <w:p>
             <w:pPr>
@@ -7866,20 +8059,20 @@
         </w:trPr>
         <w:tc>
           <w:tcPr>
-            <w:tcW w:w="1700" w:type="dxa"/>
-          </w:tcPr>
-          <w:p>
-            <w:pPr>
-              <w:pStyle w:val="TableCell"/>
-              <w:keepNext/>
-              <w:ind w:firstLine="0"/>
-              <w:jc w:val="left"/>
-            </w:pPr>
-          </w:p>
-        </w:tc>
-        <w:tc>
-          <w:tcPr>
-            <w:tcW w:w="440" w:type="dxa"/>
+            <w:tcW w:w="1500" w:type="dxa"/>
+          </w:tcPr>
+          <w:p>
+            <w:pPr>
+              <w:pStyle w:val="TableCell"/>
+              <w:keepNext/>
+              <w:ind w:firstLine="0"/>
+              <w:jc w:val="left"/>
+            </w:pPr>
+          </w:p>
+        </w:tc>
+        <w:tc>
+          <w:tcPr>
+            <w:tcW w:w="400" w:type="dxa"/>
           </w:tcPr>
           <w:p>
             <w:pPr>
@@ -7895,7 +8088,7 @@
         </w:tc>
         <w:tc>
           <w:tcPr>
-            <w:tcW w:w="725" w:type="dxa"/>
+            <w:tcW w:w="628" w:type="dxa"/>
           </w:tcPr>
           <w:p>
             <w:pPr>
@@ -7911,7 +8104,7 @@
         </w:tc>
         <w:tc>
           <w:tcPr>
-            <w:tcW w:w="725" w:type="dxa"/>
+            <w:tcW w:w="628" w:type="dxa"/>
           </w:tcPr>
           <w:p>
             <w:pPr>
@@ -7931,7 +8124,7 @@
         </w:tc>
         <w:tc>
           <w:tcPr>
-            <w:tcW w:w="725" w:type="dxa"/>
+            <w:tcW w:w="628" w:type="dxa"/>
           </w:tcPr>
           <w:p>
             <w:pPr>
@@ -7947,7 +8140,23 @@
         </w:tc>
         <w:tc>
           <w:tcPr>
-            <w:tcW w:w="725" w:type="dxa"/>
+            <w:tcW w:w="628" w:type="dxa"/>
+          </w:tcPr>
+          <w:p>
+            <w:pPr>
+              <w:pStyle w:val="TableCell"/>
+              <w:keepNext/>
+              <w:ind w:firstLine="0"/>
+              <w:jc w:val="left"/>
+            </w:pPr>
+            <w:r>
+              <w:t xml:space="preserve">1.00</w:t>
+            </w:r>
+          </w:p>
+        </w:tc>
+        <w:tc>
+          <w:tcPr>
+            <w:tcW w:w="628" w:type="dxa"/>
           </w:tcPr>
           <w:p>
             <w:pPr>
@@ -7968,7 +8177,7 @@
         </w:trPr>
         <w:tc>
           <w:tcPr>
-            <w:tcW w:w="1700" w:type="dxa"/>
+            <w:tcW w:w="1500" w:type="dxa"/>
           </w:tcPr>
           <w:p>
             <w:pPr>
@@ -7984,7 +8193,7 @@
         </w:tc>
         <w:tc>
           <w:tcPr>
-            <w:tcW w:w="440" w:type="dxa"/>
+            <w:tcW w:w="400" w:type="dxa"/>
           </w:tcPr>
           <w:p>
             <w:pPr>
@@ -8000,7 +8209,7 @@
         </w:tc>
         <w:tc>
           <w:tcPr>
-            <w:tcW w:w="725" w:type="dxa"/>
+            <w:tcW w:w="628" w:type="dxa"/>
           </w:tcPr>
           <w:p>
             <w:pPr>
@@ -8016,7 +8225,7 @@
         </w:tc>
         <w:tc>
           <w:tcPr>
-            <w:tcW w:w="725" w:type="dxa"/>
+            <w:tcW w:w="628" w:type="dxa"/>
           </w:tcPr>
           <w:p>
             <w:pPr>
@@ -8036,7 +8245,7 @@
         </w:tc>
         <w:tc>
           <w:tcPr>
-            <w:tcW w:w="725" w:type="dxa"/>
+            <w:tcW w:w="628" w:type="dxa"/>
           </w:tcPr>
           <w:p>
             <w:pPr>
@@ -8052,7 +8261,23 @@
         </w:tc>
         <w:tc>
           <w:tcPr>
-            <w:tcW w:w="725" w:type="dxa"/>
+            <w:tcW w:w="628" w:type="dxa"/>
+          </w:tcPr>
+          <w:p>
+            <w:pPr>
+              <w:pStyle w:val="TableCell"/>
+              <w:keepNext/>
+              <w:ind w:firstLine="0"/>
+              <w:jc w:val="left"/>
+            </w:pPr>
+            <w:r>
+              <w:t xml:space="preserve">1.00</w:t>
+            </w:r>
+          </w:p>
+        </w:tc>
+        <w:tc>
+          <w:tcPr>
+            <w:tcW w:w="628" w:type="dxa"/>
           </w:tcPr>
           <w:p>
             <w:pPr>
@@ -8073,20 +8298,20 @@
         </w:trPr>
         <w:tc>
           <w:tcPr>
-            <w:tcW w:w="1700" w:type="dxa"/>
-          </w:tcPr>
-          <w:p>
-            <w:pPr>
-              <w:pStyle w:val="TableCell"/>
-              <w:keepNext/>
-              <w:ind w:firstLine="0"/>
-              <w:jc w:val="left"/>
-            </w:pPr>
-          </w:p>
-        </w:tc>
-        <w:tc>
-          <w:tcPr>
-            <w:tcW w:w="440" w:type="dxa"/>
+            <w:tcW w:w="1500" w:type="dxa"/>
+          </w:tcPr>
+          <w:p>
+            <w:pPr>
+              <w:pStyle w:val="TableCell"/>
+              <w:keepNext/>
+              <w:ind w:firstLine="0"/>
+              <w:jc w:val="left"/>
+            </w:pPr>
+          </w:p>
+        </w:tc>
+        <w:tc>
+          <w:tcPr>
+            <w:tcW w:w="400" w:type="dxa"/>
           </w:tcPr>
           <w:p>
             <w:pPr>
@@ -8102,7 +8327,7 @@
         </w:tc>
         <w:tc>
           <w:tcPr>
-            <w:tcW w:w="725" w:type="dxa"/>
+            <w:tcW w:w="628" w:type="dxa"/>
           </w:tcPr>
           <w:p>
             <w:pPr>
@@ -8118,7 +8343,7 @@
         </w:tc>
         <w:tc>
           <w:tcPr>
-            <w:tcW w:w="725" w:type="dxa"/>
+            <w:tcW w:w="628" w:type="dxa"/>
           </w:tcPr>
           <w:p>
             <w:pPr>
@@ -8138,7 +8363,7 @@
         </w:tc>
         <w:tc>
           <w:tcPr>
-            <w:tcW w:w="725" w:type="dxa"/>
+            <w:tcW w:w="628" w:type="dxa"/>
           </w:tcPr>
           <w:p>
             <w:pPr>
@@ -8154,7 +8379,23 @@
         </w:tc>
         <w:tc>
           <w:tcPr>
-            <w:tcW w:w="725" w:type="dxa"/>
+            <w:tcW w:w="628" w:type="dxa"/>
+          </w:tcPr>
+          <w:p>
+            <w:pPr>
+              <w:pStyle w:val="TableCell"/>
+              <w:keepNext/>
+              <w:ind w:firstLine="0"/>
+              <w:jc w:val="left"/>
+            </w:pPr>
+            <w:r>
+              <w:t xml:space="preserve">0.96</w:t>
+            </w:r>
+          </w:p>
+        </w:tc>
+        <w:tc>
+          <w:tcPr>
+            <w:tcW w:w="628" w:type="dxa"/>
           </w:tcPr>
           <w:p>
             <w:pPr>
@@ -8175,7 +8416,7 @@
         </w:trPr>
         <w:tc>
           <w:tcPr>
-            <w:tcW w:w="1700" w:type="dxa"/>
+            <w:tcW w:w="1500" w:type="dxa"/>
           </w:tcPr>
           <w:p>
             <w:pPr>
@@ -8191,7 +8432,7 @@
         </w:tc>
         <w:tc>
           <w:tcPr>
-            <w:tcW w:w="440" w:type="dxa"/>
+            <w:tcW w:w="400" w:type="dxa"/>
           </w:tcPr>
           <w:p>
             <w:pPr>
@@ -8207,7 +8448,7 @@
         </w:tc>
         <w:tc>
           <w:tcPr>
-            <w:tcW w:w="725" w:type="dxa"/>
+            <w:tcW w:w="628" w:type="dxa"/>
           </w:tcPr>
           <w:p>
             <w:pPr>
@@ -8223,7 +8464,7 @@
         </w:tc>
         <w:tc>
           <w:tcPr>
-            <w:tcW w:w="725" w:type="dxa"/>
+            <w:tcW w:w="628" w:type="dxa"/>
           </w:tcPr>
           <w:p>
             <w:pPr>
@@ -8243,7 +8484,7 @@
         </w:tc>
         <w:tc>
           <w:tcPr>
-            <w:tcW w:w="725" w:type="dxa"/>
+            <w:tcW w:w="628" w:type="dxa"/>
           </w:tcPr>
           <w:p>
             <w:pPr>
@@ -8259,7 +8500,23 @@
         </w:tc>
         <w:tc>
           <w:tcPr>
-            <w:tcW w:w="725" w:type="dxa"/>
+            <w:tcW w:w="628" w:type="dxa"/>
+          </w:tcPr>
+          <w:p>
+            <w:pPr>
+              <w:pStyle w:val="TableCell"/>
+              <w:keepNext/>
+              <w:ind w:firstLine="0"/>
+              <w:jc w:val="left"/>
+            </w:pPr>
+            <w:r>
+              <w:t xml:space="preserve">1.00</w:t>
+            </w:r>
+          </w:p>
+        </w:tc>
+        <w:tc>
+          <w:tcPr>
+            <w:tcW w:w="628" w:type="dxa"/>
           </w:tcPr>
           <w:p>
             <w:pPr>
@@ -8280,20 +8537,20 @@
         </w:trPr>
         <w:tc>
           <w:tcPr>
-            <w:tcW w:w="1700" w:type="dxa"/>
-          </w:tcPr>
-          <w:p>
-            <w:pPr>
-              <w:pStyle w:val="TableCell"/>
-              <w:keepNext/>
-              <w:ind w:firstLine="0"/>
-              <w:jc w:val="left"/>
-            </w:pPr>
-          </w:p>
-        </w:tc>
-        <w:tc>
-          <w:tcPr>
-            <w:tcW w:w="440" w:type="dxa"/>
+            <w:tcW w:w="1500" w:type="dxa"/>
+          </w:tcPr>
+          <w:p>
+            <w:pPr>
+              <w:pStyle w:val="TableCell"/>
+              <w:keepNext/>
+              <w:ind w:firstLine="0"/>
+              <w:jc w:val="left"/>
+            </w:pPr>
+          </w:p>
+        </w:tc>
+        <w:tc>
+          <w:tcPr>
+            <w:tcW w:w="400" w:type="dxa"/>
           </w:tcPr>
           <w:p>
             <w:pPr>
@@ -8309,7 +8566,7 @@
         </w:tc>
         <w:tc>
           <w:tcPr>
-            <w:tcW w:w="725" w:type="dxa"/>
+            <w:tcW w:w="628" w:type="dxa"/>
           </w:tcPr>
           <w:p>
             <w:pPr>
@@ -8325,7 +8582,7 @@
         </w:tc>
         <w:tc>
           <w:tcPr>
-            <w:tcW w:w="725" w:type="dxa"/>
+            <w:tcW w:w="628" w:type="dxa"/>
           </w:tcPr>
           <w:p>
             <w:pPr>
@@ -8345,7 +8602,7 @@
         </w:tc>
         <w:tc>
           <w:tcPr>
-            <w:tcW w:w="725" w:type="dxa"/>
+            <w:tcW w:w="628" w:type="dxa"/>
           </w:tcPr>
           <w:p>
             <w:pPr>
@@ -8361,7 +8618,23 @@
         </w:tc>
         <w:tc>
           <w:tcPr>
-            <w:tcW w:w="725" w:type="dxa"/>
+            <w:tcW w:w="628" w:type="dxa"/>
+          </w:tcPr>
+          <w:p>
+            <w:pPr>
+              <w:pStyle w:val="TableCell"/>
+              <w:keepNext/>
+              <w:ind w:firstLine="0"/>
+              <w:jc w:val="left"/>
+            </w:pPr>
+            <w:r>
+              <w:t xml:space="preserve">0.71</w:t>
+            </w:r>
+          </w:p>
+        </w:tc>
+        <w:tc>
+          <w:tcPr>
+            <w:tcW w:w="628" w:type="dxa"/>
           </w:tcPr>
           <w:p>
             <w:pPr>
@@ -8382,7 +8655,7 @@
         </w:trPr>
         <w:tc>
           <w:tcPr>
-            <w:tcW w:w="1700" w:type="dxa"/>
+            <w:tcW w:w="1500" w:type="dxa"/>
           </w:tcPr>
           <w:p>
             <w:pPr>
@@ -8398,7 +8671,7 @@
         </w:tc>
         <w:tc>
           <w:tcPr>
-            <w:tcW w:w="440" w:type="dxa"/>
+            <w:tcW w:w="400" w:type="dxa"/>
           </w:tcPr>
           <w:p>
             <w:pPr>
@@ -8414,7 +8687,7 @@
         </w:tc>
         <w:tc>
           <w:tcPr>
-            <w:tcW w:w="725" w:type="dxa"/>
+            <w:tcW w:w="628" w:type="dxa"/>
           </w:tcPr>
           <w:p>
             <w:pPr>
@@ -8430,7 +8703,7 @@
         </w:tc>
         <w:tc>
           <w:tcPr>
-            <w:tcW w:w="725" w:type="dxa"/>
+            <w:tcW w:w="628" w:type="dxa"/>
           </w:tcPr>
           <w:p>
             <w:pPr>
@@ -8446,7 +8719,7 @@
         </w:tc>
         <w:tc>
           <w:tcPr>
-            <w:tcW w:w="725" w:type="dxa"/>
+            <w:tcW w:w="628" w:type="dxa"/>
           </w:tcPr>
           <w:p>
             <w:pPr>
@@ -8466,7 +8739,23 @@
         </w:tc>
         <w:tc>
           <w:tcPr>
-            <w:tcW w:w="725" w:type="dxa"/>
+            <w:tcW w:w="628" w:type="dxa"/>
+          </w:tcPr>
+          <w:p>
+            <w:pPr>
+              <w:pStyle w:val="TableCell"/>
+              <w:keepNext/>
+              <w:ind w:firstLine="0"/>
+              <w:jc w:val="left"/>
+            </w:pPr>
+            <w:r>
+              <w:t xml:space="preserve">0.83</w:t>
+            </w:r>
+          </w:p>
+        </w:tc>
+        <w:tc>
+          <w:tcPr>
+            <w:tcW w:w="628" w:type="dxa"/>
           </w:tcPr>
           <w:p>
             <w:pPr>
@@ -8487,20 +8776,20 @@
         </w:trPr>
         <w:tc>
           <w:tcPr>
-            <w:tcW w:w="1700" w:type="dxa"/>
-          </w:tcPr>
-          <w:p>
-            <w:pPr>
-              <w:pStyle w:val="TableCell"/>
-              <w:keepNext/>
-              <w:ind w:firstLine="0"/>
-              <w:jc w:val="left"/>
-            </w:pPr>
-          </w:p>
-        </w:tc>
-        <w:tc>
-          <w:tcPr>
-            <w:tcW w:w="440" w:type="dxa"/>
+            <w:tcW w:w="1500" w:type="dxa"/>
+          </w:tcPr>
+          <w:p>
+            <w:pPr>
+              <w:pStyle w:val="TableCell"/>
+              <w:keepNext/>
+              <w:ind w:firstLine="0"/>
+              <w:jc w:val="left"/>
+            </w:pPr>
+          </w:p>
+        </w:tc>
+        <w:tc>
+          <w:tcPr>
+            <w:tcW w:w="400" w:type="dxa"/>
           </w:tcPr>
           <w:p>
             <w:pPr>
@@ -8516,7 +8805,7 @@
         </w:tc>
         <w:tc>
           <w:tcPr>
-            <w:tcW w:w="725" w:type="dxa"/>
+            <w:tcW w:w="628" w:type="dxa"/>
           </w:tcPr>
           <w:p>
             <w:pPr>
@@ -8532,7 +8821,7 @@
         </w:tc>
         <w:tc>
           <w:tcPr>
-            <w:tcW w:w="725" w:type="dxa"/>
+            <w:tcW w:w="628" w:type="dxa"/>
           </w:tcPr>
           <w:p>
             <w:pPr>
@@ -8548,7 +8837,7 @@
         </w:tc>
         <w:tc>
           <w:tcPr>
-            <w:tcW w:w="725" w:type="dxa"/>
+            <w:tcW w:w="628" w:type="dxa"/>
           </w:tcPr>
           <w:p>
             <w:pPr>
@@ -8568,7 +8857,23 @@
         </w:tc>
         <w:tc>
           <w:tcPr>
-            <w:tcW w:w="725" w:type="dxa"/>
+            <w:tcW w:w="628" w:type="dxa"/>
+          </w:tcPr>
+          <w:p>
+            <w:pPr>
+              <w:pStyle w:val="TableCell"/>
+              <w:keepNext/>
+              <w:ind w:firstLine="0"/>
+              <w:jc w:val="left"/>
+            </w:pPr>
+            <w:r>
+              <w:t xml:space="preserve">0.96</w:t>
+            </w:r>
+          </w:p>
+        </w:tc>
+        <w:tc>
+          <w:tcPr>
+            <w:tcW w:w="628" w:type="dxa"/>
           </w:tcPr>
           <w:p>
             <w:pPr>
@@ -8589,7 +8894,7 @@
         </w:trPr>
         <w:tc>
           <w:tcPr>
-            <w:tcW w:w="1700" w:type="dxa"/>
+            <w:tcW w:w="1500" w:type="dxa"/>
           </w:tcPr>
           <w:p>
             <w:pPr>
@@ -8605,7 +8910,7 @@
         </w:tc>
         <w:tc>
           <w:tcPr>
-            <w:tcW w:w="440" w:type="dxa"/>
+            <w:tcW w:w="400" w:type="dxa"/>
           </w:tcPr>
           <w:p>
             <w:pPr>
@@ -8621,7 +8926,7 @@
         </w:tc>
         <w:tc>
           <w:tcPr>
-            <w:tcW w:w="725" w:type="dxa"/>
+            <w:tcW w:w="628" w:type="dxa"/>
           </w:tcPr>
           <w:p>
             <w:pPr>
@@ -8637,7 +8942,7 @@
         </w:tc>
         <w:tc>
           <w:tcPr>
-            <w:tcW w:w="725" w:type="dxa"/>
+            <w:tcW w:w="628" w:type="dxa"/>
           </w:tcPr>
           <w:p>
             <w:pPr>
@@ -8653,7 +8958,7 @@
         </w:tc>
         <w:tc>
           <w:tcPr>
-            <w:tcW w:w="725" w:type="dxa"/>
+            <w:tcW w:w="628" w:type="dxa"/>
           </w:tcPr>
           <w:p>
             <w:pPr>
@@ -8673,7 +8978,23 @@
         </w:tc>
         <w:tc>
           <w:tcPr>
-            <w:tcW w:w="725" w:type="dxa"/>
+            <w:tcW w:w="628" w:type="dxa"/>
+          </w:tcPr>
+          <w:p>
+            <w:pPr>
+              <w:pStyle w:val="TableCell"/>
+              <w:keepNext/>
+              <w:ind w:firstLine="0"/>
+              <w:jc w:val="left"/>
+            </w:pPr>
+            <w:r>
+              <w:t xml:space="preserve">1.00</w:t>
+            </w:r>
+          </w:p>
+        </w:tc>
+        <w:tc>
+          <w:tcPr>
+            <w:tcW w:w="628" w:type="dxa"/>
           </w:tcPr>
           <w:p>
             <w:pPr>
@@ -8694,23 +9015,25 @@
         </w:trPr>
         <w:tc>
           <w:tcPr>
-            <w:tcW w:w="1700" w:type="dxa"/>
-          </w:tcPr>
-          <w:p>
-            <w:pPr>
-              <w:pStyle w:val="TableCell"/>
-              <w:ind w:firstLine="0"/>
-              <w:jc w:val="left"/>
-            </w:pPr>
-          </w:p>
-        </w:tc>
-        <w:tc>
-          <w:tcPr>
-            <w:tcW w:w="440" w:type="dxa"/>
-          </w:tcPr>
-          <w:p>
-            <w:pPr>
-              <w:pStyle w:val="TableCell"/>
+            <w:tcW w:w="1500" w:type="dxa"/>
+          </w:tcPr>
+          <w:p>
+            <w:pPr>
+              <w:pStyle w:val="TableCell"/>
+              <w:keepNext/>
+              <w:ind w:firstLine="0"/>
+              <w:jc w:val="left"/>
+            </w:pPr>
+          </w:p>
+        </w:tc>
+        <w:tc>
+          <w:tcPr>
+            <w:tcW w:w="400" w:type="dxa"/>
+          </w:tcPr>
+          <w:p>
+            <w:pPr>
+              <w:pStyle w:val="TableCell"/>
+              <w:keepNext/>
               <w:ind w:firstLine="0"/>
               <w:jc w:val="left"/>
             </w:pPr>
@@ -8721,11 +9044,12 @@
         </w:tc>
         <w:tc>
           <w:tcPr>
-            <w:tcW w:w="725" w:type="dxa"/>
-          </w:tcPr>
-          <w:p>
-            <w:pPr>
-              <w:pStyle w:val="TableCell"/>
+            <w:tcW w:w="628" w:type="dxa"/>
+          </w:tcPr>
+          <w:p>
+            <w:pPr>
+              <w:pStyle w:val="TableCell"/>
+              <w:keepNext/>
               <w:ind w:firstLine="0"/>
               <w:jc w:val="left"/>
             </w:pPr>
@@ -8736,11 +9060,12 @@
         </w:tc>
         <w:tc>
           <w:tcPr>
-            <w:tcW w:w="725" w:type="dxa"/>
-          </w:tcPr>
-          <w:p>
-            <w:pPr>
-              <w:pStyle w:val="TableCell"/>
+            <w:tcW w:w="628" w:type="dxa"/>
+          </w:tcPr>
+          <w:p>
+            <w:pPr>
+              <w:pStyle w:val="TableCell"/>
+              <w:keepNext/>
               <w:ind w:firstLine="0"/>
               <w:jc w:val="left"/>
             </w:pPr>
@@ -8751,11 +9076,12 @@
         </w:tc>
         <w:tc>
           <w:tcPr>
-            <w:tcW w:w="725" w:type="dxa"/>
-          </w:tcPr>
-          <w:p>
-            <w:pPr>
-              <w:pStyle w:val="TableCell"/>
+            <w:tcW w:w="628" w:type="dxa"/>
+          </w:tcPr>
+          <w:p>
+            <w:pPr>
+              <w:pStyle w:val="TableCell"/>
+              <w:keepNext/>
               <w:ind w:firstLine="0"/>
               <w:jc w:val="left"/>
             </w:pPr>
@@ -8770,7 +9096,495 @@
         </w:tc>
         <w:tc>
           <w:tcPr>
-            <w:tcW w:w="725" w:type="dxa"/>
+            <w:tcW w:w="628" w:type="dxa"/>
+          </w:tcPr>
+          <w:p>
+            <w:pPr>
+              <w:pStyle w:val="TableCell"/>
+              <w:keepNext/>
+              <w:ind w:firstLine="0"/>
+              <w:jc w:val="left"/>
+            </w:pPr>
+            <w:r>
+              <w:t xml:space="preserve">1.00</w:t>
+            </w:r>
+          </w:p>
+        </w:tc>
+        <w:tc>
+          <w:tcPr>
+            <w:tcW w:w="628" w:type="dxa"/>
+          </w:tcPr>
+          <w:p>
+            <w:pPr>
+              <w:pStyle w:val="TableCell"/>
+              <w:keepNext/>
+              <w:ind w:firstLine="0"/>
+              <w:jc w:val="left"/>
+            </w:pPr>
+            <w:r>
+              <w:t xml:space="preserve">1.00</w:t>
+            </w:r>
+          </w:p>
+        </w:tc>
+      </w:tr>
+      <w:tr>
+        <w:trPr>
+          <w:cantSplit/>
+        </w:trPr>
+        <w:tc>
+          <w:tcPr>
+            <w:tcW w:w="1500" w:type="dxa"/>
+          </w:tcPr>
+          <w:p>
+            <w:pPr>
+              <w:pStyle w:val="TableCell"/>
+              <w:keepNext/>
+              <w:ind w:firstLine="0"/>
+              <w:jc w:val="left"/>
+            </w:pPr>
+            <w:r>
+              <w:t xml:space="preserve">travels（D）</w:t>
+            </w:r>
+          </w:p>
+        </w:tc>
+        <w:tc>
+          <w:tcPr>
+            <w:tcW w:w="400" w:type="dxa"/>
+          </w:tcPr>
+          <w:p>
+            <w:pPr>
+              <w:pStyle w:val="TableCell"/>
+              <w:keepNext/>
+              <w:ind w:firstLine="0"/>
+              <w:jc w:val="left"/>
+            </w:pPr>
+            <w:r>
+              <w:t xml:space="preserve">P</w:t>
+            </w:r>
+          </w:p>
+        </w:tc>
+        <w:tc>
+          <w:tcPr>
+            <w:tcW w:w="628" w:type="dxa"/>
+          </w:tcPr>
+          <w:p>
+            <w:pPr>
+              <w:pStyle w:val="TableCell"/>
+              <w:keepNext/>
+              <w:ind w:firstLine="0"/>
+              <w:jc w:val="left"/>
+            </w:pPr>
+            <w:r>
+              <w:t xml:space="preserve">—</w:t>
+            </w:r>
+          </w:p>
+        </w:tc>
+        <w:tc>
+          <w:tcPr>
+            <w:tcW w:w="628" w:type="dxa"/>
+          </w:tcPr>
+          <w:p>
+            <w:pPr>
+              <w:pStyle w:val="TableCell"/>
+              <w:keepNext/>
+              <w:ind w:firstLine="0"/>
+              <w:jc w:val="left"/>
+            </w:pPr>
+            <w:r>
+              <w:t xml:space="preserve">—</w:t>
+            </w:r>
+          </w:p>
+        </w:tc>
+        <w:tc>
+          <w:tcPr>
+            <w:tcW w:w="628" w:type="dxa"/>
+          </w:tcPr>
+          <w:p>
+            <w:pPr>
+              <w:pStyle w:val="TableCell"/>
+              <w:keepNext/>
+              <w:ind w:firstLine="0"/>
+              <w:jc w:val="left"/>
+            </w:pPr>
+            <w:r>
+              <w:t xml:space="preserve">—</w:t>
+            </w:r>
+          </w:p>
+        </w:tc>
+        <w:tc>
+          <w:tcPr>
+            <w:tcW w:w="628" w:type="dxa"/>
+          </w:tcPr>
+          <w:p>
+            <w:pPr>
+              <w:pStyle w:val="TableCell"/>
+              <w:keepNext/>
+              <w:ind w:firstLine="0"/>
+              <w:jc w:val="left"/>
+            </w:pPr>
+            <w:r>
+              <w:rPr>
+                <w:b/>
+                <w:bCs/>
+              </w:rPr>
+              <w:t xml:space="preserve">1.00</w:t>
+            </w:r>
+          </w:p>
+        </w:tc>
+        <w:tc>
+          <w:tcPr>
+            <w:tcW w:w="628" w:type="dxa"/>
+          </w:tcPr>
+          <w:p>
+            <w:pPr>
+              <w:pStyle w:val="TableCell"/>
+              <w:keepNext/>
+              <w:ind w:firstLine="0"/>
+              <w:jc w:val="left"/>
+            </w:pPr>
+            <w:r>
+              <w:t xml:space="preserve">0.95</w:t>
+            </w:r>
+          </w:p>
+        </w:tc>
+      </w:tr>
+      <w:tr>
+        <w:trPr>
+          <w:cantSplit/>
+        </w:trPr>
+        <w:tc>
+          <w:tcPr>
+            <w:tcW w:w="1500" w:type="dxa"/>
+          </w:tcPr>
+          <w:p>
+            <w:pPr>
+              <w:pStyle w:val="TableCell"/>
+              <w:keepNext/>
+              <w:ind w:firstLine="0"/>
+              <w:jc w:val="left"/>
+            </w:pPr>
+          </w:p>
+        </w:tc>
+        <w:tc>
+          <w:tcPr>
+            <w:tcW w:w="400" w:type="dxa"/>
+          </w:tcPr>
+          <w:p>
+            <w:pPr>
+              <w:pStyle w:val="TableCell"/>
+              <w:keepNext/>
+              <w:ind w:firstLine="0"/>
+              <w:jc w:val="left"/>
+            </w:pPr>
+            <w:r>
+              <w:t xml:space="preserve">R</w:t>
+            </w:r>
+          </w:p>
+        </w:tc>
+        <w:tc>
+          <w:tcPr>
+            <w:tcW w:w="628" w:type="dxa"/>
+          </w:tcPr>
+          <w:p>
+            <w:pPr>
+              <w:pStyle w:val="TableCell"/>
+              <w:keepNext/>
+              <w:ind w:firstLine="0"/>
+              <w:jc w:val="left"/>
+            </w:pPr>
+            <w:r>
+              <w:t xml:space="preserve">—</w:t>
+            </w:r>
+          </w:p>
+        </w:tc>
+        <w:tc>
+          <w:tcPr>
+            <w:tcW w:w="628" w:type="dxa"/>
+          </w:tcPr>
+          <w:p>
+            <w:pPr>
+              <w:pStyle w:val="TableCell"/>
+              <w:keepNext/>
+              <w:ind w:firstLine="0"/>
+              <w:jc w:val="left"/>
+            </w:pPr>
+            <w:r>
+              <w:t xml:space="preserve">—</w:t>
+            </w:r>
+          </w:p>
+        </w:tc>
+        <w:tc>
+          <w:tcPr>
+            <w:tcW w:w="628" w:type="dxa"/>
+          </w:tcPr>
+          <w:p>
+            <w:pPr>
+              <w:pStyle w:val="TableCell"/>
+              <w:keepNext/>
+              <w:ind w:firstLine="0"/>
+              <w:jc w:val="left"/>
+            </w:pPr>
+            <w:r>
+              <w:t xml:space="preserve">—</w:t>
+            </w:r>
+          </w:p>
+        </w:tc>
+        <w:tc>
+          <w:tcPr>
+            <w:tcW w:w="628" w:type="dxa"/>
+          </w:tcPr>
+          <w:p>
+            <w:pPr>
+              <w:pStyle w:val="TableCell"/>
+              <w:keepNext/>
+              <w:ind w:firstLine="0"/>
+              <w:jc w:val="left"/>
+            </w:pPr>
+            <w:r>
+              <w:rPr>
+                <w:b/>
+                <w:bCs/>
+              </w:rPr>
+              <w:t xml:space="preserve">0.84</w:t>
+            </w:r>
+          </w:p>
+        </w:tc>
+        <w:tc>
+          <w:tcPr>
+            <w:tcW w:w="628" w:type="dxa"/>
+          </w:tcPr>
+          <w:p>
+            <w:pPr>
+              <w:pStyle w:val="TableCell"/>
+              <w:keepNext/>
+              <w:ind w:firstLine="0"/>
+              <w:jc w:val="left"/>
+            </w:pPr>
+            <w:r>
+              <w:t xml:space="preserve">1.00</w:t>
+            </w:r>
+          </w:p>
+        </w:tc>
+      </w:tr>
+      <w:tr>
+        <w:trPr>
+          <w:cantSplit/>
+        </w:trPr>
+        <w:tc>
+          <w:tcPr>
+            <w:tcW w:w="1500" w:type="dxa"/>
+          </w:tcPr>
+          <w:p>
+            <w:pPr>
+              <w:pStyle w:val="TableCell"/>
+              <w:keepNext/>
+              <w:ind w:firstLine="0"/>
+              <w:jc w:val="left"/>
+            </w:pPr>
+            <w:r>
+              <w:t xml:space="preserve">skywalking-showcase（D）</w:t>
+            </w:r>
+          </w:p>
+        </w:tc>
+        <w:tc>
+          <w:tcPr>
+            <w:tcW w:w="400" w:type="dxa"/>
+          </w:tcPr>
+          <w:p>
+            <w:pPr>
+              <w:pStyle w:val="TableCell"/>
+              <w:keepNext/>
+              <w:ind w:firstLine="0"/>
+              <w:jc w:val="left"/>
+            </w:pPr>
+            <w:r>
+              <w:t xml:space="preserve">P</w:t>
+            </w:r>
+          </w:p>
+        </w:tc>
+        <w:tc>
+          <w:tcPr>
+            <w:tcW w:w="628" w:type="dxa"/>
+          </w:tcPr>
+          <w:p>
+            <w:pPr>
+              <w:pStyle w:val="TableCell"/>
+              <w:keepNext/>
+              <w:ind w:firstLine="0"/>
+              <w:jc w:val="left"/>
+            </w:pPr>
+            <w:r>
+              <w:t xml:space="preserve">—</w:t>
+            </w:r>
+          </w:p>
+        </w:tc>
+        <w:tc>
+          <w:tcPr>
+            <w:tcW w:w="628" w:type="dxa"/>
+          </w:tcPr>
+          <w:p>
+            <w:pPr>
+              <w:pStyle w:val="TableCell"/>
+              <w:keepNext/>
+              <w:ind w:firstLine="0"/>
+              <w:jc w:val="left"/>
+            </w:pPr>
+            <w:r>
+              <w:t xml:space="preserve">—</w:t>
+            </w:r>
+          </w:p>
+        </w:tc>
+        <w:tc>
+          <w:tcPr>
+            <w:tcW w:w="628" w:type="dxa"/>
+          </w:tcPr>
+          <w:p>
+            <w:pPr>
+              <w:pStyle w:val="TableCell"/>
+              <w:keepNext/>
+              <w:ind w:firstLine="0"/>
+              <w:jc w:val="left"/>
+            </w:pPr>
+            <w:r>
+              <w:t xml:space="preserve">—</w:t>
+            </w:r>
+          </w:p>
+        </w:tc>
+        <w:tc>
+          <w:tcPr>
+            <w:tcW w:w="628" w:type="dxa"/>
+          </w:tcPr>
+          <w:p>
+            <w:pPr>
+              <w:pStyle w:val="TableCell"/>
+              <w:keepNext/>
+              <w:ind w:firstLine="0"/>
+              <w:jc w:val="left"/>
+            </w:pPr>
+            <w:r>
+              <w:rPr>
+                <w:b/>
+                <w:bCs/>
+              </w:rPr>
+              <w:t xml:space="preserve">0.08</w:t>
+            </w:r>
+          </w:p>
+        </w:tc>
+        <w:tc>
+          <w:tcPr>
+            <w:tcW w:w="628" w:type="dxa"/>
+          </w:tcPr>
+          <w:p>
+            <w:pPr>
+              <w:pStyle w:val="TableCell"/>
+              <w:keepNext/>
+              <w:ind w:firstLine="0"/>
+              <w:jc w:val="left"/>
+            </w:pPr>
+            <w:r>
+              <w:t xml:space="preserve">0.44</w:t>
+            </w:r>
+          </w:p>
+        </w:tc>
+      </w:tr>
+      <w:tr>
+        <w:trPr>
+          <w:cantSplit/>
+        </w:trPr>
+        <w:tc>
+          <w:tcPr>
+            <w:tcW w:w="1500" w:type="dxa"/>
+          </w:tcPr>
+          <w:p>
+            <w:pPr>
+              <w:pStyle w:val="TableCell"/>
+              <w:ind w:firstLine="0"/>
+              <w:jc w:val="left"/>
+            </w:pPr>
+          </w:p>
+        </w:tc>
+        <w:tc>
+          <w:tcPr>
+            <w:tcW w:w="400" w:type="dxa"/>
+          </w:tcPr>
+          <w:p>
+            <w:pPr>
+              <w:pStyle w:val="TableCell"/>
+              <w:ind w:firstLine="0"/>
+              <w:jc w:val="left"/>
+            </w:pPr>
+            <w:r>
+              <w:t xml:space="preserve">R</w:t>
+            </w:r>
+          </w:p>
+        </w:tc>
+        <w:tc>
+          <w:tcPr>
+            <w:tcW w:w="628" w:type="dxa"/>
+          </w:tcPr>
+          <w:p>
+            <w:pPr>
+              <w:pStyle w:val="TableCell"/>
+              <w:ind w:firstLine="0"/>
+              <w:jc w:val="left"/>
+            </w:pPr>
+            <w:r>
+              <w:t xml:space="preserve">—</w:t>
+            </w:r>
+          </w:p>
+        </w:tc>
+        <w:tc>
+          <w:tcPr>
+            <w:tcW w:w="628" w:type="dxa"/>
+          </w:tcPr>
+          <w:p>
+            <w:pPr>
+              <w:pStyle w:val="TableCell"/>
+              <w:ind w:firstLine="0"/>
+              <w:jc w:val="left"/>
+            </w:pPr>
+            <w:r>
+              <w:t xml:space="preserve">—</w:t>
+            </w:r>
+          </w:p>
+        </w:tc>
+        <w:tc>
+          <w:tcPr>
+            <w:tcW w:w="628" w:type="dxa"/>
+          </w:tcPr>
+          <w:p>
+            <w:pPr>
+              <w:pStyle w:val="TableCell"/>
+              <w:ind w:firstLine="0"/>
+              <w:jc w:val="left"/>
+            </w:pPr>
+            <w:r>
+              <w:t xml:space="preserve">—</w:t>
+            </w:r>
+          </w:p>
+        </w:tc>
+        <w:tc>
+          <w:tcPr>
+            <w:tcW w:w="628" w:type="dxa"/>
+          </w:tcPr>
+          <w:p>
+            <w:pPr>
+              <w:pStyle w:val="TableCell"/>
+              <w:ind w:firstLine="0"/>
+              <w:jc w:val="left"/>
+            </w:pPr>
+            <w:r>
+              <w:rPr>
+                <w:b/>
+                <w:bCs/>
+              </w:rPr>
+              <w:t xml:space="preserve">0.25</w:t>
+            </w:r>
+          </w:p>
+        </w:tc>
+        <w:tc>
+          <w:tcPr>
+            <w:tcW w:w="628" w:type="dxa"/>
           </w:tcPr>
           <w:p>
             <w:pPr>
@@ -8796,7 +9610,7 @@
         <w:pStyle w:val="BodyText"/>
       </w:pPr>
       <w:r>
-        <w:t xml:space="preserve">三輪的觀察一致：每一組未見過的系統都暴露出工具沒學過的寫法；修正後，先前各組的分數都不退步。所以靜態層的 recall 不是靜態分析的極限，而是寫法涵蓋率；對一個未見過的系統，應預期 recall 落在各組 hold-out 修正前的水準（0.5 至 0.8），precision 的損失則集中在少數可以通用修正的錯誤類型（中繼資料 URL、別名、測試 fixture、名稱截斷）。</w:t>
+        <w:t xml:space="preserve">四輪的觀察一致：每一組未見過的系統都可能暴露工具沒學過的寫法，但轉移隨輪次增加（第一輪零轉移、第二輪部分轉移、第三輪在 travels 上完全轉移）；修正後，先前各組的分數都不退步。所以靜態層的 recall 不是靜態分析的極限，而是寫法涵蓋率；對一個未見過的系統，應預期 recall 落在各組 hold-out 修正前的水準（0.25 至 0.84），precision 的損失則集中在少數可以通用修正的錯誤類型（中繼資料 URL、別名、測試 fixture、名稱截斷、不可讀的描述檔）。這些規則是不是只是在窮舉寫法？我們以觸發追蹤量測每條規則在全部系統上實際改變結果的次數（附錄表 X 的「系統數」欄）：56 條中 23 條在 5 個以上的系統觸發、21 條在 2 至 4 個系統觸發（每條都包含至少一個非歸納系統）、11 條只在歸納它的系統觸發（其中多數綁定在語料中只出現一次的技術，如 Envoy、YARP、nginx 變數），1 條從未觸發。也就是說，多數規則描述的是跨系統的慣例，而不是單一系統的特例。</w:t>
       </w:r>
     </w:p>
     <w:p>
@@ -8811,7 +9625,7 @@
         <w:t xml:space="preserve">RQ1 小結。</w:t>
       </w:r>
       <w:r>
-        <w:t xml:space="preserve">靜態層的 precision 高：歸納用的 7 個系統修正後全為 1.00，第三方吻合率 0.98，hold-out B 修正後 0.99。recall 取決於寫法涵蓋率，三輪 hold-out 顯示每組新系統都會暴露新寫法。真正需要執行期觀測補足的邊界剩下兩類：沒有文法的語言（Node、PHP、Go 只有薄表面），以及目標只以 registry 名稱存在、程式碼與部署描述檔都沒有主機字串的呼叫（hotelReservation 的 9 條 Consul srv-*）。</w:t>
+        <w:t xml:space="preserve">靜態層的 precision 高：歸納用的 7 個系統修正後 P、R 全為 1.00，第三方吻合率 0.98，hold-out B 修正後 0.99。recall 取決於寫法涵蓋率；四輪 hold-out 顯示新系統會暴露新寫法，但轉移隨輪次增加，而且 56 條規則中多數在多個系統觸發。真正需要執行期觀測或操作者補足的邊界剩下兩類：沒有文法的語言（本文語料中只剩 Rust 與 Ruby），以及目標只以 registry 名稱存在、程式碼與部署描述檔都沒有主機字串的呼叫（hotelReservation 的 9 條 Consul srv-*，靜態層讀得到名稱但不猜對應）。</w:t>
       </w:r>
     </w:p>
     <w:p>
@@ -9757,7 +10571,7 @@
         <w:t xml:space="preserve">內部效度：</w:t>
       </w:r>
       <w:r>
-        <w:t xml:space="preserve">RQ3 的流量參數實驗只有當時的對話紀錄，沒有可重讀的分析存檔，5/7、6/7、7/7 三個數字無法在事後由第三方重算；46 條抽取與合併規則都是在受測系統上歸納出來的；表 VII「修正後」與各組 hold-out 修正後的數字都不是 hold-out 結果，只有表 VIII 中粗體的格子是。每輪新增規則後，先前所有系統的節點與邊都逐項重算，沒有退步（唯一的邊變動是 train-ticket 少了一條 Swagger 中繼資料造成的假邊）。hold-out 的參考邊集合是在工具執行前寫好的，但同樣由作者整理。另外，RQ3 的操作者是作者本人且熟悉受測系統，可能高估名稱問題的回答正確率。</w:t>
+        <w:t xml:space="preserve">RQ3 的流量參數實驗只有當時的對話紀錄，沒有可重讀的分析存檔，5/7、6/7、7/7 三個數字無法在事後由第三方重算；56 條抽取與合併規則都是在受測系統上歸納出來的；表 VII「修正後」與各組 hold-out 修正後的數字都不是 hold-out 結果，只有表 VIII 中粗體的格子是。每輪新增規則後，先前所有系統的節點與邊都逐項重算，沒有退步（邊的變動只有兩處，都是刻意的：train-ticket 少了一條 Swagger 中繼資料造成的假邊，以及第四輪加入入口路由後多出的 38 條 gateway 邊）。第四輪為統一入口邊的標註方式，修改了 3 份歸納用參考邊集合，各補一條入口邊。hold-out 的參考邊集合是在工具執行前寫好的，但同樣由作者整理。另外，RQ3 的操作者是作者本人且熟悉受測系統，可能高估名稱問題的回答正確率。</w:t>
       </w:r>
       <w:r>
         <w:rPr>
@@ -9803,7 +10617,7 @@
         <w:pStyle w:val="BodyText"/>
       </w:pPr>
       <w:r>
-        <w:t xml:space="preserve">本文提出 DepWeaver，以三來源融合、三級信心等級與逐條出處建構微服務相依圖，讓圖、覆蓋率與報告由同一個模型產生而彼此一致，並在自動手段用盡時才於 ChatOps 對話中詢問操作者。在 19 個開源系統與 1 個私有系統上，靜態層對第三方參考邊集合的吻合率為 0.98；三輪「歸納、hold-out」的評估顯示規則的轉移是部分的、每組未見過的系統都暴露新寫法，靜態層的 recall 是寫法涵蓋率而非分析的極限；作為假想敵，不給任何檔案的 LLM 直接畫圖 F1 為 0.70，給了 repo 檔案後為 0.90，但沒有出處、三次執行結果不同、自行決定的名稱有 85 個對不上；在一個真實部署（Bank of Anthos）上，融合執行期觀測後業務呼叫與資料層覆蓋率都達到 100%；關閉 repo 範例來源時，最後兩條業務邊由對話補齊。未來工作包括：請不熟悉受測系統的操作者回答名稱問題，量測詢問操作者的實際正確率；在 TeaStore 上完成執行期驗證，量化靜態與執行期的互補；以小型使用者研究檢驗信心分級是否改善讀者的決策；以及以相依圖產生部署順序，並以執行期證據驗證。</w:t>
+        <w:t xml:space="preserve">本文提出 DepWeaver，以三來源融合、三級信心等級與逐條出處建構微服務相依圖，讓圖、覆蓋率與報告由同一個模型產生而彼此一致，並在自動手段用盡時才於 ChatOps 對話中詢問操作者。在 21 個開源系統與 1 個私有系統上，靜態層對第三方參考邊集合的吻合率為 0.98；四輪「歸納、hold-out」的評估顯示規則的轉移隨輪次增加、多數規則在多個系統觸發，靜態層的 recall 是寫法涵蓋率而非分析的極限；作為假想敵，不給任何檔案的 LLM 直接畫圖 F1 為 0.70，給了 repo 檔案後為 0.90，但沒有出處、三次執行結果不同、自行決定的名稱有 85 個對不上；在一個真實部署（Bank of Anthos）上，融合執行期觀測後業務呼叫與資料層覆蓋率都達到 100%；關閉 repo 範例來源時，最後兩條業務邊由對話補齊。未來工作包括：請不熟悉受測系統的操作者回答名稱問題，量測詢問操作者的實際正確率；在 TeaStore 上完成執行期驗證，量化靜態與執行期的互補；以小型使用者研究檢驗信心分級是否改善讀者的決策；以及以相依圖產生部署順序，並以執行期證據驗證。</w:t>
       </w:r>
     </w:p>
     <w:p>
@@ -9811,7 +10625,7 @@
         <w:pStyle w:val="Heading1"/>
       </w:pPr>
       <w:r>
-        <w:t xml:space="preserve">附錄：46 條抽取與合併規則</w:t>
+        <w:t xml:space="preserve">附錄：56 條抽取與合併規則</w:t>
       </w:r>
     </w:p>
     <w:p>
@@ -9819,7 +10633,7 @@
         <w:pStyle w:val="BodyText"/>
       </w:pPr>
       <w:r>
-        <w:t xml:space="preserve">表 X 是第 III-D 節所述規則的全表（第 1 至 14 條為初稿時的規則，第 15 至 23 條為第二輪新增，第 24 至 35 條為三個 hold-out 系統逼出的第三輪，第 36 至 46 條為第二組 hold-out 兩個系統逼出的第四輪）。每一條都是在某個受測系統上追查差異時歸納出來的，沒有一條寫死專案名；「觸發」欄是第一次逼出這條規則的系統，「位置」欄是實作它的元件。最後兩欄回答「這是不是把例子列舉一遍」：靜態層在每條規則改變結果的地方（畫出、不畫或改等級一條邊，建立、合併或壓掉一個節點，解開一個名稱；純解析的規則數它解析的檔案）留下記錄，把規則 1 至 46 原封不動地跑在全部 20 個系統上，「系統數」是這條規則至少改變一次結果的系統數（robot-shop 的兩個 checkout 算一個），「命中」是它在 20 個系統上改變的不同事物的總數。46 條中有 20 條在 5 個以上的系統上觸發、15 條在 2 至 4 個、10 條只在歸納它的那個系統上觸發（其中 7 條綁在只出現一次的技術上：Kotlin、Envoy、YARP、.NET 連線字串、nginx 變數、SOAP 命名空間、Python 套件庫）、1 條（第 26 條）從未觸發——它說的連線 scheme 在 20 個系統上都與主機名稱的判定一致，在歸納它的 mall-swarm 上第 25 條先解開了別名，它成了從未用到的保險。</w:t>
+        <w:t xml:space="preserve">表 X 是第 III-D 節所述規則的全表（第 1 至 14 條為初稿時的規則，第 15 至 23 條為第二輪新增，第 24 至 35 條為三個 hold-out 系統逼出的第三輪，第 36 至 46 條為第二組 hold-out 兩個系統逼出的第四輪，第 47 至 56 條為第三組 hold-out 與六個新文法逼出的第五輪）。每一條都是在某個受測系統上追查差異時歸納出來的，沒有一條寫死專案名；「觸發」欄是第一次逼出這條規則的系統，「位置」欄是實作它的元件。最後兩欄回答「這是不是把例子列舉一遍」：靜態層在每條規則改變結果的地方（畫出、不畫或改等級一條邊，建立、合併或壓掉一個節點，解開一個名稱；純解析的規則數它解析的檔案）留下記錄，把規則 1 至 46 原封不動地跑在全部 20 個系統上，「系統數」是這條規則至少改變一次結果的系統數（robot-shop 的兩個 checkout 算一個），「命中」是它在 20 個系統上改變的不同事物的總數。46 條中有 20 條在 5 個以上的系統上觸發、15 條在 2 至 4 個、10 條只在歸納它的那個系統上觸發（其中 7 條綁在只出現一次的技術上：Kotlin、Envoy、YARP、.NET 連線字串、nginx 變數、SOAP 命名空間、Python 套件庫）、1 條（第 26 條）從未觸發——它說的連線 scheme 在 20 個系統上都與主機名稱的判定一致，在歸納它的 mall-swarm 上第 25 條先解開了別名，它成了從未用到的保險。</w:t>
       </w:r>
     </w:p>
     <w:p>
@@ -9827,7 +10641,7 @@
         <w:pStyle w:val="TableCaption"/>
       </w:pPr>
       <w:r>
-        <w:t xml:space="preserve">表 XI　46 條抽取與合併規則（全表）</w:t>
+        <w:t xml:space="preserve">表 XI　56 條抽取與合併規則（全表）</w:t>
       </w:r>
     </w:p>
     <w:tbl>
@@ -10078,7 +10892,7 @@
               <w:jc w:val="left"/>
             </w:pPr>
             <w:r>
-              <w:t xml:space="preserve">9</w:t>
+              <w:t xml:space="preserve">10</w:t>
             </w:r>
           </w:p>
         </w:tc>
@@ -10094,7 +10908,7 @@
               <w:jc w:val="left"/>
             </w:pPr>
             <w:r>
-              <w:t xml:space="preserve">206</w:t>
+              <w:t xml:space="preserve">221</w:t>
             </w:r>
           </w:p>
         </w:tc>
@@ -10131,7 +10945,7 @@
               <w:jc w:val="left"/>
             </w:pPr>
             <w:r>
-              <w:t xml:space="preserve">模組目錄名正規化：反向網域名（tools.descartes.teastore.webui）的「.」換成「-」；src、app 這類包裝目錄往上找；*-tests、e2e 不是服務；含兩個以上子模組的父目錄是聚合，不是服務</w:t>
+              <w:t xml:space="preserve">模組目錄名正規化：反向網域名（tools.descartes.teastore.webui）的「.」換成「-」；src、app 這類包裝目錄往上找；*-tests、e2e 不是服務；含兩個以上子模組的父目錄是聚合，不是服務；往上找到聚合目錄就停在它下面一層（services/app/server → app）</w:t>
             </w:r>
           </w:p>
         </w:tc>
@@ -10179,7 +10993,7 @@
               <w:jc w:val="left"/>
             </w:pPr>
             <w:r>
-              <w:t xml:space="preserve">11</w:t>
+              <w:t xml:space="preserve">13</w:t>
             </w:r>
           </w:p>
         </w:tc>
@@ -10195,7 +11009,7 @@
               <w:jc w:val="left"/>
             </w:pPr>
             <w:r>
-              <w:t xml:space="preserve">75</w:t>
+              <w:t xml:space="preserve">80</w:t>
             </w:r>
           </w:p>
         </w:tc>
@@ -10296,7 +11110,7 @@
               <w:jc w:val="left"/>
             </w:pPr>
             <w:r>
-              <w:t xml:space="preserve">84</w:t>
+              <w:t xml:space="preserve">89</w:t>
             </w:r>
           </w:p>
         </w:tc>
@@ -10381,7 +11195,7 @@
               <w:jc w:val="left"/>
             </w:pPr>
             <w:r>
-              <w:t xml:space="preserve">12</w:t>
+              <w:t xml:space="preserve">13</w:t>
             </w:r>
           </w:p>
         </w:tc>
@@ -10397,7 +11211,7 @@
               <w:jc w:val="left"/>
             </w:pPr>
             <w:r>
-              <w:t xml:space="preserve">167</w:t>
+              <w:t xml:space="preserve">168</w:t>
             </w:r>
           </w:p>
         </w:tc>
@@ -10434,7 +11248,7 @@
               <w:jc w:val="left"/>
             </w:pPr>
             <w:r>
-              <w:t xml:space="preserve">裸主機名也是目標：spring.data.mongodb.host、zuul.routes.x.serviceId、DB_HOST 這類沒有 port 的值，變數名已說明它是主機</w:t>
+              <w:t xml:space="preserve">裸主機名也是目標：spring.data.mongodb.host、zuul.routes.x.serviceId、DB_HOST 這類沒有 port 的值，變數名已說明它是主機；但值本身要長得像主機（DNS 名，可帶 port），agent::app 這種服務名不是</w:t>
             </w:r>
           </w:p>
         </w:tc>
@@ -10482,7 +11296,7 @@
               <w:jc w:val="left"/>
             </w:pPr>
             <w:r>
-              <w:t xml:space="preserve">10</w:t>
+              <w:t xml:space="preserve">12</w:t>
             </w:r>
           </w:p>
         </w:tc>
@@ -10498,7 +11312,7 @@
               <w:jc w:val="left"/>
             </w:pPr>
             <w:r>
-              <w:t xml:space="preserve">102</w:t>
+              <w:t xml:space="preserve">127</w:t>
             </w:r>
           </w:p>
         </w:tc>
@@ -10700,7 +11514,7 @@
               <w:jc w:val="left"/>
             </w:pPr>
             <w:r>
-              <w:t xml:space="preserve">92</w:t>
+              <w:t xml:space="preserve">189</w:t>
             </w:r>
           </w:p>
         </w:tc>
@@ -10785,7 +11599,7 @@
               <w:jc w:val="left"/>
             </w:pPr>
             <w:r>
-              <w:t xml:space="preserve">14</w:t>
+              <w:t xml:space="preserve">16</w:t>
             </w:r>
           </w:p>
         </w:tc>
@@ -10801,7 +11615,7 @@
               <w:jc w:val="left"/>
             </w:pPr>
             <w:r>
-              <w:t xml:space="preserve">147</w:t>
+              <w:t xml:space="preserve">160</w:t>
             </w:r>
           </w:p>
         </w:tc>
@@ -10886,7 +11700,7 @@
               <w:jc w:val="left"/>
             </w:pPr>
             <w:r>
-              <w:t xml:space="preserve">14</w:t>
+              <w:t xml:space="preserve">15</w:t>
             </w:r>
           </w:p>
         </w:tc>
@@ -10902,7 +11716,7 @@
               <w:jc w:val="left"/>
             </w:pPr>
             <w:r>
-              <w:t xml:space="preserve">279</w:t>
+              <w:t xml:space="preserve">282</w:t>
             </w:r>
           </w:p>
         </w:tc>
@@ -10987,7 +11801,7 @@
               <w:jc w:val="left"/>
             </w:pPr>
             <w:r>
-              <w:t xml:space="preserve">9</w:t>
+              <w:t xml:space="preserve">8</w:t>
             </w:r>
           </w:p>
         </w:tc>
@@ -11003,7 +11817,7 @@
               <w:jc w:val="left"/>
             </w:pPr>
             <w:r>
-              <w:t xml:space="preserve">108</w:t>
+              <w:t xml:space="preserve">103</w:t>
             </w:r>
           </w:p>
         </w:tc>
@@ -11088,7 +11902,7 @@
               <w:jc w:val="left"/>
             </w:pPr>
             <w:r>
-              <w:t xml:space="preserve">14</w:t>
+              <w:t xml:space="preserve">16</w:t>
             </w:r>
           </w:p>
         </w:tc>
@@ -11104,7 +11918,7 @@
               <w:jc w:val="left"/>
             </w:pPr>
             <w:r>
-              <w:t xml:space="preserve">132</w:t>
+              <w:t xml:space="preserve">204</w:t>
             </w:r>
           </w:p>
         </w:tc>
@@ -11391,7 +12205,7 @@
               <w:jc w:val="left"/>
             </w:pPr>
             <w:r>
-              <w:t xml:space="preserve">9</w:t>
+              <w:t xml:space="preserve">11</w:t>
             </w:r>
           </w:p>
         </w:tc>
@@ -11407,7 +12221,7 @@
               <w:jc w:val="left"/>
             </w:pPr>
             <w:r>
-              <w:t xml:space="preserve">220</w:t>
+              <w:t xml:space="preserve">312</w:t>
             </w:r>
           </w:p>
         </w:tc>
@@ -11795,7 +12609,7 @@
               <w:jc w:val="left"/>
             </w:pPr>
             <w:r>
-              <w:t xml:space="preserve">2</w:t>
+              <w:t xml:space="preserve">3</w:t>
             </w:r>
           </w:p>
         </w:tc>
@@ -11811,7 +12625,7 @@
               <w:jc w:val="left"/>
             </w:pPr>
             <w:r>
-              <w:t xml:space="preserve">20</w:t>
+              <w:t xml:space="preserve">21</w:t>
             </w:r>
           </w:p>
         </w:tc>
@@ -11896,7 +12710,7 @@
               <w:jc w:val="left"/>
             </w:pPr>
             <w:r>
-              <w:t xml:space="preserve">2</w:t>
+              <w:t xml:space="preserve">3</w:t>
             </w:r>
           </w:p>
         </w:tc>
@@ -11912,7 +12726,7 @@
               <w:jc w:val="left"/>
             </w:pPr>
             <w:r>
-              <w:t xml:space="preserve">10</w:t>
+              <w:t xml:space="preserve">20</w:t>
             </w:r>
           </w:p>
         </w:tc>
@@ -11997,7 +12811,7 @@
               <w:jc w:val="left"/>
             </w:pPr>
             <w:r>
-              <w:t xml:space="preserve">6</w:t>
+              <w:t xml:space="preserve">10</w:t>
             </w:r>
           </w:p>
         </w:tc>
@@ -12013,7 +12827,7 @@
               <w:jc w:val="left"/>
             </w:pPr>
             <w:r>
-              <w:t xml:space="preserve">77</w:t>
+              <w:t xml:space="preserve">114</w:t>
             </w:r>
           </w:p>
         </w:tc>
@@ -12151,7 +12965,7 @@
               <w:jc w:val="left"/>
             </w:pPr>
             <w:r>
-              <w:t xml:space="preserve">呼叫點才算使用（Python）：變數 URL 沿同檔賦值追到 getenv 或 URL 字面值，邊的出處是發出請求的那一行；模組中沒有任何活程式碼引用的函式（含只被死函式呼叫者）內的呼叫，與沒人引用的 NAME = os.getenv(…)，視為宣告、不畫邊</w:t>
+              <w:t xml:space="preserve">呼叫點才算使用（Python）：變數 URL 沿同檔賦值追到 getenv 或 URL 字面值（第五輪起由第 47 條的通用綁定解析器處理），邊的出處是發出請求的那一行；模組中沒有任何活程式碼引用的函式（含只被死函式呼叫者）內的呼叫，與沒人引用的 NAME = os.getenv(…)，視為宣告、不畫邊</w:t>
             </w:r>
           </w:p>
         </w:tc>
@@ -12199,7 +13013,7 @@
               <w:jc w:val="left"/>
             </w:pPr>
             <w:r>
-              <w:t xml:space="preserve">5</w:t>
+              <w:t xml:space="preserve">4</w:t>
             </w:r>
           </w:p>
         </w:tc>
@@ -12215,7 +13029,7 @@
               <w:jc w:val="left"/>
             </w:pPr>
             <w:r>
-              <w:t xml:space="preserve">66</w:t>
+              <w:t xml:space="preserve">21</w:t>
             </w:r>
           </w:p>
         </w:tc>
@@ -12454,7 +13268,7 @@
               <w:jc w:val="left"/>
             </w:pPr>
             <w:r>
-              <w:t xml:space="preserve">links 與 external_links 的別名是該服務對目標的稱呼：mysql:db 讓這個容器以 db 連到 mysql，其設定寫 jdbc:mysql://db；別名限該服務的範圍，解析時先查讀取者自己宣告的，沒有才用全 repo 一致的那個</w:t>
+              <w:t xml:space="preserve">links 與 external_links 的別名是該服務對目標的稱呼：mysql:db 讓這個容器以 db 連到 mysql，其設定寫 jdbc:mysql://db；別名限該服務的範圍，解析時先查讀取者自己宣告的，沒有才用全 repo 一致的那個；networks.&lt;n&gt;.aliases 是第三種別名來源，只對同一 network 上的讀者有效、不進全 repo 一致的判斷</w:t>
             </w:r>
           </w:p>
         </w:tc>
@@ -12502,7 +13316,7 @@
               <w:jc w:val="left"/>
             </w:pPr>
             <w:r>
-              <w:t xml:space="preserve">1</w:t>
+              <w:t xml:space="preserve">2</w:t>
             </w:r>
           </w:p>
         </w:tc>
@@ -12518,7 +13332,7 @@
               <w:jc w:val="left"/>
             </w:pPr>
             <w:r>
-              <w:t xml:space="preserve">14</w:t>
+              <w:t xml:space="preserve">94</w:t>
             </w:r>
           </w:p>
         </w:tc>
@@ -12757,7 +13571,7 @@
               <w:jc w:val="left"/>
             </w:pPr>
             <w:r>
-              <w:t xml:space="preserve">Kotlin 以薄表面讀：.kt 視為 JVM 的確定性 stack，但沒有離線的 tree-sitter 文法，改以正規表示式讀 getenv、URL 字面值與 listener 註解，並在輸出中寫明看不到變數主機的呼叫點</w:t>
+              <w:t xml:space="preserve">Kotlin：有文法、正規表示式只當備援（grammar-backed, regex fallback）。.kt 以 tree-sitter-kotlin 與 kotlin-generic 查詢檔讀 getenv（含 ?: 預設值）、@Value、URL 字面值與常數、RestTemplate／WebClient／OkHttp／Ktor 呼叫點、Feign、Kafka／RabbitMQ listener 與 JPA 標記；文法的原生函式庫在執行平台載不起來時才退回正規表示式薄表面，並在輸出中寫明</w:t>
             </w:r>
           </w:p>
         </w:tc>
@@ -13108,7 +13922,7 @@
               <w:jc w:val="left"/>
             </w:pPr>
             <w:r>
-              <w:t xml:space="preserve">3</w:t>
+              <w:t xml:space="preserve">4</w:t>
             </w:r>
           </w:p>
         </w:tc>
@@ -13124,7 +13938,7 @@
               <w:jc w:val="left"/>
             </w:pPr>
             <w:r>
-              <w:t xml:space="preserve">3</w:t>
+              <w:t xml:space="preserve">5</w:t>
             </w:r>
           </w:p>
         </w:tc>
@@ -13209,7 +14023,7 @@
               <w:jc w:val="left"/>
             </w:pPr>
             <w:r>
-              <w:t xml:space="preserve">2</w:t>
+              <w:t xml:space="preserve">3</w:t>
             </w:r>
           </w:p>
         </w:tc>
@@ -13225,7 +14039,7 @@
               <w:jc w:val="left"/>
             </w:pPr>
             <w:r>
-              <w:t xml:space="preserve">3</w:t>
+              <w:t xml:space="preserve">4</w:t>
             </w:r>
           </w:p>
         </w:tc>
@@ -13512,7 +14326,7 @@
               <w:jc w:val="left"/>
             </w:pPr>
             <w:r>
-              <w:t xml:space="preserve">14</w:t>
+              <w:t xml:space="preserve">15</w:t>
             </w:r>
           </w:p>
         </w:tc>
@@ -13528,7 +14342,7 @@
               <w:jc w:val="left"/>
             </w:pPr>
             <w:r>
-              <w:t xml:space="preserve">244</w:t>
+              <w:t xml:space="preserve">343</w:t>
             </w:r>
           </w:p>
         </w:tc>
@@ -13565,7 +14379,7 @@
               <w:jc w:val="left"/>
             </w:pPr>
             <w:r>
-              <w:t xml:space="preserve">只剝真正的 DNS 字尾：叢集字尾（.svc.cluster.local、.svc）連同前一段 namespace 一起剝；&lt;svc&gt;.&lt;ns&gt; 只在 ns 是 manifest 宣告過的 namespace 時剝；等於部署宣告過的帶點名字（compose 服務 catalog.api）整個保留，Basket.API 目錄與 basket.api 以模組拼法視為同名；保留 TLD 在任何截斷之前判斷；其餘帶點主機是外部網域，永遠不截到第一段</w:t>
+              <w:t xml:space="preserve">只剝真正的 DNS 字尾：叢集字尾（.svc.cluster.local、.svc）連同前一段 namespace 一起剝；&lt;svc&gt;.&lt;ns&gt; 只在 ns 是 manifest 宣告過的 namespace 時剝；等於部署宣告過的帶點名字（compose 服務 catalog.api）整個保留，Basket.API 目錄與 basket.api 以模組拼法視為同名；保留 TLD 在任何截斷之前判斷；其餘帶點主機是外部網域，永遠不截到第一段；URI scheme 鏈（zk:zookeeper:2181）取最後的 host:port</w:t>
             </w:r>
           </w:p>
         </w:tc>
@@ -13613,7 +14427,7 @@
               <w:jc w:val="left"/>
             </w:pPr>
             <w:r>
-              <w:t xml:space="preserve">6</w:t>
+              <w:t xml:space="preserve">9</w:t>
             </w:r>
           </w:p>
         </w:tc>
@@ -13629,7 +14443,7 @@
               <w:jc w:val="left"/>
             </w:pPr>
             <w:r>
-              <w:t xml:space="preserve">20</w:t>
+              <w:t xml:space="preserve">54</w:t>
             </w:r>
           </w:p>
         </w:tc>
@@ -13926,7 +14740,7 @@
               <w:jc w:val="left"/>
             </w:pPr>
             <w:r>
-              <w:t xml:space="preserve">1</w:t>
+              <w:t xml:space="preserve">2</w:t>
             </w:r>
           </w:p>
         </w:tc>
@@ -13942,7 +14756,7 @@
               <w:jc w:val="left"/>
             </w:pPr>
             <w:r>
-              <w:t xml:space="preserve">7</w:t>
+              <w:t xml:space="preserve">8</w:t>
             </w:r>
           </w:p>
         </w:tc>
@@ -13979,7 +14793,7 @@
               <w:jc w:val="left"/>
             </w:pPr>
             <w:r>
-              <w:t xml:space="preserve">C# 以薄表面讀（規則 28 的延伸）：GetConnectionString("X")、Configuration["A:B"]、GetValue、GetSection 的鍵換成環境變數拼法 A__B，GetEnvironmentVariable 與 URL 字面值照讀；鍵在 compose 的 env 表解到主機就是有文件證據的呼叫點；輸出寫明看不到變數主機的呼叫點</w:t>
+              <w:t xml:space="preserve">C#：有文法、正規表示式只當備援（規則 28 的延伸；grammar-backed, regex fallback）。以 tree-sitter-c-sharp 與 csharp-generic 查詢檔讀，另外看得到 HttpClient.BaseAddress／GetAsync、AddGrpcClient、Refit、MassTransit Host 等呼叫點；文法載不起來時以薄表面讀：GetConnectionString("X")、Configuration["A:B"]、GetValue、GetSection 的鍵換成環境變數拼法 A__B，GetEnvironmentVariable 與 URL 字面值照讀；鍵在 compose 的 env 表解到主機就是有文件證據的呼叫點；輸出寫明看不到變數主機的呼叫點</w:t>
             </w:r>
           </w:p>
         </w:tc>
@@ -14181,7 +14995,27 @@
               <w:jc w:val="left"/>
             </w:pPr>
             <w:r>
-              <w:t xml:space="preserve">測試樹的每一段都算（規則 2、31 的延伸）：src/it、src/integration-test、e2e、__tests__、automation-ui 底下的設定與程式碼不讀；模組路徑任何一段符合測試目錄規則就不是服務根</w:t>
+              <w:t xml:space="preserve">測試樹的每一段都算（規則 2、31 的延伸）：src/it、src/integration-test、e2e、__tests__、automation-ui 底下的設定與程式碼不讀；模組路徑任何一段符合測試目錄規則就不是服務根；工具鏈的測試檔命名（</w:t>
+            </w:r>
+            <w:r>
+              <w:rPr>
+                <w:i/>
+                <w:iCs/>
+              </w:rPr>
+              <w:t xml:space="preserve">_test.go、</w:t>
+            </w:r>
+            <w:r>
+              <w:t xml:space="preserve">.spec／</w:t>
+            </w:r>
+            <w:r>
+              <w:rPr>
+                <w:i/>
+                <w:iCs/>
+              </w:rPr>
+              <w:t xml:space="preserve">.test／</w:t>
+            </w:r>
+            <w:r>
+              <w:t xml:space="preserve">.cy.js</w:t>
             </w:r>
           </w:p>
         </w:tc>
@@ -14197,28 +15031,28 @@
               <w:jc w:val="left"/>
             </w:pPr>
             <w:r>
+              <w:t xml:space="preserve">ts）也是測試</w:t>
+            </w:r>
+          </w:p>
+        </w:tc>
+        <w:tc>
+          <w:tcPr>
+            <w:tcW w:w="640" w:type="dxa"/>
+          </w:tcPr>
+          <w:p>
+            <w:pPr>
+              <w:pStyle w:val="TableCell"/>
+              <w:keepNext/>
+              <w:ind w:firstLine="0"/>
+              <w:jc w:val="left"/>
+            </w:pPr>
+            <w:r>
               <w:t xml:space="preserve">yas</w:t>
             </w:r>
           </w:p>
         </w:tc>
         <w:tc>
           <w:tcPr>
-            <w:tcW w:w="640" w:type="dxa"/>
-          </w:tcPr>
-          <w:p>
-            <w:pPr>
-              <w:pStyle w:val="TableCell"/>
-              <w:keepNext/>
-              <w:ind w:firstLine="0"/>
-              <w:jc w:val="left"/>
-            </w:pPr>
-            <w:r>
-              <w:t xml:space="preserve">SourceScanner、ServiceRootScanner</w:t>
-            </w:r>
-          </w:p>
-        </w:tc>
-        <w:tc>
-          <w:tcPr>
             <w:tcW w:w="400" w:type="dxa"/>
           </w:tcPr>
           <w:p>
@@ -14229,7 +15063,7 @@
               <w:jc w:val="left"/>
             </w:pPr>
             <w:r>
-              <w:t xml:space="preserve">2</w:t>
+              <w:t xml:space="preserve">4</w:t>
             </w:r>
           </w:p>
         </w:tc>
@@ -14245,7 +15079,7 @@
               <w:jc w:val="left"/>
             </w:pPr>
             <w:r>
-              <w:t xml:space="preserve">123</w:t>
+              <w:t xml:space="preserve">132</w:t>
             </w:r>
           </w:p>
         </w:tc>
@@ -14403,7 +15237,7 @@
               <w:jc w:val="left"/>
             </w:pPr>
             <w:r>
-              <w:t xml:space="preserve">compose 的 build 說了哪個模組是哪個服務：build 的 context（或 dockerfile 所在目錄）對到的模組目錄就叫那個 compose 服務名，模組自己的 artifactId 等於 compose 服務名亦同；是 repo 寫的對應，不是相似度，不問人；有 k8s manifest 時 compose 名要能對到 workload 才採用</w:t>
+              <w:t xml:space="preserve">compose 的 build 說了哪個模組是哪個服務：build 的 context（或 dockerfile 所在目錄）對到的模組目錄就叫那個 compose 服務名，模組自己的 artifactId 等於 compose 服務名亦同；是 repo 寫的對應，不是相似度，不問人；有 k8s manifest 時 compose 名要能對到 workload 才採用（manifest 完全沒部署這個模組時 compose 名照用）；沒有 build: 時，image 的最後一段（去掉 tag 與變數、去掉同一 registry 路徑所有 image 共有的專案前綴）完全等於模組目錄、package.json／composer.json 的 name 或 go.mod 的模組名，也是同一件事；巢在 build context 裡、context 下沒有別的模組的模組亦同；k8s workload 的 image 同理，一個 image 由多個 workload 執行時，模組的程式碼邊歸給每一個</w:t>
             </w:r>
           </w:p>
         </w:tc>
@@ -14451,7 +15285,7 @@
               <w:jc w:val="left"/>
             </w:pPr>
             <w:r>
-              <w:t xml:space="preserve">8</w:t>
+              <w:t xml:space="preserve">16</w:t>
             </w:r>
           </w:p>
         </w:tc>
@@ -14467,7 +15301,7 @@
               <w:jc w:val="left"/>
             </w:pPr>
             <w:r>
-              <w:t xml:space="preserve">53</w:t>
+              <w:t xml:space="preserve">145</w:t>
             </w:r>
           </w:p>
         </w:tc>
@@ -14591,6 +15425,7 @@
           <w:p>
             <w:pPr>
               <w:pStyle w:val="TableCell"/>
+              <w:keepNext/>
               <w:ind w:firstLine="0"/>
               <w:jc w:val="left"/>
             </w:pPr>
@@ -14606,6 +15441,7 @@
           <w:p>
             <w:pPr>
               <w:pStyle w:val="TableCell"/>
+              <w:keepNext/>
               <w:ind w:firstLine="0"/>
               <w:jc w:val="left"/>
             </w:pPr>
@@ -14621,6 +15457,7 @@
           <w:p>
             <w:pPr>
               <w:pStyle w:val="TableCell"/>
+              <w:keepNext/>
               <w:ind w:firstLine="0"/>
               <w:jc w:val="left"/>
             </w:pPr>
@@ -14636,6 +15473,7 @@
           <w:p>
             <w:pPr>
               <w:pStyle w:val="TableCell"/>
+              <w:keepNext/>
               <w:ind w:firstLine="0"/>
               <w:jc w:val="left"/>
             </w:pPr>
@@ -14651,6 +15489,7 @@
           <w:p>
             <w:pPr>
               <w:pStyle w:val="TableCell"/>
+              <w:keepNext/>
               <w:ind w:firstLine="0"/>
               <w:jc w:val="left"/>
             </w:pPr>
@@ -14666,11 +15505,1016 @@
           <w:p>
             <w:pPr>
               <w:pStyle w:val="TableCell"/>
+              <w:keepNext/>
               <w:ind w:firstLine="0"/>
               <w:jc w:val="left"/>
             </w:pPr>
             <w:r>
               <w:t xml:space="preserve">5</w:t>
+            </w:r>
+          </w:p>
+        </w:tc>
+      </w:tr>
+      <w:tr>
+        <w:trPr>
+          <w:cantSplit/>
+        </w:trPr>
+        <w:tc>
+          <w:tcPr>
+            <w:tcW w:w="300" w:type="dxa"/>
+          </w:tcPr>
+          <w:p>
+            <w:pPr>
+              <w:pStyle w:val="TableCell"/>
+              <w:keepNext/>
+              <w:ind w:firstLine="0"/>
+              <w:jc w:val="left"/>
+            </w:pPr>
+            <w:r>
+              <w:t xml:space="preserve">47</w:t>
+            </w:r>
+          </w:p>
+        </w:tc>
+        <w:tc>
+          <w:tcPr>
+            <w:tcW w:w="2300" w:type="dxa"/>
+          </w:tcPr>
+          <w:p>
+            <w:pPr>
+              <w:pStyle w:val="TableCell"/>
+              <w:keepNext/>
+              <w:ind w:firstLine="0"/>
+              <w:jc w:val="left"/>
+            </w:pPr>
+            <w:r>
+              <w:t xml:space="preserve">呼叫點的變數沿同檔綁定解析，所有文法共用（規則 22 的通用化）：查詢檔輸出 var-binding 列（環境變數讀取＋預設值、.NET 設定鍵、字面值、scheme＋主機變數、由另一個變數衍生），呼叫點以 urlref／hostref／valueref／nameref 指名變數；取呼叫點之前最近的綁定（沒有才取之後第一個），最多三跳，結果寫回呼叫點列，出處仍是呼叫點；沒有綁定的變數不畫邊。JavaScript／TypeScript／Go／PHP 的 URL 字面值只在使用處（呼叫參數、client 選項、連線呼叫）才算</w:t>
+            </w:r>
+          </w:p>
+        </w:tc>
+        <w:tc>
+          <w:tcPr>
+            <w:tcW w:w="1000" w:type="dxa"/>
+          </w:tcPr>
+          <w:p>
+            <w:pPr>
+              <w:pStyle w:val="TableCell"/>
+              <w:keepNext/>
+              <w:ind w:firstLine="0"/>
+              <w:jc w:val="left"/>
+            </w:pPr>
+            <w:r>
+              <w:t xml:space="preserve">robot-shop、skywalking-showcase、AICS</w:t>
+            </w:r>
+          </w:p>
+        </w:tc>
+        <w:tc>
+          <w:tcPr>
+            <w:tcW w:w="640" w:type="dxa"/>
+          </w:tcPr>
+          <w:p>
+            <w:pPr>
+              <w:pStyle w:val="TableCell"/>
+              <w:keepNext/>
+              <w:ind w:firstLine="0"/>
+              <w:jc w:val="left"/>
+            </w:pPr>
+            <w:r>
+              <w:t xml:space="preserve">查詢檔、BindingResolver</w:t>
+            </w:r>
+          </w:p>
+        </w:tc>
+        <w:tc>
+          <w:tcPr>
+            <w:tcW w:w="400" w:type="dxa"/>
+          </w:tcPr>
+          <w:p>
+            <w:pPr>
+              <w:pStyle w:val="TableCell"/>
+              <w:keepNext/>
+              <w:ind w:firstLine="0"/>
+              <w:jc w:val="left"/>
+            </w:pPr>
+            <w:r>
+              <w:t xml:space="preserve">8</w:t>
+            </w:r>
+          </w:p>
+        </w:tc>
+        <w:tc>
+          <w:tcPr>
+            <w:tcW w:w="400" w:type="dxa"/>
+          </w:tcPr>
+          <w:p>
+            <w:pPr>
+              <w:pStyle w:val="TableCell"/>
+              <w:keepNext/>
+              <w:ind w:firstLine="0"/>
+              <w:jc w:val="left"/>
+            </w:pPr>
+            <w:r>
+              <w:t xml:space="preserve">218</w:t>
+            </w:r>
+          </w:p>
+        </w:tc>
+      </w:tr>
+      <w:tr>
+        <w:trPr>
+          <w:cantSplit/>
+        </w:trPr>
+        <w:tc>
+          <w:tcPr>
+            <w:tcW w:w="300" w:type="dxa"/>
+          </w:tcPr>
+          <w:p>
+            <w:pPr>
+              <w:pStyle w:val="TableCell"/>
+              <w:keepNext/>
+              <w:ind w:firstLine="0"/>
+              <w:jc w:val="left"/>
+            </w:pPr>
+            <w:r>
+              <w:t xml:space="preserve">48</w:t>
+            </w:r>
+          </w:p>
+        </w:tc>
+        <w:tc>
+          <w:tcPr>
+            <w:tcW w:w="2300" w:type="dxa"/>
+          </w:tcPr>
+          <w:p>
+            <w:pPr>
+              <w:pStyle w:val="TableCell"/>
+              <w:keepNext/>
+              <w:ind w:firstLine="0"/>
+              <w:jc w:val="left"/>
+            </w:pPr>
+            <w:r>
+              <w:t xml:space="preserve">環境變數讀取的預設值：環境沒有設這個變數時，使用處（{host: redisHost}）的任何主機形預設值、裸讀取的絕對 URL 預設值（getenv('CATALOGUE_URL') ?: 'http://catalogue:8080'）就是程式自己寫下的位址，與 ${key:default} 同理；只連到已知節點</w:t>
+            </w:r>
+          </w:p>
+        </w:tc>
+        <w:tc>
+          <w:tcPr>
+            <w:tcW w:w="1000" w:type="dxa"/>
+          </w:tcPr>
+          <w:p>
+            <w:pPr>
+              <w:pStyle w:val="TableCell"/>
+              <w:keepNext/>
+              <w:ind w:firstLine="0"/>
+              <w:jc w:val="left"/>
+            </w:pPr>
+            <w:r>
+              <w:t xml:space="preserve">robot-shop</w:t>
+            </w:r>
+          </w:p>
+        </w:tc>
+        <w:tc>
+          <w:tcPr>
+            <w:tcW w:w="640" w:type="dxa"/>
+          </w:tcPr>
+          <w:p>
+            <w:pPr>
+              <w:pStyle w:val="TableCell"/>
+              <w:keepNext/>
+              <w:ind w:firstLine="0"/>
+              <w:jc w:val="left"/>
+            </w:pPr>
+            <w:r>
+              <w:t xml:space="preserve">CodeGraphMerger</w:t>
+            </w:r>
+          </w:p>
+        </w:tc>
+        <w:tc>
+          <w:tcPr>
+            <w:tcW w:w="400" w:type="dxa"/>
+          </w:tcPr>
+          <w:p>
+            <w:pPr>
+              <w:pStyle w:val="TableCell"/>
+              <w:keepNext/>
+              <w:ind w:firstLine="0"/>
+              <w:jc w:val="left"/>
+            </w:pPr>
+            <w:r>
+              <w:t xml:space="preserve">1</w:t>
+            </w:r>
+          </w:p>
+        </w:tc>
+        <w:tc>
+          <w:tcPr>
+            <w:tcW w:w="400" w:type="dxa"/>
+          </w:tcPr>
+          <w:p>
+            <w:pPr>
+              <w:pStyle w:val="TableCell"/>
+              <w:keepNext/>
+              <w:ind w:firstLine="0"/>
+              <w:jc w:val="left"/>
+            </w:pPr>
+            <w:r>
+              <w:t xml:space="preserve">5</w:t>
+            </w:r>
+          </w:p>
+        </w:tc>
+      </w:tr>
+      <w:tr>
+        <w:trPr>
+          <w:cantSplit/>
+        </w:trPr>
+        <w:tc>
+          <w:tcPr>
+            <w:tcW w:w="300" w:type="dxa"/>
+          </w:tcPr>
+          <w:p>
+            <w:pPr>
+              <w:pStyle w:val="TableCell"/>
+              <w:keepNext/>
+              <w:ind w:firstLine="0"/>
+              <w:jc w:val="left"/>
+            </w:pPr>
+            <w:r>
+              <w:t xml:space="preserve">49</w:t>
+            </w:r>
+          </w:p>
+        </w:tc>
+        <w:tc>
+          <w:tcPr>
+            <w:tcW w:w="2300" w:type="dxa"/>
+          </w:tcPr>
+          <w:p>
+            <w:pPr>
+              <w:pStyle w:val="TableCell"/>
+              <w:keepNext/>
+              <w:ind w:firstLine="0"/>
+              <w:jc w:val="left"/>
+            </w:pPr>
+            <w:r>
+              <w:t xml:space="preserve">註冊中心名稱列出、不猜：交給 dial 的裸名稱（dialer.Dial("srv-rate")），以及經函式參數一路傳到 dial 的字面值（s.initRateClient("srv-rate")，同檔固定點），由 Consul／etcd 在執行期解析；列為殘餘與 alias question，永遠不畫成節點</w:t>
+            </w:r>
+          </w:p>
+        </w:tc>
+        <w:tc>
+          <w:tcPr>
+            <w:tcW w:w="1000" w:type="dxa"/>
+          </w:tcPr>
+          <w:p>
+            <w:pPr>
+              <w:pStyle w:val="TableCell"/>
+              <w:keepNext/>
+              <w:ind w:firstLine="0"/>
+              <w:jc w:val="left"/>
+            </w:pPr>
+            <w:r>
+              <w:t xml:space="preserve">hotelReservation</w:t>
+            </w:r>
+          </w:p>
+        </w:tc>
+        <w:tc>
+          <w:tcPr>
+            <w:tcW w:w="640" w:type="dxa"/>
+          </w:tcPr>
+          <w:p>
+            <w:pPr>
+              <w:pStyle w:val="TableCell"/>
+              <w:keepNext/>
+              <w:ind w:firstLine="0"/>
+              <w:jc w:val="left"/>
+            </w:pPr>
+            <w:r>
+              <w:t xml:space="preserve">查詢檔、TreeSitterExtractor、CodeGraphMerger</w:t>
+            </w:r>
+          </w:p>
+        </w:tc>
+        <w:tc>
+          <w:tcPr>
+            <w:tcW w:w="400" w:type="dxa"/>
+          </w:tcPr>
+          <w:p>
+            <w:pPr>
+              <w:pStyle w:val="TableCell"/>
+              <w:keepNext/>
+              <w:ind w:firstLine="0"/>
+              <w:jc w:val="left"/>
+            </w:pPr>
+            <w:r>
+              <w:t xml:space="preserve">1</w:t>
+            </w:r>
+          </w:p>
+        </w:tc>
+        <w:tc>
+          <w:tcPr>
+            <w:tcW w:w="400" w:type="dxa"/>
+          </w:tcPr>
+          <w:p>
+            <w:pPr>
+              <w:pStyle w:val="TableCell"/>
+              <w:keepNext/>
+              <w:ind w:firstLine="0"/>
+              <w:jc w:val="left"/>
+            </w:pPr>
+            <w:r>
+              <w:t xml:space="preserve">9</w:t>
+            </w:r>
+          </w:p>
+        </w:tc>
+      </w:tr>
+      <w:tr>
+        <w:trPr>
+          <w:cantSplit/>
+        </w:trPr>
+        <w:tc>
+          <w:tcPr>
+            <w:tcW w:w="300" w:type="dxa"/>
+          </w:tcPr>
+          <w:p>
+            <w:pPr>
+              <w:pStyle w:val="TableCell"/>
+              <w:keepNext/>
+              <w:ind w:firstLine="0"/>
+              <w:jc w:val="left"/>
+            </w:pPr>
+            <w:r>
+              <w:t xml:space="preserve">50</w:t>
+            </w:r>
+          </w:p>
+        </w:tc>
+        <w:tc>
+          <w:tcPr>
+            <w:tcW w:w="2300" w:type="dxa"/>
+          </w:tcPr>
+          <w:p>
+            <w:pPr>
+              <w:pStyle w:val="TableCell"/>
+              <w:keepNext/>
+              <w:ind w:firstLine="0"/>
+              <w:jc w:val="left"/>
+            </w:pPr>
+            <w:r>
+              <w:t xml:space="preserve">模組裡的 dotenv 檔（.env、.env.&lt;mode&gt;；旁邊沒有 compose 檔）是該模組自己的環境，與 Dockerfile ENV 同一個範圍；範本（.sample、.example）不是環境，loopback 值不算</w:t>
+            </w:r>
+          </w:p>
+        </w:tc>
+        <w:tc>
+          <w:tcPr>
+            <w:tcW w:w="1000" w:type="dxa"/>
+          </w:tcPr>
+          <w:p>
+            <w:pPr>
+              <w:pStyle w:val="TableCell"/>
+              <w:keepNext/>
+              <w:ind w:firstLine="0"/>
+              <w:jc w:val="left"/>
+            </w:pPr>
+            <w:r>
+              <w:t xml:space="preserve">yas</w:t>
+            </w:r>
+          </w:p>
+        </w:tc>
+        <w:tc>
+          <w:tcPr>
+            <w:tcW w:w="640" w:type="dxa"/>
+          </w:tcPr>
+          <w:p>
+            <w:pPr>
+              <w:pStyle w:val="TableCell"/>
+              <w:keepNext/>
+              <w:ind w:firstLine="0"/>
+              <w:jc w:val="left"/>
+            </w:pPr>
+            <w:r>
+              <w:t xml:space="preserve">ConfigExtractor</w:t>
+            </w:r>
+          </w:p>
+        </w:tc>
+        <w:tc>
+          <w:tcPr>
+            <w:tcW w:w="400" w:type="dxa"/>
+          </w:tcPr>
+          <w:p>
+            <w:pPr>
+              <w:pStyle w:val="TableCell"/>
+              <w:keepNext/>
+              <w:ind w:firstLine="0"/>
+              <w:jc w:val="left"/>
+            </w:pPr>
+            <w:r>
+              <w:t xml:space="preserve">1</w:t>
+            </w:r>
+          </w:p>
+        </w:tc>
+        <w:tc>
+          <w:tcPr>
+            <w:tcW w:w="400" w:type="dxa"/>
+          </w:tcPr>
+          <w:p>
+            <w:pPr>
+              <w:pStyle w:val="TableCell"/>
+              <w:keepNext/>
+              <w:ind w:firstLine="0"/>
+              <w:jc w:val="left"/>
+            </w:pPr>
+            <w:r>
+              <w:t xml:space="preserve">2</w:t>
+            </w:r>
+          </w:p>
+        </w:tc>
+      </w:tr>
+      <w:tr>
+        <w:trPr>
+          <w:cantSplit/>
+        </w:trPr>
+        <w:tc>
+          <w:tcPr>
+            <w:tcW w:w="300" w:type="dxa"/>
+          </w:tcPr>
+          <w:p>
+            <w:pPr>
+              <w:pStyle w:val="TableCell"/>
+              <w:keepNext/>
+              <w:ind w:firstLine="0"/>
+              <w:jc w:val="left"/>
+            </w:pPr>
+            <w:r>
+              <w:t xml:space="preserve">51</w:t>
+            </w:r>
+          </w:p>
+        </w:tc>
+        <w:tc>
+          <w:tcPr>
+            <w:tcW w:w="2300" w:type="dxa"/>
+          </w:tcPr>
+          <w:p>
+            <w:pPr>
+              <w:pStyle w:val="TableCell"/>
+              <w:keepNext/>
+              <w:ind w:firstLine="0"/>
+              <w:jc w:val="left"/>
+            </w:pPr>
+            <w:r>
+              <w:t xml:space="preserve">HTML 頁面以 &lt;script src&gt; 載入的腳本在瀏覽器執行：它的呼叫（Google API、CDN）是瀏覽器的，不是提供頁面的容器的，不畫邊；只載入 bundle 的單頁應用不受影響</w:t>
+            </w:r>
+          </w:p>
+        </w:tc>
+        <w:tc>
+          <w:tcPr>
+            <w:tcW w:w="1000" w:type="dxa"/>
+          </w:tcPr>
+          <w:p>
+            <w:pPr>
+              <w:pStyle w:val="TableCell"/>
+              <w:keepNext/>
+              <w:ind w:firstLine="0"/>
+              <w:jc w:val="left"/>
+            </w:pPr>
+            <w:r>
+              <w:t xml:space="preserve">AICS</w:t>
+            </w:r>
+          </w:p>
+        </w:tc>
+        <w:tc>
+          <w:tcPr>
+            <w:tcW w:w="640" w:type="dxa"/>
+          </w:tcPr>
+          <w:p>
+            <w:pPr>
+              <w:pStyle w:val="TableCell"/>
+              <w:keepNext/>
+              <w:ind w:firstLine="0"/>
+              <w:jc w:val="left"/>
+            </w:pPr>
+            <w:r>
+              <w:t xml:space="preserve">TreeSitterExtractor</w:t>
+            </w:r>
+          </w:p>
+        </w:tc>
+        <w:tc>
+          <w:tcPr>
+            <w:tcW w:w="400" w:type="dxa"/>
+          </w:tcPr>
+          <w:p>
+            <w:pPr>
+              <w:pStyle w:val="TableCell"/>
+              <w:keepNext/>
+              <w:ind w:firstLine="0"/>
+              <w:jc w:val="left"/>
+            </w:pPr>
+            <w:r>
+              <w:t xml:space="preserve">6</w:t>
+            </w:r>
+          </w:p>
+        </w:tc>
+        <w:tc>
+          <w:tcPr>
+            <w:tcW w:w="400" w:type="dxa"/>
+          </w:tcPr>
+          <w:p>
+            <w:pPr>
+              <w:pStyle w:val="TableCell"/>
+              <w:keepNext/>
+              <w:ind w:firstLine="0"/>
+              <w:jc w:val="left"/>
+            </w:pPr>
+            <w:r>
+              <w:t xml:space="preserve">166</w:t>
+            </w:r>
+          </w:p>
+        </w:tc>
+      </w:tr>
+      <w:tr>
+        <w:trPr>
+          <w:cantSplit/>
+        </w:trPr>
+        <w:tc>
+          <w:tcPr>
+            <w:tcW w:w="300" w:type="dxa"/>
+          </w:tcPr>
+          <w:p>
+            <w:pPr>
+              <w:pStyle w:val="TableCell"/>
+              <w:keepNext/>
+              <w:ind w:firstLine="0"/>
+              <w:jc w:val="left"/>
+            </w:pPr>
+            <w:r>
+              <w:t xml:space="preserve">52</w:t>
+            </w:r>
+          </w:p>
+        </w:tc>
+        <w:tc>
+          <w:tcPr>
+            <w:tcW w:w="2300" w:type="dxa"/>
+          </w:tcPr>
+          <w:p>
+            <w:pPr>
+              <w:pStyle w:val="TableCell"/>
+              <w:keepNext/>
+              <w:ind w:firstLine="0"/>
+              <w:jc w:val="left"/>
+            </w:pPr>
+            <w:r>
+              <w:t xml:space="preserve">Helm chart 先渲染再讀：內建 Go template 子集（.Values／.Chart／.Release、include／define、if／with／range、常用函式），release 名視為未知；有 else 的 if 照預設值選，沒有 else 而開關預設 false 的保留，空值守門的不保留；file:// 依賴與 charts/ 子 chart 用父 chart 的值渲染；讀不了的描述檔記入 ledger，不再靜默略過。渲染出的 chart 只有在沒有一般 manifest、也沒有 Compose 時才是詞彙表，否則只連到已知節點</w:t>
+            </w:r>
+          </w:p>
+        </w:tc>
+        <w:tc>
+          <w:tcPr>
+            <w:tcW w:w="1000" w:type="dxa"/>
+          </w:tcPr>
+          <w:p>
+            <w:pPr>
+              <w:pStyle w:val="TableCell"/>
+              <w:keepNext/>
+              <w:ind w:firstLine="0"/>
+              <w:jc w:val="left"/>
+            </w:pPr>
+            <w:r>
+              <w:t xml:space="preserve">skywalking-showcase、yas、hotelReservation</w:t>
+            </w:r>
+          </w:p>
+        </w:tc>
+        <w:tc>
+          <w:tcPr>
+            <w:tcW w:w="640" w:type="dxa"/>
+          </w:tcPr>
+          <w:p>
+            <w:pPr>
+              <w:pStyle w:val="TableCell"/>
+              <w:keepNext/>
+              <w:ind w:firstLine="0"/>
+              <w:jc w:val="left"/>
+            </w:pPr>
+            <w:r>
+              <w:t xml:space="preserve">HelmChartRenderer、ConfigExtractor、CodeGraphMerger</w:t>
+            </w:r>
+          </w:p>
+        </w:tc>
+        <w:tc>
+          <w:tcPr>
+            <w:tcW w:w="400" w:type="dxa"/>
+          </w:tcPr>
+          <w:p>
+            <w:pPr>
+              <w:pStyle w:val="TableCell"/>
+              <w:keepNext/>
+              <w:ind w:firstLine="0"/>
+              <w:jc w:val="left"/>
+            </w:pPr>
+            <w:r>
+              <w:t xml:space="preserve">7</w:t>
+            </w:r>
+          </w:p>
+        </w:tc>
+        <w:tc>
+          <w:tcPr>
+            <w:tcW w:w="400" w:type="dxa"/>
+          </w:tcPr>
+          <w:p>
+            <w:pPr>
+              <w:pStyle w:val="TableCell"/>
+              <w:keepNext/>
+              <w:ind w:firstLine="0"/>
+              <w:jc w:val="left"/>
+            </w:pPr>
+            <w:r>
+              <w:t xml:space="preserve">281</w:t>
+            </w:r>
+          </w:p>
+        </w:tc>
+      </w:tr>
+      <w:tr>
+        <w:trPr>
+          <w:cantSplit/>
+        </w:trPr>
+        <w:tc>
+          <w:tcPr>
+            <w:tcW w:w="300" w:type="dxa"/>
+          </w:tcPr>
+          <w:p>
+            <w:pPr>
+              <w:pStyle w:val="TableCell"/>
+              <w:keepNext/>
+              <w:ind w:firstLine="0"/>
+              <w:jc w:val="left"/>
+            </w:pPr>
+            <w:r>
+              <w:t xml:space="preserve">53</w:t>
+            </w:r>
+          </w:p>
+        </w:tc>
+        <w:tc>
+          <w:tcPr>
+            <w:tcW w:w="2300" w:type="dxa"/>
+          </w:tcPr>
+          <w:p>
+            <w:pPr>
+              <w:pStyle w:val="TableCell"/>
+              <w:keepNext/>
+              <w:ind w:firstLine="0"/>
+              <w:jc w:val="left"/>
+            </w:pPr>
+            <w:r>
+              <w:t xml:space="preserve">容器的命令列也是佈線：Compose 的 command／entrypoint 與 k8s 的 command／args 裡的 URL、host:port，以及 -h 或名字表示主機的 flag 後面的主機（裸單字須是部署宣告過的名字），與環境變數同等分級；規則 35 因此看得到真正的目標，不再畫只表示啟動順序的 depends_on</w:t>
+            </w:r>
+          </w:p>
+        </w:tc>
+        <w:tc>
+          <w:tcPr>
+            <w:tcW w:w="1000" w:type="dxa"/>
+          </w:tcPr>
+          <w:p>
+            <w:pPr>
+              <w:pStyle w:val="TableCell"/>
+              <w:keepNext/>
+              <w:ind w:firstLine="0"/>
+              <w:jc w:val="left"/>
+            </w:pPr>
+            <w:r>
+              <w:t xml:space="preserve">skywalking-showcase</w:t>
+            </w:r>
+          </w:p>
+        </w:tc>
+        <w:tc>
+          <w:tcPr>
+            <w:tcW w:w="640" w:type="dxa"/>
+          </w:tcPr>
+          <w:p>
+            <w:pPr>
+              <w:pStyle w:val="TableCell"/>
+              <w:keepNext/>
+              <w:ind w:firstLine="0"/>
+              <w:jc w:val="left"/>
+            </w:pPr>
+            <w:r>
+              <w:t xml:space="preserve">ConfigExtractor、CodeGraphMerger</w:t>
+            </w:r>
+          </w:p>
+        </w:tc>
+        <w:tc>
+          <w:tcPr>
+            <w:tcW w:w="400" w:type="dxa"/>
+          </w:tcPr>
+          <w:p>
+            <w:pPr>
+              <w:pStyle w:val="TableCell"/>
+              <w:keepNext/>
+              <w:ind w:firstLine="0"/>
+              <w:jc w:val="left"/>
+            </w:pPr>
+            <w:r>
+              <w:t xml:space="preserve">3</w:t>
+            </w:r>
+          </w:p>
+        </w:tc>
+        <w:tc>
+          <w:tcPr>
+            <w:tcW w:w="400" w:type="dxa"/>
+          </w:tcPr>
+          <w:p>
+            <w:pPr>
+              <w:pStyle w:val="TableCell"/>
+              <w:keepNext/>
+              <w:ind w:firstLine="0"/>
+              <w:jc w:val="left"/>
+            </w:pPr>
+            <w:r>
+              <w:t xml:space="preserve">23</w:t>
+            </w:r>
+          </w:p>
+        </w:tc>
+      </w:tr>
+      <w:tr>
+        <w:trPr>
+          <w:cantSplit/>
+        </w:trPr>
+        <w:tc>
+          <w:tcPr>
+            <w:tcW w:w="300" w:type="dxa"/>
+          </w:tcPr>
+          <w:p>
+            <w:pPr>
+              <w:pStyle w:val="TableCell"/>
+              <w:keepNext/>
+              <w:ind w:firstLine="0"/>
+              <w:jc w:val="left"/>
+            </w:pPr>
+            <w:r>
+              <w:t xml:space="preserve">54</w:t>
+            </w:r>
+          </w:p>
+        </w:tc>
+        <w:tc>
+          <w:tcPr>
+            <w:tcW w:w="2300" w:type="dxa"/>
+          </w:tcPr>
+          <w:p>
+            <w:pPr>
+              <w:pStyle w:val="TableCell"/>
+              <w:keepNext/>
+              <w:ind w:firstLine="0"/>
+              <w:jc w:val="left"/>
+            </w:pPr>
+            <w:r>
+              <w:t xml:space="preserve">namespace 決定身分：沒有 metadata.namespace 的 manifest 進 repo 自己的部署腳本 kubectl apply -f &lt;檔&gt; -n &lt;ns&gt; 指定的 namespace；同一個 Service 名出現在兩個 namespace 時（且只在這時）寫成 name.namespace，短名在讀取者自己的 namespace 解析（k8s DNS 的語意），放不進任何 namespace 的同名 workload 不成節點</w:t>
+            </w:r>
+          </w:p>
+        </w:tc>
+        <w:tc>
+          <w:tcPr>
+            <w:tcW w:w="1000" w:type="dxa"/>
+          </w:tcPr>
+          <w:p>
+            <w:pPr>
+              <w:pStyle w:val="TableCell"/>
+              <w:keepNext/>
+              <w:ind w:firstLine="0"/>
+              <w:jc w:val="left"/>
+            </w:pPr>
+            <w:r>
+              <w:t xml:space="preserve">travels</w:t>
+            </w:r>
+          </w:p>
+        </w:tc>
+        <w:tc>
+          <w:tcPr>
+            <w:tcW w:w="640" w:type="dxa"/>
+          </w:tcPr>
+          <w:p>
+            <w:pPr>
+              <w:pStyle w:val="TableCell"/>
+              <w:keepNext/>
+              <w:ind w:firstLine="0"/>
+              <w:jc w:val="left"/>
+            </w:pPr>
+            <w:r>
+              <w:t xml:space="preserve">ConfigExtractor、CodeGraphMerger</w:t>
+            </w:r>
+          </w:p>
+        </w:tc>
+        <w:tc>
+          <w:tcPr>
+            <w:tcW w:w="400" w:type="dxa"/>
+          </w:tcPr>
+          <w:p>
+            <w:pPr>
+              <w:pStyle w:val="TableCell"/>
+              <w:keepNext/>
+              <w:ind w:firstLine="0"/>
+              <w:jc w:val="left"/>
+            </w:pPr>
+            <w:r>
+              <w:t xml:space="preserve">2</w:t>
+            </w:r>
+          </w:p>
+        </w:tc>
+        <w:tc>
+          <w:tcPr>
+            <w:tcW w:w="400" w:type="dxa"/>
+          </w:tcPr>
+          <w:p>
+            <w:pPr>
+              <w:pStyle w:val="TableCell"/>
+              <w:keepNext/>
+              <w:ind w:firstLine="0"/>
+              <w:jc w:val="left"/>
+            </w:pPr>
+            <w:r>
+              <w:t xml:space="preserve">13</w:t>
+            </w:r>
+          </w:p>
+        </w:tc>
+      </w:tr>
+      <w:tr>
+        <w:trPr>
+          <w:cantSplit/>
+        </w:trPr>
+        <w:tc>
+          <w:tcPr>
+            <w:tcW w:w="300" w:type="dxa"/>
+          </w:tcPr>
+          <w:p>
+            <w:pPr>
+              <w:pStyle w:val="TableCell"/>
+              <w:keepNext/>
+              <w:ind w:firstLine="0"/>
+              <w:jc w:val="left"/>
+            </w:pPr>
+            <w:r>
+              <w:t xml:space="preserve">55</w:t>
+            </w:r>
+          </w:p>
+        </w:tc>
+        <w:tc>
+          <w:tcPr>
+            <w:tcW w:w="2300" w:type="dxa"/>
+          </w:tcPr>
+          <w:p>
+            <w:pPr>
+              <w:pStyle w:val="TableCell"/>
+              <w:keepNext/>
+              <w:ind w:firstLine="0"/>
+              <w:jc w:val="left"/>
+            </w:pPr>
+            <w:r>
+              <w:t xml:space="preserve">一個值列出多個位址：以 ,、;、空白分開的 URL／host:port 各是一個目標，夾在中間的標籤不算；名字只差在數字的副本（nacos-0、nacos-1）仍是一個叢集（規則 27）；程式讀這個變數時每個位址各一條邊</w:t>
+            </w:r>
+          </w:p>
+        </w:tc>
+        <w:tc>
+          <w:tcPr>
+            <w:tcW w:w="1000" w:type="dxa"/>
+          </w:tcPr>
+          <w:p>
+            <w:pPr>
+              <w:pStyle w:val="TableCell"/>
+              <w:keepNext/>
+              <w:ind w:firstLine="0"/>
+              <w:jc w:val="left"/>
+            </w:pPr>
+            <w:r>
+              <w:t xml:space="preserve">travels</w:t>
+            </w:r>
+          </w:p>
+        </w:tc>
+        <w:tc>
+          <w:tcPr>
+            <w:tcW w:w="640" w:type="dxa"/>
+          </w:tcPr>
+          <w:p>
+            <w:pPr>
+              <w:pStyle w:val="TableCell"/>
+              <w:keepNext/>
+              <w:ind w:firstLine="0"/>
+              <w:jc w:val="left"/>
+            </w:pPr>
+            <w:r>
+              <w:t xml:space="preserve">ConfigExtractor、CodeGraphMerger</w:t>
+            </w:r>
+          </w:p>
+        </w:tc>
+        <w:tc>
+          <w:tcPr>
+            <w:tcW w:w="400" w:type="dxa"/>
+          </w:tcPr>
+          <w:p>
+            <w:pPr>
+              <w:pStyle w:val="TableCell"/>
+              <w:keepNext/>
+              <w:ind w:firstLine="0"/>
+              <w:jc w:val="left"/>
+            </w:pPr>
+            <w:r>
+              <w:t xml:space="preserve">4</w:t>
+            </w:r>
+          </w:p>
+        </w:tc>
+        <w:tc>
+          <w:tcPr>
+            <w:tcW w:w="400" w:type="dxa"/>
+          </w:tcPr>
+          <w:p>
+            <w:pPr>
+              <w:pStyle w:val="TableCell"/>
+              <w:keepNext/>
+              <w:ind w:firstLine="0"/>
+              <w:jc w:val="left"/>
+            </w:pPr>
+            <w:r>
+              <w:t xml:space="preserve">41</w:t>
+            </w:r>
+          </w:p>
+        </w:tc>
+      </w:tr>
+      <w:tr>
+        <w:trPr>
+          <w:cantSplit/>
+        </w:trPr>
+        <w:tc>
+          <w:tcPr>
+            <w:tcW w:w="300" w:type="dxa"/>
+          </w:tcPr>
+          <w:p>
+            <w:pPr>
+              <w:pStyle w:val="TableCell"/>
+              <w:ind w:firstLine="0"/>
+              <w:jc w:val="left"/>
+            </w:pPr>
+            <w:r>
+              <w:t xml:space="preserve">56</w:t>
+            </w:r>
+          </w:p>
+        </w:tc>
+        <w:tc>
+          <w:tcPr>
+            <w:tcW w:w="2300" w:type="dxa"/>
+          </w:tcPr>
+          <w:p>
+            <w:pPr>
+              <w:pStyle w:val="TableCell"/>
+              <w:ind w:firstLine="0"/>
+              <w:jc w:val="left"/>
+            </w:pPr>
+            <w:r>
+              <w:t xml:space="preserve">入口路由：Istio Gateway 的 selector 指出入口 workload（istio: ingressgateway → istio-ingressgateway），綁到 Gateway 的 VirtualService 的每個 destination 是一條邊；只綁 mesh 的 VirtualService 是網格內的流量調整，不是邊。APISIX standalone 設定（routes／upstreams 的 nodes）是反向代理的上游表；repo 裡不屬於任何模組、只被一個 Compose 服務以 volumes 掛載的檔案，歸那個服務</w:t>
+            </w:r>
+          </w:p>
+        </w:tc>
+        <w:tc>
+          <w:tcPr>
+            <w:tcW w:w="1000" w:type="dxa"/>
+          </w:tcPr>
+          <w:p>
+            <w:pPr>
+              <w:pStyle w:val="TableCell"/>
+              <w:ind w:firstLine="0"/>
+              <w:jc w:val="left"/>
+            </w:pPr>
+            <w:r>
+              <w:t xml:space="preserve">AICS、skywalking-showcase、Online Boutique</w:t>
+            </w:r>
+          </w:p>
+        </w:tc>
+        <w:tc>
+          <w:tcPr>
+            <w:tcW w:w="640" w:type="dxa"/>
+          </w:tcPr>
+          <w:p>
+            <w:pPr>
+              <w:pStyle w:val="TableCell"/>
+              <w:ind w:firstLine="0"/>
+              <w:jc w:val="left"/>
+            </w:pPr>
+            <w:r>
+              <w:t xml:space="preserve">ConfigExtractor、CodeGraphMerger</w:t>
+            </w:r>
+          </w:p>
+        </w:tc>
+        <w:tc>
+          <w:tcPr>
+            <w:tcW w:w="400" w:type="dxa"/>
+          </w:tcPr>
+          <w:p>
+            <w:pPr>
+              <w:pStyle w:val="TableCell"/>
+              <w:ind w:firstLine="0"/>
+              <w:jc w:val="left"/>
+            </w:pPr>
+            <w:r>
+              <w:t xml:space="preserve">6</w:t>
+            </w:r>
+          </w:p>
+        </w:tc>
+        <w:tc>
+          <w:tcPr>
+            <w:tcW w:w="400" w:type="dxa"/>
+          </w:tcPr>
+          <w:p>
+            <w:pPr>
+              <w:pStyle w:val="TableCell"/>
+              <w:ind w:firstLine="0"/>
+              <w:jc w:val="left"/>
+            </w:pPr>
+            <w:r>
+              <w:t xml:space="preserve">101</w:t>
             </w:r>
           </w:p>
         </w:tc>
@@ -14687,7 +16531,7 @@
         <w:pStyle w:val="BodyText"/>
       </w:pPr>
       <w:r>
-        <w:t xml:space="preserve">第 1 至 9 條來自六個新系統的第一輪差異（第 IV-C 節「規則的來源」），第 10 條來自 Bank of Anthos 與 train-ticket 的回歸測試，第 11 至 13 條來自第三方參考邊集合的對照，第 14 條來自追查 Online Boutique 的 recall。第 15 至 23 條來自第二輪：先對七個系統剩下的漏邊與錯邊逐條追到形狀（第 15 至 18、23 條），再以一個未曾見過的私有 Istio 多 repo 系統（13 個 repo，Python）當對照（第 19 至 22 條）。每一條新增後，既有系統的節點與邊都逐項重算，確認沒有退步：Bank of Anthos 與 train-ticket 逐邊不變，第三方參考邊集合的吻合率維持 93/95。第 24 至 35 條來自第三輪：先把規則 1 至 23 原封不動地跑在三個未曾見過的開源系統上（opentelemetry-demo、mall-swarm、DeathStarBench hotelReservation；作者另行整理參考邊集合），得到 P 0.73、R 0.70——前兩輪的規則沒有一條轉移過去；再對 24 條錯邊與 28 條漏邊逐條追到形狀。新增後三系統合計 P 0.99、R 0.89（hotelReservation 剩下的 9 條漏邊是 Go 經 Consul 註冊名解析的呼叫，程式碼與部署檔都沒有主機名，是已記錄的邊界），但這個數字已不是 hold-out 結果：規則是在這三個系統上歸納的。既有系統的回歸同前：Bank of Anthos 逐邊不變、train-ticket 少一條 Swagger 中繼資料造成的假外部邊、第三方吻合率維持 93/95、七個歸納系統的 precision 全部維持 1.00。第 36 至 46 條來自第四輪：規則 1 至 35 原封不動地跑在第二組未曾見過的系統上（nashtech-garage/yas，Spring Boot 3 ＋ BFF ＋ Keycloak ＋ Kafka；aspnetrun/run-aspnetcore-microservices，.NET 8 全 C#），得到 yas P 0.68、R 0.81，.NET 系統 P 0.00、R 0.00——後者 13 條畫出的邊有 11 條只差在名字：compose 服務叫 catalog.api，工具把含點的名字都在第一個點截斷。逐條追到形狀後新增 11 條，之後 .NET 系統 P 1.00、R 1.00，yas P 0.83、R 0.96（剩下的錯邊是 compose 把位址交給了不呼叫它的服務，與瀏覽器導回網址；剩下的漏邊是 Debezium connector 設定、Next.js SSR 與 nginx 的 server_name，均記為邊界）。回歸：七個歸納系統邊逐條相同、Bank of Anthos 與 train-ticket 逐邊不變、第三方吻合率 93/95 不變（ewolff/microservice 工具多畫的兩種拼法併成一種）、第一組 hold-out 與私有系統的分數逐邊不變。過程中兩次差點退步（TeaStore 的 artifactId 撞上 compose 服務名、私有系統的「系統對外位址」被當成外部呼叫）都由回歸抓到並改掉。</w:t>
+        <w:t xml:space="preserve">第 1 至 9 條來自六個新系統的第一輪差異（第 IV-C 節「規則的來源」），第 10 條來自 Bank of Anthos 與 train-ticket 的回歸測試，第 11 至 13 條來自第三方參考邊集合的對照，第 14 條來自追查 Online Boutique 的 recall。第 15 至 23 條來自第二輪：先對七個系統剩下的漏邊與錯邊逐條追到形狀（第 15 至 18、23 條），再以一個未曾見過的私有 Istio 多 repo 系統（13 個 repo，Python）當對照（第 19 至 22 條）。每一條新增後，既有系統的節點與邊都逐項重算，確認沒有退步：Bank of Anthos 與 train-ticket 逐邊不變，第三方參考邊集合的吻合率維持 93/95。第 24 至 35 條來自第三輪：先把規則 1 至 23 原封不動地跑在三個未曾見過的開源系統上（opentelemetry-demo、mall-swarm、DeathStarBench hotelReservation；作者另行整理參考邊集合），得到 P 0.73、R 0.70——前兩輪的規則沒有一條轉移過去；再對 24 條錯邊與 28 條漏邊逐條追到形狀。新增後三系統合計 P 0.99、R 0.89（hotelReservation 剩下的 9 條漏邊是 Go 經 Consul 註冊名解析的呼叫，程式碼與部署檔都沒有主機名，是已記錄的邊界），但這個數字已不是 hold-out 結果：規則是在這三個系統上歸納的。既有系統的回歸同前：Bank of Anthos 逐邊不變、train-ticket 少一條 Swagger 中繼資料造成的假外部邊、第三方吻合率維持 93/95、七個歸納系統的 precision 全部維持 1.00。第 36 至 46 條來自第四輪：規則 1 至 35 原封不動地跑在第二組未曾見過的系統上（nashtech-garage/yas，Spring Boot 3 ＋ BFF ＋ Keycloak ＋ Kafka；aspnetrun/run-aspnetcore-microservices，.NET 8 全 C#），得到 yas P 0.68、R 0.81，.NET 系統 P 0.00、R 0.00——後者 13 條畫出的邊有 11 條只差在名字：compose 服務叫 catalog.api，工具把含點的名字都在第一個點截斷。逐條追到形狀後新增 11 條，之後 .NET 系統 P 1.00、R 1.00，yas P 0.83、R 0.96（剩下的錯邊是 compose 把位址交給了不呼叫它的服務，與瀏覽器導回網址；剩下的漏邊是 Debezium connector 設定、Next.js SSR 與 nginx 的 server_name，均記為邊界）。回歸：七個歸納系統邊逐條相同、Bank of Anthos 與 train-ticket 逐邊不變、第三方吻合率 93/95 不變（ewolff/microservice 工具多畫的兩種拼法併成一種）、第一組 hold-out 與私有系統的分數逐邊不變。過程中兩次差點退步（TeaStore 的 artifactId 撞上 compose 服務名、私有系統的「系統對外位址」被當成外部呼叫）都由回歸抓到並改掉。第 47 至 56 條來自第五輪：規則 1 至 46 原封不動地跑在第三組未曾見過的系統上（kiali/demos 的 travels，Go；apache/skywalking-showcase，多語言＋整套 Helm chart），得到 travels P 1.00、R 0.84，skywalking-showcase P 0.08、R 0.25；同時把原本由 LLM 讀或以正規表示式薄表面讀的六種語言換成 tree-sitter 文法（JavaScript、TypeScript、Go、PHP、Kotlin、C#，六個文法的 linux x86_64 原生函式庫都在 jar 裡，並在 linux/amd64 容器裡實際載入過）。新增的 10 條都是機制（綁定解析、預設值、註冊名稱、dotenv、瀏覽器腳本、Helm 渲染、命令列位址、namespace 身分、多位址值、入口路由），沒有新增任何名稱、主機或套件的對照表；規則 2、5、25、36、42、44 各擴充一句，規則 28、40 改為「有文法、正規表示式只當備援」。之後 travels P 0.95、R 1.00（剩下 1 條錯邊是同一個入口網站映像由三個 Deployment 以三個名字執行，模組名對不上），skywalking-showcase P 0.44、R 1.00（剩下的錯邊是只表示啟動順序的 depends_on 與一個沒人注入的 RestTemplate bean）。統一參考邊集合的慣例：AICS 一直把 Istio 入口路由列為 control，歸納組三個附有綁 Gateway 之 VirtualService 的系統各補一列；travels 的兩個同名 travels 依第 54 條寫成 name.namespace。回歸：七個歸納系統 P、R 全部 1.00（robot-shop 的 cart → catalogue（Node）與 ratings → catalogue（PHP）補上）、Bank of Anthos 12 條不變另加 1 條入口路由、train-ticket 120 → 158（多的 38 條全是 trainticket-gateway 的入口路由）、第三方吻合率 93/95 不變、第一組與第二組 hold-out 分數逐邊不變（0.99/0.89、0.85/0.97）、私有系統 0.89/0.63 → 0.90/0.76（多的是入口路由；瀏覽器腳本的 Google API 呼叫由第 51 條擋下，沒有新增錯邊）。</w:t>
       </w:r>
     </w:p>
     <w:p>
